--- a/4-质量管理/运行记录类文件/040209-运维服务质量管理计划.docx
+++ b/4-质量管理/运行记录类文件/040209-运维服务质量管理计划.docx
@@ -1,6 +1,6 @@
 
 <file path=word/document.xml><?xml version="1.0" encoding="utf-8"?>
-<w:document xmlns:wpc="http://schemas.microsoft.com/office/word/2010/wordprocessingCanvas" xmlns:cx="http://schemas.microsoft.com/office/drawing/2014/chartex" xmlns:cx1="http://schemas.microsoft.com/office/drawing/2015/9/8/chartex" xmlns:cx2="http://schemas.microsoft.com/office/drawing/2015/10/21/chartex" xmlns:cx3="http://schemas.microsoft.com/office/drawing/2016/5/9/chartex" xmlns:cx4="http://schemas.microsoft.com/office/drawing/2016/5/10/chartex" xmlns:cx5="http://schemas.microsoft.com/office/drawing/2016/5/11/chartex" xmlns:cx6="http://schemas.microsoft.com/office/drawing/2016/5/12/chartex" xmlns:cx7="http://schemas.microsoft.com/office/drawing/2016/5/13/chartex" xmlns:cx8="http://schemas.microsoft.com/office/drawing/2016/5/14/chartex" xmlns:mc="http://schemas.openxmlformats.org/markup-compatibility/2006" xmlns:aink="http://schemas.microsoft.com/office/drawing/2016/ink" xmlns:am3d="http://schemas.microsoft.com/office/drawing/2017/model3d" xmlns:o="urn:schemas-microsoft-com:office:office" xmlns:oel="http://schemas.microsoft.com/office/2019/extlst" xmlns:r="http://schemas.openxmlformats.org/officeDocument/2006/relationships" xmlns:m="http://schemas.openxmlformats.org/officeDocument/2006/math" xmlns:v="urn:schemas-microsoft-com:vml" xmlns:wp14="http://schemas.microsoft.com/office/word/2010/wordprocessingDrawing" xmlns:wp="http://schemas.openxmlformats.org/drawingml/2006/wordprocessingDrawing" xmlns:w10="urn:schemas-microsoft-com:office:word" xmlns:w="http://schemas.openxmlformats.org/wordprocessingml/2006/main" xmlns:w14="http://schemas.microsoft.com/office/word/2010/wordml" xmlns:w15="http://schemas.microsoft.com/office/word/2012/wordml" xmlns:w16cex="http://schemas.microsoft.com/office/word/2018/wordml/cex" xmlns:w16cid="http://schemas.microsoft.com/office/word/2016/wordml/cid" xmlns:w16="http://schemas.microsoft.com/office/word/2018/wordml" xmlns:w16du="http://schemas.microsoft.com/office/word/2023/wordml/word16du" xmlns:w16sdtdh="http://schemas.microsoft.com/office/word/2020/wordml/sdtdatahash" xmlns:w16sdtfl="http://schemas.microsoft.com/office/word/2024/wordml/sdtformatlock" xmlns:w16se="http://schemas.microsoft.com/office/word/2015/wordml/symex" xmlns:wpg="http://schemas.microsoft.com/office/word/2010/wordprocessingGroup" xmlns:wpi="http://schemas.microsoft.com/office/word/2010/wordprocessingInk" xmlns:wne="http://schemas.microsoft.com/office/word/2006/wordml" xmlns:wps="http://schemas.microsoft.com/office/word/2010/wordprocessingShape" mc:Ignorable="w14 w15 w16se w16cid w16 w16cex w16sdtdh w16sdtfl w16du wp14">
+<w:document xmlns:wpc="http://schemas.microsoft.com/office/word/2010/wordprocessingCanvas" xmlns:mc="http://schemas.openxmlformats.org/markup-compatibility/2006" xmlns:o="urn:schemas-microsoft-com:office:office" xmlns:r="http://schemas.openxmlformats.org/officeDocument/2006/relationships" xmlns:m="http://schemas.openxmlformats.org/officeDocument/2006/math" xmlns:v="urn:schemas-microsoft-com:vml" xmlns:wp14="http://schemas.microsoft.com/office/word/2010/wordprocessingDrawing" xmlns:wp="http://schemas.openxmlformats.org/drawingml/2006/wordprocessingDrawing" xmlns:w="http://schemas.openxmlformats.org/wordprocessingml/2006/main" xmlns:w14="http://schemas.microsoft.com/office/word/2010/wordml" xmlns:w10="urn:schemas-microsoft-com:office:word" xmlns:w15="http://schemas.microsoft.com/office/word/2012/wordml" xmlns:wpg="http://schemas.microsoft.com/office/word/2010/wordprocessingGroup" xmlns:wpi="http://schemas.microsoft.com/office/word/2010/wordprocessingInk" xmlns:wne="http://schemas.microsoft.com/office/word/2006/wordml" xmlns:wps="http://schemas.microsoft.com/office/word/2010/wordprocessingShape" xmlns:wpsCustomData="http://www.wps.cn/officeDocument/2013/wpsCustomData" mc:Ignorable="w14 w15 wp14">
   <w:body>
     <w:p>
       <w:pPr>
@@ -8,7 +8,7 @@
         <w:spacing w:before="78" w:line="219" w:lineRule="auto"/>
         <w:ind w:left="25"/>
         <w:rPr>
-          <w:rFonts w:ascii="宋体" w:hAnsi="宋体" w:cs="宋体" w:hint="eastAsia"/>
+          <w:rFonts w:hint="eastAsia" w:ascii="宋体" w:hAnsi="宋体" w:cs="宋体"/>
           <w:sz w:val="24"/>
           <w:szCs w:val="24"/>
           <w:lang w:eastAsia="zh-CN"/>
@@ -28,7 +28,7 @@
       </w:r>
       <w:r>
         <w:rPr>
-          <w:rFonts w:ascii="宋体" w:hAnsi="宋体" w:cs="宋体" w:hint="eastAsia"/>
+          <w:rFonts w:hint="eastAsia" w:ascii="宋体" w:hAnsi="宋体" w:cs="宋体"/>
           <w:b/>
           <w:bCs/>
           <w:spacing w:val="-3"/>
@@ -52,7 +52,7 @@
       </w:r>
       <w:r>
         <w:rPr>
-          <w:rFonts w:ascii="宋体" w:hAnsi="宋体" w:cs="宋体" w:hint="eastAsia"/>
+          <w:rFonts w:hint="eastAsia" w:ascii="宋体" w:hAnsi="宋体" w:cs="宋体"/>
           <w:b/>
           <w:bCs/>
           <w:spacing w:val="-3"/>
@@ -71,11 +71,11 @@
         <w:autoSpaceDN/>
         <w:adjustRightInd/>
         <w:snapToGrid/>
-        <w:spacing w:afterLines="1000" w:after="3120" w:line="219" w:lineRule="auto"/>
+        <w:spacing w:after="3120" w:afterLines="1000" w:line="219" w:lineRule="auto"/>
         <w:ind w:left="23"/>
         <w:textAlignment w:val="auto"/>
         <w:rPr>
-          <w:rFonts w:ascii="宋体" w:hAnsi="宋体" w:cs="宋体" w:hint="eastAsia"/>
+          <w:rFonts w:hint="eastAsia" w:ascii="宋体" w:hAnsi="宋体" w:cs="宋体"/>
           <w:sz w:val="24"/>
           <w:szCs w:val="24"/>
           <w:lang w:eastAsia="zh-CN"/>
@@ -119,41 +119,27 @@
     </w:p>
     <w:p>
       <w:pPr>
-        <w:pStyle w:val="ab"/>
+        <w:pStyle w:val="24"/>
         <w:widowControl w:val="0"/>
         <w:spacing w:after="1872"/>
         <w:rPr>
           <w:lang w:eastAsia="zh-CN"/>
         </w:rPr>
       </w:pPr>
-      <w:bookmarkStart w:id="0" w:name="_Toc32096"/>
-      <w:bookmarkStart w:id="1" w:name="_Toc16543"/>
+      <w:bookmarkStart w:id="0" w:name="_Toc16543"/>
+      <w:bookmarkStart w:id="1" w:name="_Toc32096"/>
       <w:r>
         <w:rPr>
           <w:lang w:eastAsia="zh-CN"/>
         </w:rPr>
-        <w:t>陕西益利</w:t>
-      </w:r>
-      <w:proofErr w:type="gramStart"/>
-      <w:r>
-        <w:rPr>
-          <w:lang w:eastAsia="zh-CN"/>
-        </w:rPr>
-        <w:t>德软件</w:t>
-      </w:r>
-      <w:proofErr w:type="gramEnd"/>
-      <w:r>
-        <w:rPr>
-          <w:lang w:eastAsia="zh-CN"/>
-        </w:rPr>
-        <w:t>科技有限公司</w:t>
+        <w:t>陕西益利德软件科技有限公司</w:t>
       </w:r>
       <w:bookmarkEnd w:id="0"/>
       <w:bookmarkEnd w:id="1"/>
     </w:p>
     <w:p>
       <w:pPr>
-        <w:pStyle w:val="ac"/>
+        <w:pStyle w:val="25"/>
         <w:widowControl w:val="0"/>
         <w:spacing w:after="2808"/>
         <w:rPr>
@@ -172,26 +158,42 @@
     </w:p>
     <w:tbl>
       <w:tblPr>
-        <w:tblStyle w:val="a9"/>
+        <w:tblStyle w:val="21"/>
         <w:tblW w:w="0" w:type="auto"/>
         <w:tblInd w:w="2443" w:type="dxa"/>
         <w:tblBorders>
-          <w:top w:val="nil"/>
-          <w:left w:val="nil"/>
-          <w:bottom w:val="nil"/>
-          <w:right w:val="nil"/>
-          <w:insideH w:val="nil"/>
-          <w:insideV w:val="nil"/>
+          <w:top w:val="none" w:color="auto" w:sz="0" w:space="0"/>
+          <w:left w:val="none" w:color="auto" w:sz="0" w:space="0"/>
+          <w:bottom w:val="none" w:color="auto" w:sz="0" w:space="0"/>
+          <w:right w:val="none" w:color="auto" w:sz="0" w:space="0"/>
+          <w:insideH w:val="none" w:color="auto" w:sz="0" w:space="0"/>
+          <w:insideV w:val="none" w:color="auto" w:sz="0" w:space="0"/>
         </w:tblBorders>
-        <w:tblLook w:val="04A0" w:firstRow="1" w:lastRow="0" w:firstColumn="1" w:lastColumn="0" w:noHBand="0" w:noVBand="1"/>
+        <w:tblLayout w:type="autofit"/>
+        <w:tblCellMar>
+          <w:top w:w="0" w:type="dxa"/>
+          <w:left w:w="108" w:type="dxa"/>
+          <w:bottom w:w="0" w:type="dxa"/>
+          <w:right w:w="108" w:type="dxa"/>
+        </w:tblCellMar>
       </w:tblPr>
       <w:tblGrid>
-        <w:gridCol w:w="1756"/>
-        <w:gridCol w:w="4107"/>
+        <w:gridCol w:w="1818"/>
+        <w:gridCol w:w="4261"/>
       </w:tblGrid>
       <w:tr>
+        <w:tblPrEx>
+          <w:tblBorders>
+            <w:top w:val="none" w:color="auto" w:sz="0" w:space="0"/>
+            <w:left w:val="none" w:color="auto" w:sz="0" w:space="0"/>
+            <w:bottom w:val="none" w:color="auto" w:sz="0" w:space="0"/>
+            <w:right w:val="none" w:color="auto" w:sz="0" w:space="0"/>
+            <w:insideH w:val="none" w:color="auto" w:sz="0" w:space="0"/>
+            <w:insideV w:val="none" w:color="auto" w:sz="0" w:space="0"/>
+          </w:tblBorders>
+        </w:tblPrEx>
         <w:trPr>
-          <w:trHeight w:val="810"/>
+          <w:trHeight w:val="810" w:hRule="atLeast"/>
         </w:trPr>
         <w:tc>
           <w:tcPr>
@@ -199,6 +201,8 @@
           </w:tcPr>
           <w:p>
             <w:pPr>
+              <w:widowControl w:val="0"/>
+              <w:jc w:val="both"/>
               <w:rPr>
                 <w:lang w:eastAsia="zh-CN"/>
               </w:rPr>
@@ -212,7 +216,7 @@
             </w:r>
             <w:r>
               <w:rPr>
-                <w:rFonts w:asciiTheme="minorHAnsi" w:eastAsiaTheme="minorEastAsia" w:hAnsiTheme="minorHAnsi"/>
+                <w:rFonts w:asciiTheme="minorHAnsi" w:hAnsiTheme="minorHAnsi" w:eastAsiaTheme="minorEastAsia"/>
                 <w:spacing w:val="227"/>
                 <w:lang w:eastAsia="zh-CN"/>
               </w:rPr>
@@ -234,6 +238,8 @@
           </w:tcPr>
           <w:p>
             <w:pPr>
+              <w:widowControl w:val="0"/>
+              <w:jc w:val="both"/>
               <w:rPr>
                 <w:lang w:eastAsia="zh-CN"/>
               </w:rPr>
@@ -247,7 +253,7 @@
             </w:r>
             <w:r>
               <w:rPr>
-                <w:rFonts w:asciiTheme="minorHAnsi" w:eastAsiaTheme="minorEastAsia" w:hAnsiTheme="minorHAnsi" w:hint="eastAsia"/>
+                <w:rFonts w:hint="eastAsia" w:asciiTheme="minorHAnsi" w:hAnsiTheme="minorHAnsi" w:eastAsiaTheme="minorEastAsia"/>
                 <w:spacing w:val="227"/>
                 <w:lang w:eastAsia="zh-CN"/>
               </w:rPr>
@@ -265,8 +271,24 @@
         </w:tc>
       </w:tr>
       <w:tr>
+        <w:tblPrEx>
+          <w:tblBorders>
+            <w:top w:val="none" w:color="auto" w:sz="0" w:space="0"/>
+            <w:left w:val="none" w:color="auto" w:sz="0" w:space="0"/>
+            <w:bottom w:val="none" w:color="auto" w:sz="0" w:space="0"/>
+            <w:right w:val="none" w:color="auto" w:sz="0" w:space="0"/>
+            <w:insideH w:val="none" w:color="auto" w:sz="0" w:space="0"/>
+            <w:insideV w:val="none" w:color="auto" w:sz="0" w:space="0"/>
+          </w:tblBorders>
+          <w:tblCellMar>
+            <w:top w:w="0" w:type="dxa"/>
+            <w:left w:w="108" w:type="dxa"/>
+            <w:bottom w:w="0" w:type="dxa"/>
+            <w:right w:w="108" w:type="dxa"/>
+          </w:tblCellMar>
+        </w:tblPrEx>
         <w:trPr>
-          <w:trHeight w:val="810"/>
+          <w:trHeight w:val="810" w:hRule="atLeast"/>
         </w:trPr>
         <w:tc>
           <w:tcPr>
@@ -274,6 +296,8 @@
           </w:tcPr>
           <w:p>
             <w:pPr>
+              <w:widowControl w:val="0"/>
+              <w:jc w:val="both"/>
               <w:rPr>
                 <w:rFonts w:eastAsia="Arial"/>
                 <w:lang w:eastAsia="zh-CN"/>
@@ -288,7 +312,7 @@
             </w:r>
             <w:r>
               <w:rPr>
-                <w:rFonts w:asciiTheme="minorHAnsi" w:eastAsiaTheme="minorEastAsia" w:hAnsiTheme="minorHAnsi"/>
+                <w:rFonts w:asciiTheme="minorHAnsi" w:hAnsiTheme="minorHAnsi" w:eastAsiaTheme="minorEastAsia"/>
                 <w:spacing w:val="227"/>
                 <w:lang w:eastAsia="zh-CN"/>
               </w:rPr>
@@ -297,11 +321,10 @@
             <w:r>
               <w:rPr>
                 <w:rFonts w:hint="eastAsia"/>
-                <w:spacing w:val="105"/>
                 <w:u w:val="single"/>
-                <w:lang w:eastAsia="zh-CN"/>
-              </w:rPr>
-              <w:t>严长运</w:t>
+                <w:lang w:val="en-US" w:eastAsia="zh-CN"/>
+              </w:rPr>
+              <w:t>刘钢要</w:t>
             </w:r>
           </w:p>
         </w:tc>
@@ -311,6 +334,8 @@
           </w:tcPr>
           <w:p>
             <w:pPr>
+              <w:widowControl w:val="0"/>
+              <w:jc w:val="both"/>
               <w:rPr>
                 <w:rFonts w:eastAsia="Arial"/>
                 <w:lang w:eastAsia="zh-CN"/>
@@ -325,7 +350,7 @@
             </w:r>
             <w:r>
               <w:rPr>
-                <w:rFonts w:asciiTheme="minorHAnsi" w:eastAsiaTheme="minorEastAsia" w:hAnsiTheme="minorHAnsi" w:hint="eastAsia"/>
+                <w:rFonts w:hint="eastAsia" w:asciiTheme="minorHAnsi" w:hAnsiTheme="minorHAnsi" w:eastAsiaTheme="minorEastAsia"/>
                 <w:spacing w:val="227"/>
                 <w:lang w:eastAsia="zh-CN"/>
               </w:rPr>
@@ -343,8 +368,24 @@
         </w:tc>
       </w:tr>
       <w:tr>
+        <w:tblPrEx>
+          <w:tblBorders>
+            <w:top w:val="none" w:color="auto" w:sz="0" w:space="0"/>
+            <w:left w:val="none" w:color="auto" w:sz="0" w:space="0"/>
+            <w:bottom w:val="none" w:color="auto" w:sz="0" w:space="0"/>
+            <w:right w:val="none" w:color="auto" w:sz="0" w:space="0"/>
+            <w:insideH w:val="none" w:color="auto" w:sz="0" w:space="0"/>
+            <w:insideV w:val="none" w:color="auto" w:sz="0" w:space="0"/>
+          </w:tblBorders>
+          <w:tblCellMar>
+            <w:top w:w="0" w:type="dxa"/>
+            <w:left w:w="108" w:type="dxa"/>
+            <w:bottom w:w="0" w:type="dxa"/>
+            <w:right w:w="108" w:type="dxa"/>
+          </w:tblCellMar>
+        </w:tblPrEx>
         <w:trPr>
-          <w:trHeight w:val="635"/>
+          <w:trHeight w:val="635" w:hRule="atLeast"/>
         </w:trPr>
         <w:tc>
           <w:tcPr>
@@ -352,6 +393,8 @@
           </w:tcPr>
           <w:p>
             <w:pPr>
+              <w:widowControl w:val="0"/>
+              <w:jc w:val="both"/>
               <w:rPr>
                 <w:lang w:eastAsia="zh-CN"/>
               </w:rPr>
@@ -365,13 +408,12 @@
             </w:r>
             <w:r>
               <w:rPr>
-                <w:rFonts w:asciiTheme="minorHAnsi" w:eastAsiaTheme="minorEastAsia" w:hAnsiTheme="minorHAnsi" w:hint="eastAsia"/>
+                <w:rFonts w:hint="eastAsia" w:asciiTheme="minorHAnsi" w:hAnsiTheme="minorHAnsi" w:eastAsiaTheme="minorEastAsia"/>
                 <w:spacing w:val="227"/>
                 <w:lang w:eastAsia="zh-CN"/>
               </w:rPr>
               <w:t>:</w:t>
             </w:r>
-            <w:proofErr w:type="gramStart"/>
             <w:r>
               <w:rPr>
                 <w:rFonts w:hint="eastAsia"/>
@@ -380,7 +422,6 @@
               </w:rPr>
               <w:t>鲁玉锋</w:t>
             </w:r>
-            <w:proofErr w:type="gramEnd"/>
           </w:p>
         </w:tc>
         <w:tc>
@@ -389,6 +430,8 @@
           </w:tcPr>
           <w:p>
             <w:pPr>
+              <w:widowControl w:val="0"/>
+              <w:jc w:val="both"/>
               <w:rPr>
                 <w:lang w:eastAsia="zh-CN"/>
               </w:rPr>
@@ -402,7 +445,7 @@
             </w:r>
             <w:r>
               <w:rPr>
-                <w:rFonts w:asciiTheme="minorHAnsi" w:eastAsiaTheme="minorEastAsia" w:hAnsiTheme="minorHAnsi" w:hint="eastAsia"/>
+                <w:rFonts w:hint="eastAsia" w:asciiTheme="minorHAnsi" w:hAnsiTheme="minorHAnsi" w:eastAsiaTheme="minorEastAsia"/>
                 <w:spacing w:val="227"/>
                 <w:lang w:eastAsia="zh-CN"/>
               </w:rPr>
@@ -434,7 +477,7 @@
         <w:spacing w:before="153" w:line="225" w:lineRule="auto"/>
         <w:ind w:left="3634"/>
         <w:rPr>
-          <w:rFonts w:ascii="宋体" w:hAnsi="宋体" w:cs="宋体" w:hint="eastAsia"/>
+          <w:rFonts w:hint="eastAsia" w:ascii="宋体" w:hAnsi="宋体" w:cs="宋体"/>
           <w:sz w:val="31"/>
           <w:szCs w:val="31"/>
         </w:rPr>
@@ -448,25 +491,29 @@
           <w:sz w:val="31"/>
           <w:szCs w:val="31"/>
         </w:rPr>
-        <w:lastRenderedPageBreak/>
         <w:t>修订记录</w:t>
       </w:r>
     </w:p>
     <w:tbl>
       <w:tblPr>
-        <w:tblStyle w:val="TableNormal0"/>
+        <w:tblStyle w:val="26"/>
         <w:tblW w:w="8301" w:type="dxa"/>
         <w:tblInd w:w="2" w:type="dxa"/>
         <w:tblBorders>
-          <w:top w:val="single" w:sz="2" w:space="0" w:color="000000"/>
-          <w:left w:val="single" w:sz="2" w:space="0" w:color="000000"/>
-          <w:bottom w:val="single" w:sz="2" w:space="0" w:color="000000"/>
-          <w:right w:val="single" w:sz="2" w:space="0" w:color="000000"/>
-          <w:insideH w:val="single" w:sz="2" w:space="0" w:color="000000"/>
-          <w:insideV w:val="single" w:sz="2" w:space="0" w:color="000000"/>
+          <w:top w:val="single" w:color="000000" w:sz="2" w:space="0"/>
+          <w:left w:val="single" w:color="000000" w:sz="2" w:space="0"/>
+          <w:bottom w:val="single" w:color="000000" w:sz="2" w:space="0"/>
+          <w:right w:val="single" w:color="000000" w:sz="2" w:space="0"/>
+          <w:insideH w:val="single" w:color="000000" w:sz="2" w:space="0"/>
+          <w:insideV w:val="single" w:color="000000" w:sz="2" w:space="0"/>
         </w:tblBorders>
         <w:tblLayout w:type="fixed"/>
-        <w:tblLook w:val="04A0" w:firstRow="1" w:lastRow="0" w:firstColumn="1" w:lastColumn="0" w:noHBand="0" w:noVBand="1"/>
+        <w:tblCellMar>
+          <w:top w:w="0" w:type="dxa"/>
+          <w:left w:w="0" w:type="dxa"/>
+          <w:bottom w:w="0" w:type="dxa"/>
+          <w:right w:w="0" w:type="dxa"/>
+        </w:tblCellMar>
       </w:tblPr>
       <w:tblGrid>
         <w:gridCol w:w="1555"/>
@@ -477,8 +524,24 @@
         <w:gridCol w:w="1240"/>
       </w:tblGrid>
       <w:tr>
+        <w:tblPrEx>
+          <w:tblBorders>
+            <w:top w:val="single" w:color="000000" w:sz="2" w:space="0"/>
+            <w:left w:val="single" w:color="000000" w:sz="2" w:space="0"/>
+            <w:bottom w:val="single" w:color="000000" w:sz="2" w:space="0"/>
+            <w:right w:val="single" w:color="000000" w:sz="2" w:space="0"/>
+            <w:insideH w:val="single" w:color="000000" w:sz="2" w:space="0"/>
+            <w:insideV w:val="single" w:color="000000" w:sz="2" w:space="0"/>
+          </w:tblBorders>
+          <w:tblCellMar>
+            <w:top w:w="0" w:type="dxa"/>
+            <w:left w:w="0" w:type="dxa"/>
+            <w:bottom w:w="0" w:type="dxa"/>
+            <w:right w:w="0" w:type="dxa"/>
+          </w:tblCellMar>
+        </w:tblPrEx>
         <w:trPr>
-          <w:trHeight w:val="593"/>
+          <w:trHeight w:val="593" w:hRule="atLeast"/>
         </w:trPr>
         <w:tc>
           <w:tcPr>
@@ -490,7 +553,7 @@
               <w:spacing w:before="176" w:line="228" w:lineRule="auto"/>
               <w:ind w:left="607"/>
               <w:rPr>
-                <w:rFonts w:ascii="宋体" w:hAnsi="宋体" w:cs="宋体" w:hint="eastAsia"/>
+                <w:rFonts w:hint="eastAsia" w:ascii="宋体" w:hAnsi="宋体" w:cs="宋体"/>
                 <w:sz w:val="20"/>
                 <w:szCs w:val="20"/>
               </w:rPr>
@@ -516,7 +579,7 @@
               <w:spacing w:before="175" w:line="227" w:lineRule="auto"/>
               <w:ind w:left="253"/>
               <w:rPr>
-                <w:rFonts w:ascii="宋体" w:hAnsi="宋体" w:cs="宋体" w:hint="eastAsia"/>
+                <w:rFonts w:hint="eastAsia" w:ascii="宋体" w:hAnsi="宋体" w:cs="宋体"/>
                 <w:sz w:val="20"/>
                 <w:szCs w:val="20"/>
               </w:rPr>
@@ -542,7 +605,7 @@
               <w:spacing w:before="175" w:line="228" w:lineRule="auto"/>
               <w:ind w:left="730"/>
               <w:rPr>
-                <w:rFonts w:ascii="宋体" w:hAnsi="宋体" w:cs="宋体" w:hint="eastAsia"/>
+                <w:rFonts w:hint="eastAsia" w:ascii="宋体" w:hAnsi="宋体" w:cs="宋体"/>
                 <w:sz w:val="20"/>
                 <w:szCs w:val="20"/>
               </w:rPr>
@@ -568,7 +631,7 @@
               <w:spacing w:before="175" w:line="228" w:lineRule="auto"/>
               <w:ind w:left="310"/>
               <w:rPr>
-                <w:rFonts w:ascii="宋体" w:hAnsi="宋体" w:cs="宋体" w:hint="eastAsia"/>
+                <w:rFonts w:hint="eastAsia" w:ascii="宋体" w:hAnsi="宋体" w:cs="宋体"/>
                 <w:sz w:val="20"/>
                 <w:szCs w:val="20"/>
               </w:rPr>
@@ -594,7 +657,7 @@
               <w:spacing w:before="175" w:line="228" w:lineRule="auto"/>
               <w:ind w:left="310"/>
               <w:rPr>
-                <w:rFonts w:ascii="宋体" w:hAnsi="宋体" w:cs="宋体" w:hint="eastAsia"/>
+                <w:rFonts w:hint="eastAsia" w:ascii="宋体" w:hAnsi="宋体" w:cs="宋体"/>
                 <w:spacing w:val="6"/>
                 <w:sz w:val="20"/>
                 <w:szCs w:val="20"/>
@@ -603,7 +666,7 @@
             </w:pPr>
             <w:r>
               <w:rPr>
-                <w:rFonts w:ascii="宋体" w:hAnsi="宋体" w:cs="宋体" w:hint="eastAsia"/>
+                <w:rFonts w:hint="eastAsia" w:ascii="宋体" w:hAnsi="宋体" w:cs="宋体"/>
                 <w:spacing w:val="6"/>
                 <w:sz w:val="20"/>
                 <w:szCs w:val="20"/>
@@ -623,7 +686,7 @@
               <w:spacing w:before="176" w:line="229" w:lineRule="auto"/>
               <w:ind w:left="311"/>
               <w:rPr>
-                <w:rFonts w:ascii="宋体" w:hAnsi="宋体" w:cs="宋体" w:hint="eastAsia"/>
+                <w:rFonts w:hint="eastAsia" w:ascii="宋体" w:hAnsi="宋体" w:cs="宋体"/>
                 <w:sz w:val="20"/>
                 <w:szCs w:val="20"/>
               </w:rPr>
@@ -641,8 +704,24 @@
         </w:tc>
       </w:tr>
       <w:tr>
+        <w:tblPrEx>
+          <w:tblBorders>
+            <w:top w:val="single" w:color="000000" w:sz="2" w:space="0"/>
+            <w:left w:val="single" w:color="000000" w:sz="2" w:space="0"/>
+            <w:bottom w:val="single" w:color="000000" w:sz="2" w:space="0"/>
+            <w:right w:val="single" w:color="000000" w:sz="2" w:space="0"/>
+            <w:insideH w:val="single" w:color="000000" w:sz="2" w:space="0"/>
+            <w:insideV w:val="single" w:color="000000" w:sz="2" w:space="0"/>
+          </w:tblBorders>
+          <w:tblCellMar>
+            <w:top w:w="0" w:type="dxa"/>
+            <w:left w:w="0" w:type="dxa"/>
+            <w:bottom w:w="0" w:type="dxa"/>
+            <w:right w:w="0" w:type="dxa"/>
+          </w:tblCellMar>
+        </w:tblPrEx>
         <w:trPr>
-          <w:trHeight w:val="556"/>
+          <w:trHeight w:val="556" w:hRule="atLeast"/>
         </w:trPr>
         <w:tc>
           <w:tcPr>
@@ -654,7 +733,7 @@
               <w:spacing w:before="173" w:line="267" w:lineRule="exact"/>
               <w:ind w:left="260"/>
               <w:rPr>
-                <w:rFonts w:ascii="宋体" w:hAnsi="宋体" w:cs="宋体" w:hint="eastAsia"/>
+                <w:rFonts w:hint="eastAsia" w:ascii="宋体" w:hAnsi="宋体" w:cs="宋体"/>
                 <w:sz w:val="20"/>
                 <w:szCs w:val="20"/>
               </w:rPr>
@@ -681,7 +760,7 @@
               <w:spacing w:before="173" w:line="267" w:lineRule="exact"/>
               <w:ind w:left="248"/>
               <w:rPr>
-                <w:rFonts w:ascii="宋体" w:hAnsi="宋体" w:cs="宋体" w:hint="eastAsia"/>
+                <w:rFonts w:hint="eastAsia" w:ascii="宋体" w:hAnsi="宋体" w:cs="宋体"/>
                 <w:sz w:val="20"/>
                 <w:szCs w:val="20"/>
               </w:rPr>
@@ -709,7 +788,7 @@
               <w:ind w:left="114"/>
               <w:jc w:val="center"/>
               <w:rPr>
-                <w:rFonts w:ascii="宋体" w:hAnsi="宋体" w:cs="宋体" w:hint="eastAsia"/>
+                <w:rFonts w:hint="eastAsia" w:ascii="宋体" w:hAnsi="宋体" w:cs="宋体"/>
                 <w:sz w:val="20"/>
                 <w:szCs w:val="20"/>
               </w:rPr>
@@ -735,7 +814,7 @@
               <w:spacing w:before="172" w:line="228" w:lineRule="auto"/>
               <w:ind w:left="313"/>
               <w:rPr>
-                <w:rFonts w:ascii="宋体" w:hAnsi="宋体" w:cs="宋体" w:hint="eastAsia"/>
+                <w:rFonts w:hint="eastAsia" w:ascii="宋体" w:hAnsi="宋体" w:cs="宋体"/>
                 <w:sz w:val="20"/>
                 <w:szCs w:val="20"/>
                 <w:lang w:eastAsia="zh-CN"/>
@@ -760,7 +839,7 @@
               <w:spacing w:before="172" w:line="228" w:lineRule="auto"/>
               <w:ind w:left="313"/>
               <w:rPr>
-                <w:rFonts w:ascii="宋体" w:hAnsi="宋体" w:cs="宋体" w:hint="eastAsia"/>
+                <w:rFonts w:hint="eastAsia" w:ascii="宋体" w:hAnsi="宋体" w:cs="宋体"/>
                 <w:spacing w:val="5"/>
                 <w:sz w:val="20"/>
                 <w:szCs w:val="20"/>
@@ -768,35 +847,31 @@
             </w:pPr>
             <w:r>
               <w:rPr>
-                <w:rFonts w:ascii="宋体" w:hAnsi="宋体" w:cs="宋体" w:hint="eastAsia"/>
-                <w:spacing w:val="5"/>
+                <w:rFonts w:hint="eastAsia"/>
+                <w:lang w:val="en-US" w:eastAsia="zh-CN"/>
+              </w:rPr>
+              <w:t>刘钢要</w:t>
+            </w:r>
+          </w:p>
+        </w:tc>
+        <w:tc>
+          <w:tcPr>
+            <w:tcW w:w="1240" w:type="dxa"/>
+          </w:tcPr>
+          <w:p>
+            <w:pPr>
+              <w:widowControl w:val="0"/>
+              <w:spacing w:before="173" w:line="229" w:lineRule="auto"/>
+              <w:ind w:left="314"/>
+              <w:rPr>
+                <w:rFonts w:hint="eastAsia" w:ascii="宋体" w:hAnsi="宋体" w:cs="宋体"/>
                 <w:sz w:val="20"/>
                 <w:szCs w:val="20"/>
-                <w:lang w:eastAsia="zh-CN"/>
-              </w:rPr>
-              <w:t>严长运</w:t>
-            </w:r>
-          </w:p>
-        </w:tc>
-        <w:tc>
-          <w:tcPr>
-            <w:tcW w:w="1240" w:type="dxa"/>
-          </w:tcPr>
-          <w:p>
-            <w:pPr>
-              <w:widowControl w:val="0"/>
-              <w:spacing w:before="173" w:line="229" w:lineRule="auto"/>
-              <w:ind w:left="314"/>
-              <w:rPr>
-                <w:rFonts w:ascii="宋体" w:hAnsi="宋体" w:cs="宋体" w:hint="eastAsia"/>
-                <w:sz w:val="20"/>
-                <w:szCs w:val="20"/>
-              </w:rPr>
-            </w:pPr>
-            <w:proofErr w:type="gramStart"/>
+              </w:rPr>
+            </w:pPr>
             <w:r>
               <w:rPr>
-                <w:rFonts w:ascii="宋体" w:hAnsi="宋体" w:cs="宋体" w:hint="eastAsia"/>
+                <w:rFonts w:hint="eastAsia" w:ascii="宋体" w:hAnsi="宋体" w:cs="宋体"/>
                 <w:spacing w:val="6"/>
                 <w:sz w:val="20"/>
                 <w:szCs w:val="20"/>
@@ -804,13 +879,28 @@
               </w:rPr>
               <w:t>鲁玉锋</w:t>
             </w:r>
-            <w:proofErr w:type="gramEnd"/>
           </w:p>
         </w:tc>
       </w:tr>
       <w:tr>
+        <w:tblPrEx>
+          <w:tblBorders>
+            <w:top w:val="single" w:color="000000" w:sz="2" w:space="0"/>
+            <w:left w:val="single" w:color="000000" w:sz="2" w:space="0"/>
+            <w:bottom w:val="single" w:color="000000" w:sz="2" w:space="0"/>
+            <w:right w:val="single" w:color="000000" w:sz="2" w:space="0"/>
+            <w:insideH w:val="single" w:color="000000" w:sz="2" w:space="0"/>
+            <w:insideV w:val="single" w:color="000000" w:sz="2" w:space="0"/>
+          </w:tblBorders>
+          <w:tblCellMar>
+            <w:top w:w="0" w:type="dxa"/>
+            <w:left w:w="0" w:type="dxa"/>
+            <w:bottom w:w="0" w:type="dxa"/>
+            <w:right w:w="0" w:type="dxa"/>
+          </w:tblCellMar>
+        </w:tblPrEx>
         <w:trPr>
-          <w:trHeight w:val="556"/>
+          <w:trHeight w:val="556" w:hRule="atLeast"/>
         </w:trPr>
         <w:tc>
           <w:tcPr>
@@ -818,7 +908,7 @@
           </w:tcPr>
           <w:p>
             <w:pPr>
-              <w:pStyle w:val="TableText"/>
+              <w:pStyle w:val="27"/>
               <w:widowControl w:val="0"/>
               <w:rPr>
                 <w:rFonts w:hint="eastAsia"/>
@@ -832,7 +922,7 @@
           </w:tcPr>
           <w:p>
             <w:pPr>
-              <w:pStyle w:val="TableText"/>
+              <w:pStyle w:val="27"/>
               <w:widowControl w:val="0"/>
               <w:rPr>
                 <w:rFonts w:hint="eastAsia"/>
@@ -846,7 +936,7 @@
           </w:tcPr>
           <w:p>
             <w:pPr>
-              <w:pStyle w:val="TableText"/>
+              <w:pStyle w:val="27"/>
               <w:widowControl w:val="0"/>
               <w:rPr>
                 <w:rFonts w:hint="eastAsia"/>
@@ -884,7 +974,7 @@
           </w:tcPr>
           <w:p>
             <w:pPr>
-              <w:pStyle w:val="TableText"/>
+              <w:pStyle w:val="27"/>
               <w:widowControl w:val="0"/>
               <w:rPr>
                 <w:rFonts w:hint="eastAsia"/>
@@ -894,8 +984,24 @@
         </w:tc>
       </w:tr>
       <w:tr>
+        <w:tblPrEx>
+          <w:tblBorders>
+            <w:top w:val="single" w:color="000000" w:sz="2" w:space="0"/>
+            <w:left w:val="single" w:color="000000" w:sz="2" w:space="0"/>
+            <w:bottom w:val="single" w:color="000000" w:sz="2" w:space="0"/>
+            <w:right w:val="single" w:color="000000" w:sz="2" w:space="0"/>
+            <w:insideH w:val="single" w:color="000000" w:sz="2" w:space="0"/>
+            <w:insideV w:val="single" w:color="000000" w:sz="2" w:space="0"/>
+          </w:tblBorders>
+          <w:tblCellMar>
+            <w:top w:w="0" w:type="dxa"/>
+            <w:left w:w="0" w:type="dxa"/>
+            <w:bottom w:w="0" w:type="dxa"/>
+            <w:right w:w="0" w:type="dxa"/>
+          </w:tblCellMar>
+        </w:tblPrEx>
         <w:trPr>
-          <w:trHeight w:val="556"/>
+          <w:trHeight w:val="556" w:hRule="atLeast"/>
         </w:trPr>
         <w:tc>
           <w:tcPr>
@@ -903,7 +1009,7 @@
           </w:tcPr>
           <w:p>
             <w:pPr>
-              <w:pStyle w:val="TableText"/>
+              <w:pStyle w:val="27"/>
               <w:widowControl w:val="0"/>
               <w:rPr>
                 <w:rFonts w:hint="eastAsia"/>
@@ -917,7 +1023,7 @@
           </w:tcPr>
           <w:p>
             <w:pPr>
-              <w:pStyle w:val="TableText"/>
+              <w:pStyle w:val="27"/>
               <w:widowControl w:val="0"/>
               <w:rPr>
                 <w:rFonts w:hint="eastAsia"/>
@@ -931,7 +1037,7 @@
           </w:tcPr>
           <w:p>
             <w:pPr>
-              <w:pStyle w:val="TableText"/>
+              <w:pStyle w:val="27"/>
               <w:widowControl w:val="0"/>
               <w:rPr>
                 <w:rFonts w:hint="eastAsia"/>
@@ -969,7 +1075,7 @@
           </w:tcPr>
           <w:p>
             <w:pPr>
-              <w:pStyle w:val="TableText"/>
+              <w:pStyle w:val="27"/>
               <w:widowControl w:val="0"/>
               <w:rPr>
                 <w:rFonts w:hint="eastAsia"/>
@@ -979,8 +1085,24 @@
         </w:tc>
       </w:tr>
       <w:tr>
+        <w:tblPrEx>
+          <w:tblBorders>
+            <w:top w:val="single" w:color="000000" w:sz="2" w:space="0"/>
+            <w:left w:val="single" w:color="000000" w:sz="2" w:space="0"/>
+            <w:bottom w:val="single" w:color="000000" w:sz="2" w:space="0"/>
+            <w:right w:val="single" w:color="000000" w:sz="2" w:space="0"/>
+            <w:insideH w:val="single" w:color="000000" w:sz="2" w:space="0"/>
+            <w:insideV w:val="single" w:color="000000" w:sz="2" w:space="0"/>
+          </w:tblBorders>
+          <w:tblCellMar>
+            <w:top w:w="0" w:type="dxa"/>
+            <w:left w:w="0" w:type="dxa"/>
+            <w:bottom w:w="0" w:type="dxa"/>
+            <w:right w:w="0" w:type="dxa"/>
+          </w:tblCellMar>
+        </w:tblPrEx>
         <w:trPr>
-          <w:trHeight w:val="557"/>
+          <w:trHeight w:val="557" w:hRule="atLeast"/>
         </w:trPr>
         <w:tc>
           <w:tcPr>
@@ -988,7 +1110,7 @@
           </w:tcPr>
           <w:p>
             <w:pPr>
-              <w:pStyle w:val="TableText"/>
+              <w:pStyle w:val="27"/>
               <w:widowControl w:val="0"/>
               <w:rPr>
                 <w:rFonts w:hint="eastAsia"/>
@@ -1002,7 +1124,7 @@
           </w:tcPr>
           <w:p>
             <w:pPr>
-              <w:pStyle w:val="TableText"/>
+              <w:pStyle w:val="27"/>
               <w:widowControl w:val="0"/>
               <w:rPr>
                 <w:rFonts w:hint="eastAsia"/>
@@ -1016,7 +1138,7 @@
           </w:tcPr>
           <w:p>
             <w:pPr>
-              <w:pStyle w:val="TableText"/>
+              <w:pStyle w:val="27"/>
               <w:widowControl w:val="0"/>
               <w:rPr>
                 <w:rFonts w:hint="eastAsia"/>
@@ -1030,7 +1152,7 @@
           </w:tcPr>
           <w:p>
             <w:pPr>
-              <w:pStyle w:val="TableText"/>
+              <w:pStyle w:val="27"/>
               <w:widowControl w:val="0"/>
               <w:rPr>
                 <w:rFonts w:hint="eastAsia"/>
@@ -1044,7 +1166,7 @@
           </w:tcPr>
           <w:p>
             <w:pPr>
-              <w:pStyle w:val="TableText"/>
+              <w:pStyle w:val="27"/>
               <w:widowControl w:val="0"/>
               <w:rPr>
                 <w:rFonts w:hint="eastAsia"/>
@@ -1058,7 +1180,7 @@
           </w:tcPr>
           <w:p>
             <w:pPr>
-              <w:pStyle w:val="TableText"/>
+              <w:pStyle w:val="27"/>
               <w:widowControl w:val="0"/>
               <w:rPr>
                 <w:rFonts w:hint="eastAsia"/>
@@ -1068,8 +1190,24 @@
         </w:tc>
       </w:tr>
       <w:tr>
+        <w:tblPrEx>
+          <w:tblBorders>
+            <w:top w:val="single" w:color="000000" w:sz="2" w:space="0"/>
+            <w:left w:val="single" w:color="000000" w:sz="2" w:space="0"/>
+            <w:bottom w:val="single" w:color="000000" w:sz="2" w:space="0"/>
+            <w:right w:val="single" w:color="000000" w:sz="2" w:space="0"/>
+            <w:insideH w:val="single" w:color="000000" w:sz="2" w:space="0"/>
+            <w:insideV w:val="single" w:color="000000" w:sz="2" w:space="0"/>
+          </w:tblBorders>
+          <w:tblCellMar>
+            <w:top w:w="0" w:type="dxa"/>
+            <w:left w:w="0" w:type="dxa"/>
+            <w:bottom w:w="0" w:type="dxa"/>
+            <w:right w:w="0" w:type="dxa"/>
+          </w:tblCellMar>
+        </w:tblPrEx>
         <w:trPr>
-          <w:trHeight w:val="556"/>
+          <w:trHeight w:val="556" w:hRule="atLeast"/>
         </w:trPr>
         <w:tc>
           <w:tcPr>
@@ -1077,7 +1215,7 @@
           </w:tcPr>
           <w:p>
             <w:pPr>
-              <w:pStyle w:val="TableText"/>
+              <w:pStyle w:val="27"/>
               <w:widowControl w:val="0"/>
               <w:rPr>
                 <w:rFonts w:hint="eastAsia"/>
@@ -1091,7 +1229,7 @@
           </w:tcPr>
           <w:p>
             <w:pPr>
-              <w:pStyle w:val="TableText"/>
+              <w:pStyle w:val="27"/>
               <w:widowControl w:val="0"/>
               <w:rPr>
                 <w:rFonts w:hint="eastAsia"/>
@@ -1105,7 +1243,7 @@
           </w:tcPr>
           <w:p>
             <w:pPr>
-              <w:pStyle w:val="TableText"/>
+              <w:pStyle w:val="27"/>
               <w:widowControl w:val="0"/>
               <w:rPr>
                 <w:rFonts w:hint="eastAsia"/>
@@ -1119,7 +1257,7 @@
           </w:tcPr>
           <w:p>
             <w:pPr>
-              <w:pStyle w:val="TableText"/>
+              <w:pStyle w:val="27"/>
               <w:widowControl w:val="0"/>
               <w:rPr>
                 <w:rFonts w:hint="eastAsia"/>
@@ -1133,7 +1271,7 @@
           </w:tcPr>
           <w:p>
             <w:pPr>
-              <w:pStyle w:val="TableText"/>
+              <w:pStyle w:val="27"/>
               <w:widowControl w:val="0"/>
               <w:rPr>
                 <w:rFonts w:hint="eastAsia"/>
@@ -1147,7 +1285,7 @@
           </w:tcPr>
           <w:p>
             <w:pPr>
-              <w:pStyle w:val="TableText"/>
+              <w:pStyle w:val="27"/>
               <w:widowControl w:val="0"/>
               <w:rPr>
                 <w:rFonts w:hint="eastAsia"/>
@@ -1157,8 +1295,24 @@
         </w:tc>
       </w:tr>
       <w:tr>
+        <w:tblPrEx>
+          <w:tblBorders>
+            <w:top w:val="single" w:color="000000" w:sz="2" w:space="0"/>
+            <w:left w:val="single" w:color="000000" w:sz="2" w:space="0"/>
+            <w:bottom w:val="single" w:color="000000" w:sz="2" w:space="0"/>
+            <w:right w:val="single" w:color="000000" w:sz="2" w:space="0"/>
+            <w:insideH w:val="single" w:color="000000" w:sz="2" w:space="0"/>
+            <w:insideV w:val="single" w:color="000000" w:sz="2" w:space="0"/>
+          </w:tblBorders>
+          <w:tblCellMar>
+            <w:top w:w="0" w:type="dxa"/>
+            <w:left w:w="0" w:type="dxa"/>
+            <w:bottom w:w="0" w:type="dxa"/>
+            <w:right w:w="0" w:type="dxa"/>
+          </w:tblCellMar>
+        </w:tblPrEx>
         <w:trPr>
-          <w:trHeight w:val="561"/>
+          <w:trHeight w:val="561" w:hRule="atLeast"/>
         </w:trPr>
         <w:tc>
           <w:tcPr>
@@ -1166,7 +1320,7 @@
           </w:tcPr>
           <w:p>
             <w:pPr>
-              <w:pStyle w:val="TableText"/>
+              <w:pStyle w:val="27"/>
               <w:widowControl w:val="0"/>
               <w:rPr>
                 <w:rFonts w:hint="eastAsia"/>
@@ -1180,7 +1334,7 @@
           </w:tcPr>
           <w:p>
             <w:pPr>
-              <w:pStyle w:val="TableText"/>
+              <w:pStyle w:val="27"/>
               <w:widowControl w:val="0"/>
               <w:rPr>
                 <w:rFonts w:hint="eastAsia"/>
@@ -1194,7 +1348,7 @@
           </w:tcPr>
           <w:p>
             <w:pPr>
-              <w:pStyle w:val="TableText"/>
+              <w:pStyle w:val="27"/>
               <w:widowControl w:val="0"/>
               <w:rPr>
                 <w:rFonts w:hint="eastAsia"/>
@@ -1208,7 +1362,7 @@
           </w:tcPr>
           <w:p>
             <w:pPr>
-              <w:pStyle w:val="TableText"/>
+              <w:pStyle w:val="27"/>
               <w:widowControl w:val="0"/>
               <w:rPr>
                 <w:rFonts w:hint="eastAsia"/>
@@ -1222,7 +1376,7 @@
           </w:tcPr>
           <w:p>
             <w:pPr>
-              <w:pStyle w:val="TableText"/>
+              <w:pStyle w:val="27"/>
               <w:widowControl w:val="0"/>
               <w:rPr>
                 <w:rFonts w:hint="eastAsia"/>
@@ -1236,7 +1390,7 @@
           </w:tcPr>
           <w:p>
             <w:pPr>
-              <w:pStyle w:val="TableText"/>
+              <w:pStyle w:val="27"/>
               <w:widowControl w:val="0"/>
               <w:rPr>
                 <w:rFonts w:hint="eastAsia"/>
@@ -1267,7 +1421,7 @@
       </w:sdtPr>
       <w:sdtEndPr>
         <w:rPr>
-          <w:rFonts w:cs="宋体" w:hint="eastAsia"/>
+          <w:rFonts w:hint="eastAsia" w:ascii="宋体" w:hAnsi="宋体" w:cs="宋体"/>
           <w:sz w:val="24"/>
           <w:szCs w:val="24"/>
         </w:rPr>
@@ -1279,14 +1433,14 @@
             <w:spacing w:line="240" w:lineRule="auto"/>
             <w:jc w:val="center"/>
             <w:rPr>
-              <w:rFonts w:ascii="宋体" w:hAnsi="宋体" w:cs="宋体" w:hint="eastAsia"/>
+              <w:rFonts w:hint="eastAsia" w:ascii="宋体" w:hAnsi="宋体" w:cs="宋体"/>
               <w:sz w:val="24"/>
               <w:szCs w:val="24"/>
             </w:rPr>
           </w:pPr>
           <w:r>
             <w:rPr>
-              <w:rFonts w:ascii="宋体" w:hAnsi="宋体" w:cs="宋体" w:hint="eastAsia"/>
+              <w:rFonts w:hint="eastAsia" w:ascii="宋体" w:hAnsi="宋体" w:cs="宋体"/>
               <w:sz w:val="24"/>
               <w:szCs w:val="24"/>
             </w:rPr>
@@ -1295,7 +1449,7 @@
         </w:p>
         <w:p>
           <w:pPr>
-            <w:pStyle w:val="TOC1"/>
+            <w:pStyle w:val="16"/>
             <w:widowControl w:val="0"/>
             <w:tabs>
               <w:tab w:val="right" w:leader="dot" w:pos="8306"/>
@@ -1303,849 +1457,1034 @@
           </w:pPr>
           <w:r>
             <w:rPr>
-              <w:rFonts w:ascii="宋体" w:eastAsia="宋体" w:hAnsi="宋体" w:cs="宋体" w:hint="eastAsia"/>
+              <w:rFonts w:hint="eastAsia" w:ascii="宋体" w:hAnsi="宋体" w:eastAsia="宋体" w:cs="宋体"/>
               <w:szCs w:val="24"/>
             </w:rPr>
             <w:fldChar w:fldCharType="begin"/>
           </w:r>
           <w:r>
             <w:rPr>
-              <w:rFonts w:ascii="宋体" w:eastAsia="宋体" w:hAnsi="宋体" w:cs="宋体" w:hint="eastAsia"/>
+              <w:rFonts w:hint="eastAsia" w:ascii="宋体" w:hAnsi="宋体" w:eastAsia="宋体" w:cs="宋体"/>
               <w:szCs w:val="24"/>
             </w:rPr>
             <w:instrText xml:space="preserve">TOC \o "1-3" \h \u </w:instrText>
           </w:r>
           <w:r>
             <w:rPr>
-              <w:rFonts w:ascii="宋体" w:eastAsia="宋体" w:hAnsi="宋体" w:cs="宋体" w:hint="eastAsia"/>
+              <w:rFonts w:hint="eastAsia" w:ascii="宋体" w:hAnsi="宋体" w:eastAsia="宋体" w:cs="宋体"/>
               <w:szCs w:val="24"/>
             </w:rPr>
             <w:fldChar w:fldCharType="separate"/>
           </w:r>
-          <w:hyperlink w:anchor="_Toc16543" w:history="1">
-            <w:r>
-              <w:rPr>
-                <w:rFonts w:hint="eastAsia"/>
-                <w:lang w:eastAsia="zh-CN"/>
-              </w:rPr>
-              <w:t>陕西益利德软件科技有限公司</w:t>
-            </w:r>
-            <w:r>
-              <w:tab/>
-            </w:r>
-            <w:r>
-              <w:fldChar w:fldCharType="begin"/>
-            </w:r>
-            <w:r>
-              <w:instrText xml:space="preserve"> PAGEREF _Toc16543 \h </w:instrText>
-            </w:r>
-            <w:r>
-              <w:fldChar w:fldCharType="separate"/>
-            </w:r>
-            <w:r>
-              <w:t>1</w:t>
-            </w:r>
-            <w:r>
-              <w:fldChar w:fldCharType="end"/>
-            </w:r>
-          </w:hyperlink>
+          <w:r>
+            <w:fldChar w:fldCharType="begin"/>
+          </w:r>
+          <w:r>
+            <w:instrText xml:space="preserve"> HYPERLINK \l "_Toc16543" </w:instrText>
+          </w:r>
+          <w:r>
+            <w:fldChar w:fldCharType="separate"/>
+          </w:r>
+          <w:r>
+            <w:rPr>
+              <w:rFonts w:hint="eastAsia"/>
+              <w:lang w:eastAsia="zh-CN"/>
+            </w:rPr>
+            <w:t>陕西益利德软件科技有限公司</w:t>
+          </w:r>
+          <w:r>
+            <w:tab/>
+          </w:r>
+          <w:r>
+            <w:fldChar w:fldCharType="begin"/>
+          </w:r>
+          <w:r>
+            <w:instrText xml:space="preserve"> PAGEREF _Toc16543 \h </w:instrText>
+          </w:r>
+          <w:r>
+            <w:fldChar w:fldCharType="separate"/>
+          </w:r>
+          <w:r>
+            <w:t>1</w:t>
+          </w:r>
+          <w:r>
+            <w:fldChar w:fldCharType="end"/>
+          </w:r>
+          <w:r>
+            <w:fldChar w:fldCharType="end"/>
+          </w:r>
         </w:p>
         <w:p>
           <w:pPr>
-            <w:pStyle w:val="TOC1"/>
+            <w:pStyle w:val="16"/>
             <w:widowControl w:val="0"/>
             <w:tabs>
               <w:tab w:val="right" w:leader="dot" w:pos="8306"/>
             </w:tabs>
           </w:pPr>
-          <w:hyperlink w:anchor="_Toc31588" w:history="1">
-            <w:r>
-              <w:rPr>
-                <w:rFonts w:hint="eastAsia"/>
-                <w:lang w:eastAsia="zh-CN"/>
-              </w:rPr>
-              <w:t>运维服务质量管理计划</w:t>
-            </w:r>
-            <w:r>
-              <w:tab/>
-            </w:r>
-            <w:r>
-              <w:fldChar w:fldCharType="begin"/>
-            </w:r>
-            <w:r>
-              <w:instrText xml:space="preserve"> PAGEREF _Toc31588 \h </w:instrText>
-            </w:r>
-            <w:r>
-              <w:fldChar w:fldCharType="separate"/>
-            </w:r>
-            <w:r>
-              <w:t>1</w:t>
-            </w:r>
-            <w:r>
-              <w:fldChar w:fldCharType="end"/>
-            </w:r>
-          </w:hyperlink>
+          <w:r>
+            <w:fldChar w:fldCharType="begin"/>
+          </w:r>
+          <w:r>
+            <w:instrText xml:space="preserve"> HYPERLINK \l "_Toc31588" </w:instrText>
+          </w:r>
+          <w:r>
+            <w:fldChar w:fldCharType="separate"/>
+          </w:r>
+          <w:r>
+            <w:rPr>
+              <w:rFonts w:hint="eastAsia"/>
+              <w:lang w:eastAsia="zh-CN"/>
+            </w:rPr>
+            <w:t>运维服务质量管理计划</w:t>
+          </w:r>
+          <w:r>
+            <w:tab/>
+          </w:r>
+          <w:r>
+            <w:fldChar w:fldCharType="begin"/>
+          </w:r>
+          <w:r>
+            <w:instrText xml:space="preserve"> PAGEREF _Toc31588 \h </w:instrText>
+          </w:r>
+          <w:r>
+            <w:fldChar w:fldCharType="separate"/>
+          </w:r>
+          <w:r>
+            <w:t>1</w:t>
+          </w:r>
+          <w:r>
+            <w:fldChar w:fldCharType="end"/>
+          </w:r>
+          <w:r>
+            <w:fldChar w:fldCharType="end"/>
+          </w:r>
         </w:p>
         <w:p>
           <w:pPr>
-            <w:pStyle w:val="TOC1"/>
+            <w:pStyle w:val="16"/>
             <w:widowControl w:val="0"/>
             <w:tabs>
               <w:tab w:val="right" w:leader="dot" w:pos="8306"/>
             </w:tabs>
           </w:pPr>
-          <w:hyperlink w:anchor="_Toc26539" w:history="1">
-            <w:r>
-              <w:t xml:space="preserve">1. </w:t>
-            </w:r>
-            <w:r>
-              <w:t>目的</w:t>
-            </w:r>
-            <w:r>
-              <w:tab/>
-            </w:r>
-            <w:r>
-              <w:fldChar w:fldCharType="begin"/>
-            </w:r>
-            <w:r>
-              <w:instrText xml:space="preserve"> PAGEREF _Toc26539 \h </w:instrText>
-            </w:r>
-            <w:r>
-              <w:fldChar w:fldCharType="separate"/>
-            </w:r>
-            <w:r>
-              <w:t>4</w:t>
-            </w:r>
-            <w:r>
-              <w:fldChar w:fldCharType="end"/>
-            </w:r>
-          </w:hyperlink>
+          <w:r>
+            <w:fldChar w:fldCharType="begin"/>
+          </w:r>
+          <w:r>
+            <w:instrText xml:space="preserve"> HYPERLINK \l "_Toc26539" </w:instrText>
+          </w:r>
+          <w:r>
+            <w:fldChar w:fldCharType="separate"/>
+          </w:r>
+          <w:r>
+            <w:t>1. 目的</w:t>
+          </w:r>
+          <w:r>
+            <w:tab/>
+          </w:r>
+          <w:r>
+            <w:fldChar w:fldCharType="begin"/>
+          </w:r>
+          <w:r>
+            <w:instrText xml:space="preserve"> PAGEREF _Toc26539 \h </w:instrText>
+          </w:r>
+          <w:r>
+            <w:fldChar w:fldCharType="separate"/>
+          </w:r>
+          <w:r>
+            <w:t>4</w:t>
+          </w:r>
+          <w:r>
+            <w:fldChar w:fldCharType="end"/>
+          </w:r>
+          <w:r>
+            <w:fldChar w:fldCharType="end"/>
+          </w:r>
         </w:p>
         <w:p>
           <w:pPr>
-            <w:pStyle w:val="TOC1"/>
+            <w:pStyle w:val="16"/>
             <w:widowControl w:val="0"/>
             <w:tabs>
               <w:tab w:val="right" w:leader="dot" w:pos="8306"/>
             </w:tabs>
           </w:pPr>
-          <w:hyperlink w:anchor="_Toc11520" w:history="1">
-            <w:r>
-              <w:rPr>
-                <w:lang w:eastAsia="zh-CN"/>
-              </w:rPr>
-              <w:t xml:space="preserve">2. </w:t>
-            </w:r>
-            <w:r>
-              <w:rPr>
-                <w:rFonts w:hint="eastAsia"/>
-                <w:lang w:eastAsia="zh-CN"/>
-              </w:rPr>
-              <w:t>原则</w:t>
-            </w:r>
-            <w:r>
-              <w:tab/>
-            </w:r>
-            <w:r>
-              <w:fldChar w:fldCharType="begin"/>
-            </w:r>
-            <w:r>
-              <w:instrText xml:space="preserve"> PAGEREF _Toc11520 \h </w:instrText>
-            </w:r>
-            <w:r>
-              <w:fldChar w:fldCharType="separate"/>
-            </w:r>
-            <w:r>
-              <w:t>4</w:t>
-            </w:r>
-            <w:r>
-              <w:fldChar w:fldCharType="end"/>
-            </w:r>
-          </w:hyperlink>
+          <w:r>
+            <w:fldChar w:fldCharType="begin"/>
+          </w:r>
+          <w:r>
+            <w:instrText xml:space="preserve"> HYPERLINK \l "_Toc11520" </w:instrText>
+          </w:r>
+          <w:r>
+            <w:fldChar w:fldCharType="separate"/>
+          </w:r>
+          <w:r>
+            <w:rPr>
+              <w:lang w:eastAsia="zh-CN"/>
+            </w:rPr>
+            <w:t xml:space="preserve">2. </w:t>
+          </w:r>
+          <w:r>
+            <w:rPr>
+              <w:rFonts w:hint="eastAsia"/>
+              <w:lang w:eastAsia="zh-CN"/>
+            </w:rPr>
+            <w:t>原则</w:t>
+          </w:r>
+          <w:r>
+            <w:tab/>
+          </w:r>
+          <w:r>
+            <w:fldChar w:fldCharType="begin"/>
+          </w:r>
+          <w:r>
+            <w:instrText xml:space="preserve"> PAGEREF _Toc11520 \h </w:instrText>
+          </w:r>
+          <w:r>
+            <w:fldChar w:fldCharType="separate"/>
+          </w:r>
+          <w:r>
+            <w:t>4</w:t>
+          </w:r>
+          <w:r>
+            <w:fldChar w:fldCharType="end"/>
+          </w:r>
+          <w:r>
+            <w:fldChar w:fldCharType="end"/>
+          </w:r>
         </w:p>
         <w:p>
           <w:pPr>
-            <w:pStyle w:val="TOC1"/>
+            <w:pStyle w:val="16"/>
             <w:widowControl w:val="0"/>
             <w:tabs>
               <w:tab w:val="right" w:leader="dot" w:pos="8306"/>
             </w:tabs>
           </w:pPr>
-          <w:hyperlink w:anchor="_Toc24242" w:history="1">
-            <w:r>
-              <w:t xml:space="preserve">3. </w:t>
-            </w:r>
-            <w:r>
-              <w:rPr>
-                <w:rFonts w:hint="eastAsia"/>
-                <w:lang w:eastAsia="zh-CN"/>
-              </w:rPr>
-              <w:t>适用</w:t>
-            </w:r>
-            <w:r>
-              <w:t>范围</w:t>
-            </w:r>
-            <w:r>
-              <w:tab/>
-            </w:r>
-            <w:r>
-              <w:fldChar w:fldCharType="begin"/>
-            </w:r>
-            <w:r>
-              <w:instrText xml:space="preserve"> PAGEREF _Toc24242 \h </w:instrText>
-            </w:r>
-            <w:r>
-              <w:fldChar w:fldCharType="separate"/>
-            </w:r>
-            <w:r>
-              <w:t>4</w:t>
-            </w:r>
-            <w:r>
-              <w:fldChar w:fldCharType="end"/>
-            </w:r>
-          </w:hyperlink>
+          <w:r>
+            <w:fldChar w:fldCharType="begin"/>
+          </w:r>
+          <w:r>
+            <w:instrText xml:space="preserve"> HYPERLINK \l "_Toc24242" </w:instrText>
+          </w:r>
+          <w:r>
+            <w:fldChar w:fldCharType="separate"/>
+          </w:r>
+          <w:r>
+            <w:t xml:space="preserve">3. </w:t>
+          </w:r>
+          <w:r>
+            <w:rPr>
+              <w:rFonts w:hint="eastAsia"/>
+              <w:lang w:eastAsia="zh-CN"/>
+            </w:rPr>
+            <w:t>适用</w:t>
+          </w:r>
+          <w:r>
+            <w:t>范围</w:t>
+          </w:r>
+          <w:r>
+            <w:tab/>
+          </w:r>
+          <w:r>
+            <w:fldChar w:fldCharType="begin"/>
+          </w:r>
+          <w:r>
+            <w:instrText xml:space="preserve"> PAGEREF _Toc24242 \h </w:instrText>
+          </w:r>
+          <w:r>
+            <w:fldChar w:fldCharType="separate"/>
+          </w:r>
+          <w:r>
+            <w:t>4</w:t>
+          </w:r>
+          <w:r>
+            <w:fldChar w:fldCharType="end"/>
+          </w:r>
+          <w:r>
+            <w:fldChar w:fldCharType="end"/>
+          </w:r>
         </w:p>
         <w:p>
           <w:pPr>
-            <w:pStyle w:val="TOC1"/>
+            <w:pStyle w:val="16"/>
             <w:widowControl w:val="0"/>
             <w:tabs>
               <w:tab w:val="right" w:leader="dot" w:pos="8306"/>
             </w:tabs>
           </w:pPr>
-          <w:hyperlink w:anchor="_Toc9209" w:history="1">
-            <w:r>
-              <w:rPr>
-                <w:lang w:eastAsia="zh-CN"/>
-              </w:rPr>
-              <w:t xml:space="preserve">4. </w:t>
-            </w:r>
-            <w:r>
-              <w:rPr>
-                <w:rFonts w:hint="eastAsia"/>
-                <w:lang w:eastAsia="zh-CN"/>
-              </w:rPr>
-              <w:t>岗位职责</w:t>
-            </w:r>
-            <w:r>
-              <w:tab/>
-            </w:r>
-            <w:r>
-              <w:fldChar w:fldCharType="begin"/>
-            </w:r>
-            <w:r>
-              <w:instrText xml:space="preserve"> PAGEREF _Toc9209 \h </w:instrText>
-            </w:r>
-            <w:r>
-              <w:fldChar w:fldCharType="separate"/>
-            </w:r>
-            <w:r>
-              <w:t>4</w:t>
-            </w:r>
-            <w:r>
-              <w:fldChar w:fldCharType="end"/>
-            </w:r>
-          </w:hyperlink>
+          <w:r>
+            <w:fldChar w:fldCharType="begin"/>
+          </w:r>
+          <w:r>
+            <w:instrText xml:space="preserve"> HYPERLINK \l "_Toc9209" </w:instrText>
+          </w:r>
+          <w:r>
+            <w:fldChar w:fldCharType="separate"/>
+          </w:r>
+          <w:r>
+            <w:rPr>
+              <w:lang w:eastAsia="zh-CN"/>
+            </w:rPr>
+            <w:t xml:space="preserve">4. </w:t>
+          </w:r>
+          <w:r>
+            <w:rPr>
+              <w:rFonts w:hint="eastAsia"/>
+              <w:lang w:eastAsia="zh-CN"/>
+            </w:rPr>
+            <w:t>岗位职责</w:t>
+          </w:r>
+          <w:r>
+            <w:tab/>
+          </w:r>
+          <w:r>
+            <w:fldChar w:fldCharType="begin"/>
+          </w:r>
+          <w:r>
+            <w:instrText xml:space="preserve"> PAGEREF _Toc9209 \h </w:instrText>
+          </w:r>
+          <w:r>
+            <w:fldChar w:fldCharType="separate"/>
+          </w:r>
+          <w:r>
+            <w:t>4</w:t>
+          </w:r>
+          <w:r>
+            <w:fldChar w:fldCharType="end"/>
+          </w:r>
+          <w:r>
+            <w:fldChar w:fldCharType="end"/>
+          </w:r>
         </w:p>
         <w:p>
           <w:pPr>
-            <w:pStyle w:val="TOC2"/>
+            <w:pStyle w:val="17"/>
             <w:widowControl w:val="0"/>
             <w:tabs>
               <w:tab w:val="right" w:leader="dot" w:pos="8306"/>
             </w:tabs>
           </w:pPr>
-          <w:hyperlink w:anchor="_Toc26301" w:history="1">
-            <w:r>
-              <w:rPr>
-                <w:lang w:eastAsia="zh-CN"/>
-              </w:rPr>
-              <w:t xml:space="preserve">4.1. </w:t>
-            </w:r>
-            <w:r>
-              <w:rPr>
-                <w:rFonts w:hint="eastAsia"/>
-                <w:lang w:eastAsia="zh-CN"/>
-              </w:rPr>
-              <w:t>交付部</w:t>
-            </w:r>
-            <w:r>
-              <w:tab/>
-            </w:r>
-            <w:r>
-              <w:fldChar w:fldCharType="begin"/>
-            </w:r>
-            <w:r>
-              <w:instrText xml:space="preserve"> PAGEREF _Toc26301 \h </w:instrText>
-            </w:r>
-            <w:r>
-              <w:fldChar w:fldCharType="separate"/>
-            </w:r>
-            <w:r>
-              <w:t>4</w:t>
-            </w:r>
-            <w:r>
-              <w:fldChar w:fldCharType="end"/>
-            </w:r>
-          </w:hyperlink>
+          <w:r>
+            <w:fldChar w:fldCharType="begin"/>
+          </w:r>
+          <w:r>
+            <w:instrText xml:space="preserve"> HYPERLINK \l "_Toc26301" </w:instrText>
+          </w:r>
+          <w:r>
+            <w:fldChar w:fldCharType="separate"/>
+          </w:r>
+          <w:r>
+            <w:rPr>
+              <w:lang w:eastAsia="zh-CN"/>
+            </w:rPr>
+            <w:t xml:space="preserve">4.1. </w:t>
+          </w:r>
+          <w:r>
+            <w:rPr>
+              <w:rFonts w:hint="eastAsia"/>
+              <w:lang w:eastAsia="zh-CN"/>
+            </w:rPr>
+            <w:t>交付部</w:t>
+          </w:r>
+          <w:r>
+            <w:tab/>
+          </w:r>
+          <w:r>
+            <w:fldChar w:fldCharType="begin"/>
+          </w:r>
+          <w:r>
+            <w:instrText xml:space="preserve"> PAGEREF _Toc26301 \h </w:instrText>
+          </w:r>
+          <w:r>
+            <w:fldChar w:fldCharType="separate"/>
+          </w:r>
+          <w:r>
+            <w:t>4</w:t>
+          </w:r>
+          <w:r>
+            <w:fldChar w:fldCharType="end"/>
+          </w:r>
+          <w:r>
+            <w:fldChar w:fldCharType="end"/>
+          </w:r>
         </w:p>
         <w:p>
           <w:pPr>
-            <w:pStyle w:val="TOC2"/>
+            <w:pStyle w:val="17"/>
             <w:widowControl w:val="0"/>
             <w:tabs>
               <w:tab w:val="right" w:leader="dot" w:pos="8306"/>
             </w:tabs>
           </w:pPr>
-          <w:hyperlink w:anchor="_Toc16789" w:history="1">
-            <w:r>
-              <w:rPr>
-                <w:lang w:eastAsia="zh-CN"/>
-              </w:rPr>
-              <w:t xml:space="preserve">4.2. </w:t>
-            </w:r>
-            <w:r>
-              <w:rPr>
-                <w:rFonts w:hint="eastAsia"/>
-                <w:lang w:eastAsia="zh-CN"/>
-              </w:rPr>
-              <w:t>质量部</w:t>
-            </w:r>
-            <w:r>
-              <w:tab/>
-            </w:r>
-            <w:r>
-              <w:fldChar w:fldCharType="begin"/>
-            </w:r>
-            <w:r>
-              <w:instrText xml:space="preserve"> PAGEREF _Toc16789 \h </w:instrText>
-            </w:r>
-            <w:r>
-              <w:fldChar w:fldCharType="separate"/>
-            </w:r>
-            <w:r>
-              <w:t>5</w:t>
-            </w:r>
-            <w:r>
-              <w:fldChar w:fldCharType="end"/>
-            </w:r>
-          </w:hyperlink>
+          <w:r>
+            <w:fldChar w:fldCharType="begin"/>
+          </w:r>
+          <w:r>
+            <w:instrText xml:space="preserve"> HYPERLINK \l "_Toc16789" </w:instrText>
+          </w:r>
+          <w:r>
+            <w:fldChar w:fldCharType="separate"/>
+          </w:r>
+          <w:r>
+            <w:rPr>
+              <w:lang w:eastAsia="zh-CN"/>
+            </w:rPr>
+            <w:t xml:space="preserve">4.2. </w:t>
+          </w:r>
+          <w:r>
+            <w:rPr>
+              <w:rFonts w:hint="eastAsia"/>
+              <w:lang w:eastAsia="zh-CN"/>
+            </w:rPr>
+            <w:t>质量部</w:t>
+          </w:r>
+          <w:r>
+            <w:tab/>
+          </w:r>
+          <w:r>
+            <w:fldChar w:fldCharType="begin"/>
+          </w:r>
+          <w:r>
+            <w:instrText xml:space="preserve"> PAGEREF _Toc16789 \h </w:instrText>
+          </w:r>
+          <w:r>
+            <w:fldChar w:fldCharType="separate"/>
+          </w:r>
+          <w:r>
+            <w:t>5</w:t>
+          </w:r>
+          <w:r>
+            <w:fldChar w:fldCharType="end"/>
+          </w:r>
+          <w:r>
+            <w:fldChar w:fldCharType="end"/>
+          </w:r>
         </w:p>
         <w:p>
           <w:pPr>
-            <w:pStyle w:val="TOC2"/>
+            <w:pStyle w:val="17"/>
             <w:widowControl w:val="0"/>
             <w:tabs>
               <w:tab w:val="right" w:leader="dot" w:pos="8306"/>
             </w:tabs>
           </w:pPr>
-          <w:hyperlink w:anchor="_Toc30423" w:history="1">
-            <w:r>
-              <w:rPr>
-                <w:lang w:eastAsia="zh-CN"/>
-              </w:rPr>
-              <w:t xml:space="preserve">4.3. </w:t>
-            </w:r>
-            <w:r>
-              <w:rPr>
-                <w:rFonts w:hint="eastAsia"/>
-                <w:lang w:eastAsia="zh-CN"/>
-              </w:rPr>
-              <w:t>综合部</w:t>
-            </w:r>
-            <w:r>
-              <w:tab/>
-            </w:r>
-            <w:r>
-              <w:fldChar w:fldCharType="begin"/>
-            </w:r>
-            <w:r>
-              <w:instrText xml:space="preserve"> PAGEREF _Toc30423 \h </w:instrText>
-            </w:r>
-            <w:r>
-              <w:fldChar w:fldCharType="separate"/>
-            </w:r>
-            <w:r>
-              <w:t>5</w:t>
-            </w:r>
-            <w:r>
-              <w:fldChar w:fldCharType="end"/>
-            </w:r>
-          </w:hyperlink>
+          <w:r>
+            <w:fldChar w:fldCharType="begin"/>
+          </w:r>
+          <w:r>
+            <w:instrText xml:space="preserve"> HYPERLINK \l "_Toc30423" </w:instrText>
+          </w:r>
+          <w:r>
+            <w:fldChar w:fldCharType="separate"/>
+          </w:r>
+          <w:r>
+            <w:rPr>
+              <w:lang w:eastAsia="zh-CN"/>
+            </w:rPr>
+            <w:t xml:space="preserve">4.3. </w:t>
+          </w:r>
+          <w:r>
+            <w:rPr>
+              <w:rFonts w:hint="eastAsia"/>
+              <w:lang w:eastAsia="zh-CN"/>
+            </w:rPr>
+            <w:t>综合部</w:t>
+          </w:r>
+          <w:r>
+            <w:tab/>
+          </w:r>
+          <w:r>
+            <w:fldChar w:fldCharType="begin"/>
+          </w:r>
+          <w:r>
+            <w:instrText xml:space="preserve"> PAGEREF _Toc30423 \h </w:instrText>
+          </w:r>
+          <w:r>
+            <w:fldChar w:fldCharType="separate"/>
+          </w:r>
+          <w:r>
+            <w:t>5</w:t>
+          </w:r>
+          <w:r>
+            <w:fldChar w:fldCharType="end"/>
+          </w:r>
+          <w:r>
+            <w:fldChar w:fldCharType="end"/>
+          </w:r>
         </w:p>
         <w:p>
           <w:pPr>
-            <w:pStyle w:val="TOC2"/>
+            <w:pStyle w:val="17"/>
             <w:widowControl w:val="0"/>
             <w:tabs>
               <w:tab w:val="right" w:leader="dot" w:pos="8306"/>
             </w:tabs>
           </w:pPr>
-          <w:hyperlink w:anchor="_Toc14370" w:history="1">
-            <w:r>
-              <w:rPr>
-                <w:lang w:eastAsia="zh-CN"/>
-              </w:rPr>
-              <w:t xml:space="preserve">4.4. </w:t>
-            </w:r>
-            <w:r>
-              <w:rPr>
-                <w:rFonts w:hint="eastAsia"/>
-                <w:lang w:eastAsia="zh-CN"/>
-              </w:rPr>
-              <w:t>采购部</w:t>
-            </w:r>
-            <w:r>
-              <w:tab/>
-            </w:r>
-            <w:r>
-              <w:fldChar w:fldCharType="begin"/>
-            </w:r>
-            <w:r>
-              <w:instrText xml:space="preserve"> PAGEREF _Toc14370 \h </w:instrText>
-            </w:r>
-            <w:r>
-              <w:fldChar w:fldCharType="separate"/>
-            </w:r>
-            <w:r>
-              <w:t>5</w:t>
-            </w:r>
-            <w:r>
-              <w:fldChar w:fldCharType="end"/>
-            </w:r>
-          </w:hyperlink>
+          <w:r>
+            <w:fldChar w:fldCharType="begin"/>
+          </w:r>
+          <w:r>
+            <w:instrText xml:space="preserve"> HYPERLINK \l "_Toc14370" </w:instrText>
+          </w:r>
+          <w:r>
+            <w:fldChar w:fldCharType="separate"/>
+          </w:r>
+          <w:r>
+            <w:rPr>
+              <w:lang w:eastAsia="zh-CN"/>
+            </w:rPr>
+            <w:t xml:space="preserve">4.4. </w:t>
+          </w:r>
+          <w:r>
+            <w:rPr>
+              <w:rFonts w:hint="eastAsia"/>
+              <w:lang w:eastAsia="zh-CN"/>
+            </w:rPr>
+            <w:t>采购部</w:t>
+          </w:r>
+          <w:r>
+            <w:tab/>
+          </w:r>
+          <w:r>
+            <w:fldChar w:fldCharType="begin"/>
+          </w:r>
+          <w:r>
+            <w:instrText xml:space="preserve"> PAGEREF _Toc14370 \h </w:instrText>
+          </w:r>
+          <w:r>
+            <w:fldChar w:fldCharType="separate"/>
+          </w:r>
+          <w:r>
+            <w:t>5</w:t>
+          </w:r>
+          <w:r>
+            <w:fldChar w:fldCharType="end"/>
+          </w:r>
+          <w:r>
+            <w:fldChar w:fldCharType="end"/>
+          </w:r>
         </w:p>
         <w:p>
           <w:pPr>
-            <w:pStyle w:val="TOC2"/>
+            <w:pStyle w:val="17"/>
             <w:widowControl w:val="0"/>
             <w:tabs>
               <w:tab w:val="right" w:leader="dot" w:pos="8306"/>
             </w:tabs>
           </w:pPr>
-          <w:hyperlink w:anchor="_Toc31161" w:history="1">
-            <w:r>
-              <w:rPr>
-                <w:lang w:eastAsia="zh-CN"/>
-              </w:rPr>
-              <w:t xml:space="preserve">4.5. </w:t>
-            </w:r>
-            <w:r>
-              <w:rPr>
-                <w:rFonts w:hint="eastAsia"/>
-                <w:lang w:eastAsia="zh-CN"/>
-              </w:rPr>
-              <w:t>研发部</w:t>
-            </w:r>
-            <w:r>
-              <w:tab/>
-            </w:r>
-            <w:r>
-              <w:fldChar w:fldCharType="begin"/>
-            </w:r>
-            <w:r>
-              <w:instrText xml:space="preserve"> PAGEREF _Toc31161 \h </w:instrText>
-            </w:r>
-            <w:r>
-              <w:fldChar w:fldCharType="separate"/>
-            </w:r>
-            <w:r>
-              <w:t>6</w:t>
-            </w:r>
-            <w:r>
-              <w:fldChar w:fldCharType="end"/>
-            </w:r>
-          </w:hyperlink>
+          <w:r>
+            <w:fldChar w:fldCharType="begin"/>
+          </w:r>
+          <w:r>
+            <w:instrText xml:space="preserve"> HYPERLINK \l "_Toc31161" </w:instrText>
+          </w:r>
+          <w:r>
+            <w:fldChar w:fldCharType="separate"/>
+          </w:r>
+          <w:r>
+            <w:rPr>
+              <w:lang w:eastAsia="zh-CN"/>
+            </w:rPr>
+            <w:t xml:space="preserve">4.5. </w:t>
+          </w:r>
+          <w:r>
+            <w:rPr>
+              <w:rFonts w:hint="eastAsia"/>
+              <w:lang w:eastAsia="zh-CN"/>
+            </w:rPr>
+            <w:t>研发部</w:t>
+          </w:r>
+          <w:r>
+            <w:tab/>
+          </w:r>
+          <w:r>
+            <w:fldChar w:fldCharType="begin"/>
+          </w:r>
+          <w:r>
+            <w:instrText xml:space="preserve"> PAGEREF _Toc31161 \h </w:instrText>
+          </w:r>
+          <w:r>
+            <w:fldChar w:fldCharType="separate"/>
+          </w:r>
+          <w:r>
+            <w:t>6</w:t>
+          </w:r>
+          <w:r>
+            <w:fldChar w:fldCharType="end"/>
+          </w:r>
+          <w:r>
+            <w:fldChar w:fldCharType="end"/>
+          </w:r>
         </w:p>
         <w:p>
           <w:pPr>
-            <w:pStyle w:val="TOC1"/>
+            <w:pStyle w:val="16"/>
             <w:widowControl w:val="0"/>
             <w:tabs>
               <w:tab w:val="right" w:leader="dot" w:pos="8306"/>
             </w:tabs>
           </w:pPr>
-          <w:hyperlink w:anchor="_Toc27258" w:history="1">
-            <w:r>
-              <w:rPr>
-                <w:lang w:eastAsia="zh-CN"/>
-              </w:rPr>
-              <w:t xml:space="preserve">5. </w:t>
-            </w:r>
-            <w:r>
-              <w:rPr>
-                <w:rFonts w:hint="eastAsia"/>
-                <w:lang w:eastAsia="zh-CN"/>
-              </w:rPr>
-              <w:t>质量计划实施</w:t>
-            </w:r>
-            <w:r>
-              <w:tab/>
-            </w:r>
-            <w:r>
-              <w:fldChar w:fldCharType="begin"/>
-            </w:r>
-            <w:r>
-              <w:instrText xml:space="preserve"> PAGEREF _Toc27258 \h </w:instrText>
-            </w:r>
-            <w:r>
-              <w:fldChar w:fldCharType="separate"/>
-            </w:r>
-            <w:r>
-              <w:t>6</w:t>
-            </w:r>
-            <w:r>
-              <w:fldChar w:fldCharType="end"/>
-            </w:r>
-          </w:hyperlink>
+          <w:r>
+            <w:fldChar w:fldCharType="begin"/>
+          </w:r>
+          <w:r>
+            <w:instrText xml:space="preserve"> HYPERLINK \l "_Toc27258" </w:instrText>
+          </w:r>
+          <w:r>
+            <w:fldChar w:fldCharType="separate"/>
+          </w:r>
+          <w:r>
+            <w:rPr>
+              <w:lang w:eastAsia="zh-CN"/>
+            </w:rPr>
+            <w:t xml:space="preserve">5. </w:t>
+          </w:r>
+          <w:r>
+            <w:rPr>
+              <w:rFonts w:hint="eastAsia"/>
+              <w:lang w:eastAsia="zh-CN"/>
+            </w:rPr>
+            <w:t>质量计划实施</w:t>
+          </w:r>
+          <w:r>
+            <w:tab/>
+          </w:r>
+          <w:r>
+            <w:fldChar w:fldCharType="begin"/>
+          </w:r>
+          <w:r>
+            <w:instrText xml:space="preserve"> PAGEREF _Toc27258 \h </w:instrText>
+          </w:r>
+          <w:r>
+            <w:fldChar w:fldCharType="separate"/>
+          </w:r>
+          <w:r>
+            <w:t>6</w:t>
+          </w:r>
+          <w:r>
+            <w:fldChar w:fldCharType="end"/>
+          </w:r>
+          <w:r>
+            <w:fldChar w:fldCharType="end"/>
+          </w:r>
         </w:p>
         <w:p>
           <w:pPr>
-            <w:pStyle w:val="TOC2"/>
+            <w:pStyle w:val="17"/>
             <w:widowControl w:val="0"/>
             <w:tabs>
               <w:tab w:val="right" w:leader="dot" w:pos="8306"/>
             </w:tabs>
           </w:pPr>
-          <w:hyperlink w:anchor="_Toc26072" w:history="1">
-            <w:r>
-              <w:rPr>
-                <w:lang w:eastAsia="zh-CN"/>
-              </w:rPr>
-              <w:t xml:space="preserve">5.1. </w:t>
-            </w:r>
-            <w:r>
-              <w:rPr>
-                <w:rFonts w:hint="eastAsia"/>
-                <w:lang w:eastAsia="zh-CN"/>
-              </w:rPr>
-              <w:t>运维服务质量保障总体活动</w:t>
-            </w:r>
-            <w:r>
-              <w:tab/>
-            </w:r>
-            <w:r>
-              <w:fldChar w:fldCharType="begin"/>
-            </w:r>
-            <w:r>
-              <w:instrText xml:space="preserve"> PAGEREF _Toc26072 \h </w:instrText>
-            </w:r>
-            <w:r>
-              <w:fldChar w:fldCharType="separate"/>
-            </w:r>
-            <w:r>
-              <w:t>6</w:t>
-            </w:r>
-            <w:r>
-              <w:fldChar w:fldCharType="end"/>
-            </w:r>
-          </w:hyperlink>
+          <w:r>
+            <w:fldChar w:fldCharType="begin"/>
+          </w:r>
+          <w:r>
+            <w:instrText xml:space="preserve"> HYPERLINK \l "_Toc26072" </w:instrText>
+          </w:r>
+          <w:r>
+            <w:fldChar w:fldCharType="separate"/>
+          </w:r>
+          <w:r>
+            <w:rPr>
+              <w:lang w:eastAsia="zh-CN"/>
+            </w:rPr>
+            <w:t xml:space="preserve">5.1. </w:t>
+          </w:r>
+          <w:r>
+            <w:rPr>
+              <w:rFonts w:hint="eastAsia"/>
+              <w:lang w:eastAsia="zh-CN"/>
+            </w:rPr>
+            <w:t>运维服务质量保障总体活动</w:t>
+          </w:r>
+          <w:r>
+            <w:tab/>
+          </w:r>
+          <w:r>
+            <w:fldChar w:fldCharType="begin"/>
+          </w:r>
+          <w:r>
+            <w:instrText xml:space="preserve"> PAGEREF _Toc26072 \h </w:instrText>
+          </w:r>
+          <w:r>
+            <w:fldChar w:fldCharType="separate"/>
+          </w:r>
+          <w:r>
+            <w:t>6</w:t>
+          </w:r>
+          <w:r>
+            <w:fldChar w:fldCharType="end"/>
+          </w:r>
+          <w:r>
+            <w:fldChar w:fldCharType="end"/>
+          </w:r>
         </w:p>
         <w:p>
           <w:pPr>
-            <w:pStyle w:val="TOC2"/>
+            <w:pStyle w:val="17"/>
             <w:widowControl w:val="0"/>
             <w:tabs>
               <w:tab w:val="right" w:leader="dot" w:pos="8306"/>
             </w:tabs>
           </w:pPr>
-          <w:hyperlink w:anchor="_Toc82" w:history="1">
-            <w:r>
-              <w:rPr>
-                <w:lang w:eastAsia="zh-CN"/>
-              </w:rPr>
-              <w:t xml:space="preserve">5.2. </w:t>
-            </w:r>
-            <w:r>
-              <w:rPr>
-                <w:lang w:eastAsia="zh-CN"/>
-              </w:rPr>
-              <w:t>运维服务能力体系内部审核</w:t>
-            </w:r>
-            <w:r>
-              <w:tab/>
-            </w:r>
-            <w:r>
-              <w:fldChar w:fldCharType="begin"/>
-            </w:r>
-            <w:r>
-              <w:instrText xml:space="preserve"> PAGEREF _Toc82 \h </w:instrText>
-            </w:r>
-            <w:r>
-              <w:fldChar w:fldCharType="separate"/>
-            </w:r>
-            <w:r>
-              <w:t>7</w:t>
-            </w:r>
-            <w:r>
-              <w:fldChar w:fldCharType="end"/>
-            </w:r>
-          </w:hyperlink>
+          <w:r>
+            <w:fldChar w:fldCharType="begin"/>
+          </w:r>
+          <w:r>
+            <w:instrText xml:space="preserve"> HYPERLINK \l "_Toc82" </w:instrText>
+          </w:r>
+          <w:r>
+            <w:fldChar w:fldCharType="separate"/>
+          </w:r>
+          <w:r>
+            <w:rPr>
+              <w:lang w:eastAsia="zh-CN"/>
+            </w:rPr>
+            <w:t>5.2. 运维服务能力体系内部审核</w:t>
+          </w:r>
+          <w:r>
+            <w:tab/>
+          </w:r>
+          <w:r>
+            <w:fldChar w:fldCharType="begin"/>
+          </w:r>
+          <w:r>
+            <w:instrText xml:space="preserve"> PAGEREF _Toc82 \h </w:instrText>
+          </w:r>
+          <w:r>
+            <w:fldChar w:fldCharType="separate"/>
+          </w:r>
+          <w:r>
+            <w:t>7</w:t>
+          </w:r>
+          <w:r>
+            <w:fldChar w:fldCharType="end"/>
+          </w:r>
+          <w:r>
+            <w:fldChar w:fldCharType="end"/>
+          </w:r>
         </w:p>
         <w:p>
           <w:pPr>
-            <w:pStyle w:val="TOC2"/>
+            <w:pStyle w:val="17"/>
             <w:widowControl w:val="0"/>
             <w:tabs>
               <w:tab w:val="right" w:leader="dot" w:pos="8306"/>
             </w:tabs>
           </w:pPr>
-          <w:hyperlink w:anchor="_Toc27350" w:history="1">
-            <w:r>
-              <w:rPr>
-                <w:lang w:eastAsia="zh-CN"/>
-              </w:rPr>
-              <w:t xml:space="preserve">5.3. </w:t>
-            </w:r>
-            <w:r>
-              <w:rPr>
-                <w:lang w:eastAsia="zh-CN"/>
-              </w:rPr>
-              <w:t>运维服务能力管理评审</w:t>
-            </w:r>
-            <w:r>
-              <w:tab/>
-            </w:r>
-            <w:r>
-              <w:fldChar w:fldCharType="begin"/>
-            </w:r>
-            <w:r>
-              <w:instrText xml:space="preserve"> PAGEREF _Toc27350 \h </w:instrText>
-            </w:r>
-            <w:r>
-              <w:fldChar w:fldCharType="separate"/>
-            </w:r>
-            <w:r>
-              <w:t>7</w:t>
-            </w:r>
-            <w:r>
-              <w:fldChar w:fldCharType="end"/>
-            </w:r>
-          </w:hyperlink>
+          <w:r>
+            <w:fldChar w:fldCharType="begin"/>
+          </w:r>
+          <w:r>
+            <w:instrText xml:space="preserve"> HYPERLINK \l "_Toc27350" </w:instrText>
+          </w:r>
+          <w:r>
+            <w:fldChar w:fldCharType="separate"/>
+          </w:r>
+          <w:r>
+            <w:rPr>
+              <w:lang w:eastAsia="zh-CN"/>
+            </w:rPr>
+            <w:t>5.3. 运维服务能力管理评审</w:t>
+          </w:r>
+          <w:r>
+            <w:tab/>
+          </w:r>
+          <w:r>
+            <w:fldChar w:fldCharType="begin"/>
+          </w:r>
+          <w:r>
+            <w:instrText xml:space="preserve"> PAGEREF _Toc27350 \h </w:instrText>
+          </w:r>
+          <w:r>
+            <w:fldChar w:fldCharType="separate"/>
+          </w:r>
+          <w:r>
+            <w:t>7</w:t>
+          </w:r>
+          <w:r>
+            <w:fldChar w:fldCharType="end"/>
+          </w:r>
+          <w:r>
+            <w:fldChar w:fldCharType="end"/>
+          </w:r>
         </w:p>
         <w:p>
           <w:pPr>
-            <w:pStyle w:val="TOC2"/>
+            <w:pStyle w:val="17"/>
             <w:widowControl w:val="0"/>
             <w:tabs>
               <w:tab w:val="right" w:leader="dot" w:pos="8306"/>
             </w:tabs>
           </w:pPr>
-          <w:hyperlink w:anchor="_Toc7776" w:history="1">
-            <w:r>
-              <w:rPr>
-                <w:lang w:eastAsia="zh-CN"/>
-              </w:rPr>
-              <w:t xml:space="preserve">5.4. </w:t>
-            </w:r>
-            <w:r>
-              <w:rPr>
-                <w:rFonts w:hint="eastAsia"/>
-                <w:lang w:eastAsia="zh-CN"/>
-              </w:rPr>
-              <w:t>客户满意度调查与分析</w:t>
-            </w:r>
-            <w:r>
-              <w:tab/>
-            </w:r>
-            <w:r>
-              <w:fldChar w:fldCharType="begin"/>
-            </w:r>
-            <w:r>
-              <w:instrText xml:space="preserve"> PAGEREF _Toc7776 \h </w:instrText>
-            </w:r>
-            <w:r>
-              <w:fldChar w:fldCharType="separate"/>
-            </w:r>
-            <w:r>
-              <w:t>7</w:t>
-            </w:r>
-            <w:r>
-              <w:fldChar w:fldCharType="end"/>
-            </w:r>
-          </w:hyperlink>
+          <w:r>
+            <w:fldChar w:fldCharType="begin"/>
+          </w:r>
+          <w:r>
+            <w:instrText xml:space="preserve"> HYPERLINK \l "_Toc7776" </w:instrText>
+          </w:r>
+          <w:r>
+            <w:fldChar w:fldCharType="separate"/>
+          </w:r>
+          <w:r>
+            <w:rPr>
+              <w:lang w:eastAsia="zh-CN"/>
+            </w:rPr>
+            <w:t xml:space="preserve">5.4. </w:t>
+          </w:r>
+          <w:r>
+            <w:rPr>
+              <w:rFonts w:hint="eastAsia"/>
+              <w:lang w:eastAsia="zh-CN"/>
+            </w:rPr>
+            <w:t>客户满意度调查与分析</w:t>
+          </w:r>
+          <w:r>
+            <w:tab/>
+          </w:r>
+          <w:r>
+            <w:fldChar w:fldCharType="begin"/>
+          </w:r>
+          <w:r>
+            <w:instrText xml:space="preserve"> PAGEREF _Toc7776 \h </w:instrText>
+          </w:r>
+          <w:r>
+            <w:fldChar w:fldCharType="separate"/>
+          </w:r>
+          <w:r>
+            <w:t>7</w:t>
+          </w:r>
+          <w:r>
+            <w:fldChar w:fldCharType="end"/>
+          </w:r>
+          <w:r>
+            <w:fldChar w:fldCharType="end"/>
+          </w:r>
         </w:p>
         <w:p>
           <w:pPr>
-            <w:pStyle w:val="TOC2"/>
+            <w:pStyle w:val="17"/>
             <w:widowControl w:val="0"/>
             <w:tabs>
               <w:tab w:val="right" w:leader="dot" w:pos="8306"/>
             </w:tabs>
           </w:pPr>
-          <w:hyperlink w:anchor="_Toc1969" w:history="1">
-            <w:r>
-              <w:rPr>
-                <w:lang w:eastAsia="zh-CN"/>
-              </w:rPr>
-              <w:t xml:space="preserve">5.5. </w:t>
-            </w:r>
-            <w:r>
-              <w:rPr>
-                <w:rFonts w:hint="eastAsia"/>
-                <w:lang w:eastAsia="zh-CN"/>
-              </w:rPr>
-              <w:t>服务质量改进</w:t>
-            </w:r>
-            <w:r>
-              <w:tab/>
-            </w:r>
-            <w:r>
-              <w:fldChar w:fldCharType="begin"/>
-            </w:r>
-            <w:r>
-              <w:instrText xml:space="preserve"> PAGEREF _Toc1969 \h </w:instrText>
-            </w:r>
-            <w:r>
-              <w:fldChar w:fldCharType="separate"/>
-            </w:r>
-            <w:r>
-              <w:t>8</w:t>
-            </w:r>
-            <w:r>
-              <w:fldChar w:fldCharType="end"/>
-            </w:r>
-          </w:hyperlink>
+          <w:r>
+            <w:fldChar w:fldCharType="begin"/>
+          </w:r>
+          <w:r>
+            <w:instrText xml:space="preserve"> HYPERLINK \l "_Toc1969" </w:instrText>
+          </w:r>
+          <w:r>
+            <w:fldChar w:fldCharType="separate"/>
+          </w:r>
+          <w:r>
+            <w:rPr>
+              <w:lang w:eastAsia="zh-CN"/>
+            </w:rPr>
+            <w:t xml:space="preserve">5.5. </w:t>
+          </w:r>
+          <w:r>
+            <w:rPr>
+              <w:rFonts w:hint="eastAsia"/>
+              <w:lang w:eastAsia="zh-CN"/>
+            </w:rPr>
+            <w:t>服务质量改进</w:t>
+          </w:r>
+          <w:r>
+            <w:tab/>
+          </w:r>
+          <w:r>
+            <w:fldChar w:fldCharType="begin"/>
+          </w:r>
+          <w:r>
+            <w:instrText xml:space="preserve"> PAGEREF _Toc1969 \h </w:instrText>
+          </w:r>
+          <w:r>
+            <w:fldChar w:fldCharType="separate"/>
+          </w:r>
+          <w:r>
+            <w:t>8</w:t>
+          </w:r>
+          <w:r>
+            <w:fldChar w:fldCharType="end"/>
+          </w:r>
+          <w:r>
+            <w:fldChar w:fldCharType="end"/>
+          </w:r>
         </w:p>
         <w:p>
           <w:pPr>
-            <w:pStyle w:val="TOC1"/>
+            <w:pStyle w:val="16"/>
             <w:widowControl w:val="0"/>
             <w:tabs>
               <w:tab w:val="right" w:leader="dot" w:pos="8306"/>
             </w:tabs>
           </w:pPr>
-          <w:hyperlink w:anchor="_Toc26720" w:history="1">
-            <w:r>
-              <w:rPr>
-                <w:rFonts w:eastAsia="宋体"/>
-                <w:lang w:eastAsia="zh-CN"/>
-              </w:rPr>
-              <w:t xml:space="preserve">6. </w:t>
-            </w:r>
-            <w:r>
-              <w:rPr>
-                <w:rFonts w:eastAsia="宋体" w:hint="eastAsia"/>
-                <w:lang w:eastAsia="zh-CN"/>
-              </w:rPr>
-              <w:t>附则</w:t>
-            </w:r>
-            <w:r>
-              <w:tab/>
-            </w:r>
-            <w:r>
-              <w:fldChar w:fldCharType="begin"/>
-            </w:r>
-            <w:r>
-              <w:instrText xml:space="preserve"> PAGEREF _Toc26720 \h </w:instrText>
-            </w:r>
-            <w:r>
-              <w:fldChar w:fldCharType="separate"/>
-            </w:r>
-            <w:r>
-              <w:t>8</w:t>
-            </w:r>
-            <w:r>
-              <w:fldChar w:fldCharType="end"/>
-            </w:r>
-          </w:hyperlink>
+          <w:r>
+            <w:fldChar w:fldCharType="begin"/>
+          </w:r>
+          <w:r>
+            <w:instrText xml:space="preserve"> HYPERLINK \l "_Toc26720" </w:instrText>
+          </w:r>
+          <w:r>
+            <w:fldChar w:fldCharType="separate"/>
+          </w:r>
+          <w:r>
+            <w:rPr>
+              <w:rFonts w:eastAsia="宋体"/>
+              <w:lang w:eastAsia="zh-CN"/>
+            </w:rPr>
+            <w:t xml:space="preserve">6. </w:t>
+          </w:r>
+          <w:r>
+            <w:rPr>
+              <w:rFonts w:hint="eastAsia" w:eastAsia="宋体"/>
+              <w:lang w:eastAsia="zh-CN"/>
+            </w:rPr>
+            <w:t>附则</w:t>
+          </w:r>
+          <w:r>
+            <w:tab/>
+          </w:r>
+          <w:r>
+            <w:fldChar w:fldCharType="begin"/>
+          </w:r>
+          <w:r>
+            <w:instrText xml:space="preserve"> PAGEREF _Toc26720 \h </w:instrText>
+          </w:r>
+          <w:r>
+            <w:fldChar w:fldCharType="separate"/>
+          </w:r>
+          <w:r>
+            <w:t>8</w:t>
+          </w:r>
+          <w:r>
+            <w:fldChar w:fldCharType="end"/>
+          </w:r>
+          <w:r>
+            <w:fldChar w:fldCharType="end"/>
+          </w:r>
         </w:p>
         <w:p>
           <w:pPr>
-            <w:pStyle w:val="TOC1"/>
+            <w:pStyle w:val="16"/>
             <w:widowControl w:val="0"/>
             <w:tabs>
               <w:tab w:val="right" w:leader="dot" w:pos="8306"/>
             </w:tabs>
           </w:pPr>
-          <w:hyperlink w:anchor="_Toc14110" w:history="1">
-            <w:r>
-              <w:rPr>
-                <w:lang w:eastAsia="zh-CN"/>
-              </w:rPr>
-              <w:t xml:space="preserve">7. </w:t>
-            </w:r>
-            <w:r>
-              <w:rPr>
-                <w:rFonts w:hint="eastAsia"/>
-                <w:lang w:eastAsia="zh-CN"/>
-              </w:rPr>
-              <w:t>附件</w:t>
-            </w:r>
-            <w:r>
-              <w:tab/>
-            </w:r>
-            <w:r>
-              <w:fldChar w:fldCharType="begin"/>
-            </w:r>
-            <w:r>
-              <w:instrText xml:space="preserve"> PAGEREF _Toc14110 \h </w:instrText>
-            </w:r>
-            <w:r>
-              <w:fldChar w:fldCharType="separate"/>
-            </w:r>
-            <w:r>
-              <w:t>8</w:t>
-            </w:r>
-            <w:r>
-              <w:fldChar w:fldCharType="end"/>
-            </w:r>
-          </w:hyperlink>
+          <w:r>
+            <w:fldChar w:fldCharType="begin"/>
+          </w:r>
+          <w:r>
+            <w:instrText xml:space="preserve"> HYPERLINK \l "_Toc14110" </w:instrText>
+          </w:r>
+          <w:r>
+            <w:fldChar w:fldCharType="separate"/>
+          </w:r>
+          <w:r>
+            <w:rPr>
+              <w:lang w:eastAsia="zh-CN"/>
+            </w:rPr>
+            <w:t xml:space="preserve">7. </w:t>
+          </w:r>
+          <w:r>
+            <w:rPr>
+              <w:rFonts w:hint="eastAsia"/>
+              <w:lang w:eastAsia="zh-CN"/>
+            </w:rPr>
+            <w:t>附件</w:t>
+          </w:r>
+          <w:r>
+            <w:tab/>
+          </w:r>
+          <w:r>
+            <w:fldChar w:fldCharType="begin"/>
+          </w:r>
+          <w:r>
+            <w:instrText xml:space="preserve"> PAGEREF _Toc14110 \h </w:instrText>
+          </w:r>
+          <w:r>
+            <w:fldChar w:fldCharType="separate"/>
+          </w:r>
+          <w:r>
+            <w:t>8</w:t>
+          </w:r>
+          <w:r>
+            <w:fldChar w:fldCharType="end"/>
+          </w:r>
+          <w:r>
+            <w:fldChar w:fldCharType="end"/>
+          </w:r>
         </w:p>
         <w:p>
           <w:pPr>
-            <w:pStyle w:val="TOC1"/>
+            <w:pStyle w:val="16"/>
             <w:widowControl w:val="0"/>
             <w:tabs>
               <w:tab w:val="right" w:leader="dot" w:pos="8306"/>
             </w:tabs>
           </w:pPr>
-          <w:hyperlink w:anchor="_Toc25718" w:history="1">
-            <w:r>
-              <w:rPr>
-                <w:lang w:eastAsia="zh-CN"/>
-              </w:rPr>
-              <w:t xml:space="preserve">8. </w:t>
-            </w:r>
-            <w:r>
-              <w:rPr>
-                <w:rFonts w:hint="eastAsia"/>
-                <w:lang w:eastAsia="zh-CN"/>
-              </w:rPr>
-              <w:t>记录</w:t>
-            </w:r>
-            <w:r>
-              <w:tab/>
-            </w:r>
-            <w:r>
-              <w:fldChar w:fldCharType="begin"/>
-            </w:r>
-            <w:r>
-              <w:instrText xml:space="preserve"> PAGEREF _Toc25718 \h </w:instrText>
-            </w:r>
-            <w:r>
-              <w:fldChar w:fldCharType="separate"/>
-            </w:r>
-            <w:r>
-              <w:t>8</w:t>
-            </w:r>
-            <w:r>
-              <w:fldChar w:fldCharType="end"/>
-            </w:r>
-          </w:hyperlink>
+          <w:r>
+            <w:fldChar w:fldCharType="begin"/>
+          </w:r>
+          <w:r>
+            <w:instrText xml:space="preserve"> HYPERLINK \l "_Toc25718" </w:instrText>
+          </w:r>
+          <w:r>
+            <w:fldChar w:fldCharType="separate"/>
+          </w:r>
+          <w:r>
+            <w:rPr>
+              <w:lang w:eastAsia="zh-CN"/>
+            </w:rPr>
+            <w:t xml:space="preserve">8. </w:t>
+          </w:r>
+          <w:r>
+            <w:rPr>
+              <w:rFonts w:hint="eastAsia"/>
+              <w:lang w:eastAsia="zh-CN"/>
+            </w:rPr>
+            <w:t>记录</w:t>
+          </w:r>
+          <w:r>
+            <w:tab/>
+          </w:r>
+          <w:r>
+            <w:fldChar w:fldCharType="begin"/>
+          </w:r>
+          <w:r>
+            <w:instrText xml:space="preserve"> PAGEREF _Toc25718 \h </w:instrText>
+          </w:r>
+          <w:r>
+            <w:fldChar w:fldCharType="separate"/>
+          </w:r>
+          <w:r>
+            <w:t>8</w:t>
+          </w:r>
+          <w:r>
+            <w:fldChar w:fldCharType="end"/>
+          </w:r>
+          <w:r>
+            <w:fldChar w:fldCharType="end"/>
+          </w:r>
         </w:p>
         <w:p>
           <w:pPr>
             <w:widowControl w:val="0"/>
             <w:rPr>
-              <w:rFonts w:ascii="宋体" w:hAnsi="宋体" w:cs="宋体" w:hint="eastAsia"/>
+              <w:rFonts w:hint="eastAsia" w:ascii="宋体" w:hAnsi="宋体" w:cs="宋体"/>
               <w:sz w:val="24"/>
               <w:szCs w:val="24"/>
             </w:rPr>
           </w:pPr>
           <w:r>
             <w:rPr>
-              <w:rFonts w:ascii="宋体" w:hAnsi="宋体" w:cs="宋体" w:hint="eastAsia"/>
+              <w:rFonts w:hint="eastAsia" w:ascii="宋体" w:hAnsi="宋体" w:cs="宋体"/>
               <w:szCs w:val="24"/>
             </w:rPr>
             <w:fldChar w:fldCharType="end"/>
@@ -2169,21 +2508,20 @@
     </w:p>
     <w:p>
       <w:pPr>
-        <w:pStyle w:val="10"/>
+        <w:pStyle w:val="28"/>
         <w:keepNext w:val="0"/>
         <w:keepLines w:val="0"/>
         <w:widowControl w:val="0"/>
       </w:pPr>
       <w:bookmarkStart w:id="3" w:name="_Toc26539"/>
       <w:r>
-        <w:lastRenderedPageBreak/>
         <w:t>目的</w:t>
       </w:r>
       <w:bookmarkEnd w:id="3"/>
     </w:p>
     <w:p>
       <w:pPr>
-        <w:pStyle w:val="ad"/>
+        <w:pStyle w:val="29"/>
         <w:widowControl w:val="0"/>
         <w:ind w:firstLine="480"/>
       </w:pPr>
@@ -2193,7 +2531,7 @@
     </w:p>
     <w:p>
       <w:pPr>
-        <w:pStyle w:val="10"/>
+        <w:pStyle w:val="28"/>
         <w:keepNext w:val="0"/>
         <w:keepLines w:val="0"/>
         <w:widowControl w:val="0"/>
@@ -2213,7 +2551,7 @@
     </w:p>
     <w:p>
       <w:pPr>
-        <w:pStyle w:val="ad"/>
+        <w:pStyle w:val="29"/>
         <w:widowControl w:val="0"/>
         <w:numPr>
           <w:ilvl w:val="0"/>
@@ -2225,26 +2563,12 @@
         <w:rPr>
           <w:rFonts w:hint="eastAsia"/>
         </w:rPr>
-        <w:t>以客户为中心：所有运</w:t>
-      </w:r>
-      <w:proofErr w:type="gramStart"/>
-      <w:r>
-        <w:rPr>
-          <w:rFonts w:hint="eastAsia"/>
-        </w:rPr>
-        <w:t>维活动</w:t>
-      </w:r>
-      <w:proofErr w:type="gramEnd"/>
-      <w:r>
-        <w:rPr>
-          <w:rFonts w:hint="eastAsia"/>
-        </w:rPr>
-        <w:t>和质量衡量标准都应围绕客户需求和业务价值展开。</w:t>
-      </w:r>
-    </w:p>
-    <w:p>
-      <w:pPr>
-        <w:pStyle w:val="ad"/>
+        <w:t>以客户为中心：所有运维活动和质量衡量标准都应围绕客户需求和业务价值展开。</w:t>
+      </w:r>
+    </w:p>
+    <w:p>
+      <w:pPr>
+        <w:pStyle w:val="29"/>
         <w:widowControl w:val="0"/>
         <w:numPr>
           <w:ilvl w:val="0"/>
@@ -2261,7 +2585,7 @@
     </w:p>
     <w:p>
       <w:pPr>
-        <w:pStyle w:val="ad"/>
+        <w:pStyle w:val="29"/>
         <w:widowControl w:val="0"/>
         <w:numPr>
           <w:ilvl w:val="0"/>
@@ -2273,36 +2597,12 @@
         <w:rPr>
           <w:rFonts w:hint="eastAsia"/>
         </w:rPr>
-        <w:t>数据驱动：决策基于客观数据和事实（如</w:t>
-      </w:r>
-      <w:r>
-        <w:rPr>
-          <w:rFonts w:hint="eastAsia"/>
-        </w:rPr>
-        <w:t>MTTR</w:t>
-      </w:r>
-      <w:r>
-        <w:rPr>
-          <w:rFonts w:hint="eastAsia"/>
-        </w:rPr>
-        <w:t>平均修复时间、</w:t>
-      </w:r>
-      <w:r>
-        <w:rPr>
-          <w:rFonts w:hint="eastAsia"/>
-        </w:rPr>
-        <w:t>MTBF</w:t>
-      </w:r>
-      <w:r>
-        <w:rPr>
-          <w:rFonts w:hint="eastAsia"/>
-        </w:rPr>
-        <w:t>平均无故障时间等），而非主观臆断。</w:t>
-      </w:r>
-    </w:p>
-    <w:p>
-      <w:pPr>
-        <w:pStyle w:val="ad"/>
+        <w:t>数据驱动：决策基于客观数据和事实（如MTTR平均修复时间、MTBF平均无故障时间等），而非主观臆断。</w:t>
+      </w:r>
+    </w:p>
+    <w:p>
+      <w:pPr>
+        <w:pStyle w:val="29"/>
         <w:widowControl w:val="0"/>
         <w:numPr>
           <w:ilvl w:val="0"/>
@@ -2314,38 +2614,12 @@
         <w:rPr>
           <w:rFonts w:hint="eastAsia"/>
         </w:rPr>
-        <w:t>流程标准化：建立并遵循统一、规范的服务管理流程（如</w:t>
-      </w:r>
-      <w:r>
-        <w:rPr>
-          <w:rFonts w:hint="eastAsia"/>
-        </w:rPr>
-        <w:t>ITIL</w:t>
-      </w:r>
-      <w:r>
-        <w:rPr>
-          <w:rFonts w:hint="eastAsia"/>
-        </w:rPr>
-        <w:t>最佳实践），确保服务的一致性和</w:t>
-      </w:r>
-      <w:proofErr w:type="gramStart"/>
-      <w:r>
-        <w:rPr>
-          <w:rFonts w:hint="eastAsia"/>
-        </w:rPr>
-        <w:t>可</w:t>
-      </w:r>
-      <w:proofErr w:type="gramEnd"/>
-      <w:r>
-        <w:rPr>
-          <w:rFonts w:hint="eastAsia"/>
-        </w:rPr>
-        <w:t>追溯性。</w:t>
-      </w:r>
-    </w:p>
-    <w:p>
-      <w:pPr>
-        <w:pStyle w:val="ad"/>
+        <w:t>流程标准化：建立并遵循统一、规范的服务管理流程（如ITIL最佳实践），确保服务的一致性和可追溯性。</w:t>
+      </w:r>
+    </w:p>
+    <w:p>
+      <w:pPr>
+        <w:pStyle w:val="29"/>
         <w:widowControl w:val="0"/>
         <w:numPr>
           <w:ilvl w:val="0"/>
@@ -2357,26 +2631,12 @@
         <w:rPr>
           <w:rFonts w:hint="eastAsia"/>
         </w:rPr>
-        <w:t>全员参与：服务质量不仅是</w:t>
-      </w:r>
-      <w:proofErr w:type="gramStart"/>
-      <w:r>
-        <w:rPr>
-          <w:rFonts w:hint="eastAsia"/>
-        </w:rPr>
-        <w:t>交付部</w:t>
-      </w:r>
-      <w:proofErr w:type="gramEnd"/>
-      <w:r>
-        <w:rPr>
-          <w:rFonts w:hint="eastAsia"/>
-        </w:rPr>
-        <w:t>的责任，而是需要所有相关部门（综合部、研发部、质量部和采购部）协同保障。</w:t>
-      </w:r>
-    </w:p>
-    <w:p>
-      <w:pPr>
-        <w:pStyle w:val="ad"/>
+        <w:t>全员参与：服务质量不仅是交付部的责任，而是需要所有相关部门（综合部、研发部、质量部和采购部）协同保障。</w:t>
+      </w:r>
+    </w:p>
+    <w:p>
+      <w:pPr>
+        <w:pStyle w:val="29"/>
         <w:widowControl w:val="0"/>
         <w:numPr>
           <w:ilvl w:val="0"/>
@@ -2393,7 +2653,7 @@
     </w:p>
     <w:p>
       <w:pPr>
-        <w:pStyle w:val="10"/>
+        <w:pStyle w:val="28"/>
         <w:keepNext w:val="0"/>
         <w:keepLines w:val="0"/>
         <w:widowControl w:val="0"/>
@@ -2413,18 +2673,12 @@
     </w:p>
     <w:p>
       <w:pPr>
-        <w:pStyle w:val="ad"/>
+        <w:pStyle w:val="29"/>
         <w:widowControl w:val="0"/>
         <w:ind w:firstLine="480"/>
       </w:pPr>
       <w:r>
-        <w:t>本质量管理计划适用于公司所有</w:t>
-      </w:r>
-      <w:r>
-        <w:t>IT</w:t>
-      </w:r>
-      <w:r>
-        <w:t>运维服务及相关支持活动</w:t>
+        <w:t>本质量管理计划适用于公司所有IT运维服务及相关支持活动</w:t>
       </w:r>
       <w:r>
         <w:rPr>
@@ -2435,7 +2689,7 @@
     </w:p>
     <w:p>
       <w:pPr>
-        <w:pStyle w:val="10"/>
+        <w:pStyle w:val="28"/>
         <w:keepNext w:val="0"/>
         <w:keepLines w:val="0"/>
         <w:widowControl w:val="0"/>
@@ -2455,7 +2709,7 @@
     </w:p>
     <w:p>
       <w:pPr>
-        <w:pStyle w:val="20"/>
+        <w:pStyle w:val="30"/>
         <w:keepNext w:val="0"/>
         <w:keepLines w:val="0"/>
         <w:widowControl w:val="0"/>
@@ -2475,7 +2729,7 @@
     </w:p>
     <w:p>
       <w:pPr>
-        <w:pStyle w:val="ad"/>
+        <w:pStyle w:val="29"/>
         <w:widowControl w:val="0"/>
         <w:numPr>
           <w:ilvl w:val="0"/>
@@ -2487,36 +2741,12 @@
         <w:rPr>
           <w:rFonts w:hint="eastAsia"/>
         </w:rPr>
-        <w:t>执行与交付：严格按照既定的流程和标准操作规范（</w:t>
-      </w:r>
-      <w:r>
-        <w:rPr>
-          <w:rFonts w:hint="eastAsia"/>
-        </w:rPr>
-        <w:t>SOP</w:t>
-      </w:r>
-      <w:r>
-        <w:rPr>
-          <w:rFonts w:hint="eastAsia"/>
-        </w:rPr>
-        <w:t>）执行日常运维任务，确保服务交付符合</w:t>
-      </w:r>
-      <w:r>
-        <w:rPr>
-          <w:rFonts w:hint="eastAsia"/>
-        </w:rPr>
-        <w:t>SLA</w:t>
-      </w:r>
-      <w:r>
-        <w:rPr>
-          <w:rFonts w:hint="eastAsia"/>
-        </w:rPr>
-        <w:t>。</w:t>
-      </w:r>
-    </w:p>
-    <w:p>
-      <w:pPr>
-        <w:pStyle w:val="ad"/>
+        <w:t>执行与交付：严格按照既定的流程和标准操作规范（SOP）执行日常运维任务，确保服务交付符合SLA。</w:t>
+      </w:r>
+    </w:p>
+    <w:p>
+      <w:pPr>
+        <w:pStyle w:val="29"/>
         <w:widowControl w:val="0"/>
         <w:numPr>
           <w:ilvl w:val="0"/>
@@ -2533,7 +2763,7 @@
     </w:p>
     <w:p>
       <w:pPr>
-        <w:pStyle w:val="ad"/>
+        <w:pStyle w:val="29"/>
         <w:widowControl w:val="0"/>
         <w:numPr>
           <w:ilvl w:val="0"/>
@@ -2545,24 +2775,12 @@
         <w:rPr>
           <w:rFonts w:hint="eastAsia"/>
         </w:rPr>
-        <w:t>主动监控与预防：负责</w:t>
-      </w:r>
-      <w:r>
-        <w:rPr>
-          <w:rFonts w:hint="eastAsia"/>
-        </w:rPr>
-        <w:t>7x24</w:t>
-      </w:r>
-      <w:r>
-        <w:rPr>
-          <w:rFonts w:hint="eastAsia"/>
-        </w:rPr>
-        <w:t>小时监控系统状态，执行预防性巡检，主动发现并处理隐患。</w:t>
-      </w:r>
-    </w:p>
-    <w:p>
-      <w:pPr>
-        <w:pStyle w:val="ad"/>
+        <w:t>主动监控与预防：负责7x24小时监控系统状态，执行预防性巡检，主动发现并处理隐患。</w:t>
+      </w:r>
+    </w:p>
+    <w:p>
+      <w:pPr>
+        <w:pStyle w:val="29"/>
         <w:widowControl w:val="0"/>
         <w:numPr>
           <w:ilvl w:val="0"/>
@@ -2574,13 +2792,12 @@
         <w:rPr>
           <w:rFonts w:hint="eastAsia"/>
         </w:rPr>
-        <w:lastRenderedPageBreak/>
         <w:t>应急响应：在发生服务故障时，立即启动应急预案，快速恢复服务，并参与事后复盘。</w:t>
       </w:r>
     </w:p>
     <w:p>
       <w:pPr>
-        <w:pStyle w:val="ad"/>
+        <w:pStyle w:val="29"/>
         <w:widowControl w:val="0"/>
         <w:numPr>
           <w:ilvl w:val="0"/>
@@ -2597,7 +2814,7 @@
     </w:p>
     <w:p>
       <w:pPr>
-        <w:pStyle w:val="20"/>
+        <w:pStyle w:val="30"/>
         <w:keepNext w:val="0"/>
         <w:keepLines w:val="0"/>
         <w:widowControl w:val="0"/>
@@ -2617,7 +2834,7 @@
     </w:p>
     <w:p>
       <w:pPr>
-        <w:pStyle w:val="ad"/>
+        <w:pStyle w:val="29"/>
         <w:widowControl w:val="0"/>
         <w:numPr>
           <w:ilvl w:val="0"/>
@@ -2634,7 +2851,7 @@
     </w:p>
     <w:p>
       <w:pPr>
-        <w:pStyle w:val="ad"/>
+        <w:pStyle w:val="29"/>
         <w:widowControl w:val="0"/>
         <w:numPr>
           <w:ilvl w:val="0"/>
@@ -2646,24 +2863,12 @@
         <w:rPr>
           <w:rFonts w:hint="eastAsia"/>
         </w:rPr>
-        <w:t>审计与检查：定期对运维流程的执行情况、记录完整性、</w:t>
-      </w:r>
-      <w:r>
-        <w:rPr>
-          <w:rFonts w:hint="eastAsia"/>
-        </w:rPr>
-        <w:t>SLA</w:t>
-      </w:r>
-      <w:r>
-        <w:rPr>
-          <w:rFonts w:hint="eastAsia"/>
-        </w:rPr>
-        <w:t>符合度进行审计和符合性检查。</w:t>
-      </w:r>
-    </w:p>
-    <w:p>
-      <w:pPr>
-        <w:pStyle w:val="ad"/>
+        <w:t>审计与检查：定期对运维流程的执行情况、记录完整性、SLA符合度进行审计和符合性检查。</w:t>
+      </w:r>
+    </w:p>
+    <w:p>
+      <w:pPr>
+        <w:pStyle w:val="29"/>
         <w:widowControl w:val="0"/>
         <w:numPr>
           <w:ilvl w:val="0"/>
@@ -2675,24 +2880,12 @@
         <w:rPr>
           <w:rFonts w:hint="eastAsia"/>
         </w:rPr>
-        <w:t>度量与分析：定义关键绩效指标（</w:t>
-      </w:r>
-      <w:r>
-        <w:rPr>
-          <w:rFonts w:hint="eastAsia"/>
-        </w:rPr>
-        <w:t>KPI</w:t>
-      </w:r>
-      <w:r>
-        <w:rPr>
-          <w:rFonts w:hint="eastAsia"/>
-        </w:rPr>
-        <w:t>），收集和分析服务质量数据，编制质量分析报告。</w:t>
-      </w:r>
-    </w:p>
-    <w:p>
-      <w:pPr>
-        <w:pStyle w:val="ad"/>
+        <w:t>度量与分析：定义关键绩效指标（KPI），收集和分析服务质量数据，编制质量分析报告。</w:t>
+      </w:r>
+    </w:p>
+    <w:p>
+      <w:pPr>
+        <w:pStyle w:val="29"/>
         <w:widowControl w:val="0"/>
         <w:numPr>
           <w:ilvl w:val="0"/>
@@ -2709,7 +2902,7 @@
     </w:p>
     <w:p>
       <w:pPr>
-        <w:pStyle w:val="ad"/>
+        <w:pStyle w:val="29"/>
         <w:widowControl w:val="0"/>
         <w:numPr>
           <w:ilvl w:val="0"/>
@@ -2726,7 +2919,7 @@
     </w:p>
     <w:p>
       <w:pPr>
-        <w:pStyle w:val="20"/>
+        <w:pStyle w:val="30"/>
         <w:keepNext w:val="0"/>
         <w:keepLines w:val="0"/>
         <w:widowControl w:val="0"/>
@@ -2746,7 +2939,7 @@
     </w:p>
     <w:p>
       <w:pPr>
-        <w:pStyle w:val="ad"/>
+        <w:pStyle w:val="29"/>
         <w:widowControl w:val="0"/>
         <w:numPr>
           <w:ilvl w:val="0"/>
@@ -2758,26 +2951,12 @@
         <w:rPr>
           <w:rFonts w:hint="eastAsia"/>
         </w:rPr>
-        <w:t>人员招聘与配置：根据</w:t>
-      </w:r>
-      <w:proofErr w:type="gramStart"/>
-      <w:r>
-        <w:rPr>
-          <w:rFonts w:hint="eastAsia"/>
-        </w:rPr>
-        <w:t>交付部</w:t>
-      </w:r>
-      <w:proofErr w:type="gramEnd"/>
-      <w:r>
-        <w:rPr>
-          <w:rFonts w:hint="eastAsia"/>
-        </w:rPr>
-        <w:t>的能力需求，招聘和配置具备相应技能的人才。</w:t>
-      </w:r>
-    </w:p>
-    <w:p>
-      <w:pPr>
-        <w:pStyle w:val="ad"/>
+        <w:t>人员招聘与配置：根据交付部的能力需求，招聘和配置具备相应技能的人才。</w:t>
+      </w:r>
+    </w:p>
+    <w:p>
+      <w:pPr>
+        <w:pStyle w:val="29"/>
         <w:widowControl w:val="0"/>
         <w:numPr>
           <w:ilvl w:val="0"/>
@@ -2789,26 +2968,12 @@
         <w:rPr>
           <w:rFonts w:hint="eastAsia"/>
         </w:rPr>
-        <w:t>培训与发展：与</w:t>
-      </w:r>
-      <w:proofErr w:type="gramStart"/>
-      <w:r>
-        <w:rPr>
-          <w:rFonts w:hint="eastAsia"/>
-        </w:rPr>
-        <w:t>交付部</w:t>
-      </w:r>
-      <w:proofErr w:type="gramEnd"/>
-      <w:r>
-        <w:rPr>
-          <w:rFonts w:hint="eastAsia"/>
-        </w:rPr>
-        <w:t>共同规划并组织实施专业技能、服务流程、质量管理等方面的培训。</w:t>
-      </w:r>
-    </w:p>
-    <w:p>
-      <w:pPr>
-        <w:pStyle w:val="ad"/>
+        <w:t>培训与发展：与交付部共同规划并组织实施专业技能、服务流程、质量管理等方面的培训。</w:t>
+      </w:r>
+    </w:p>
+    <w:p>
+      <w:pPr>
+        <w:pStyle w:val="29"/>
         <w:widowControl w:val="0"/>
         <w:numPr>
           <w:ilvl w:val="0"/>
@@ -2820,36 +2985,12 @@
         <w:rPr>
           <w:rFonts w:hint="eastAsia"/>
         </w:rPr>
-        <w:t>绩效管理：将服务质量</w:t>
-      </w:r>
-      <w:r>
-        <w:rPr>
-          <w:rFonts w:hint="eastAsia"/>
-        </w:rPr>
-        <w:t>KPI</w:t>
-      </w:r>
-      <w:r>
-        <w:rPr>
-          <w:rFonts w:hint="eastAsia"/>
-        </w:rPr>
-        <w:t>（如客户满意度、</w:t>
-      </w:r>
-      <w:r>
-        <w:rPr>
-          <w:rFonts w:hint="eastAsia"/>
-        </w:rPr>
-        <w:t>SLA</w:t>
-      </w:r>
-      <w:r>
-        <w:rPr>
-          <w:rFonts w:hint="eastAsia"/>
-        </w:rPr>
-        <w:t>达成率）纳入运维团队的绩效考核体系。</w:t>
-      </w:r>
-    </w:p>
-    <w:p>
-      <w:pPr>
-        <w:pStyle w:val="ad"/>
+        <w:t>绩效管理：将服务质量KPI（如客户满意度、SLA达成率）纳入运维团队的绩效考核体系。</w:t>
+      </w:r>
+    </w:p>
+    <w:p>
+      <w:pPr>
+        <w:pStyle w:val="29"/>
         <w:widowControl w:val="0"/>
         <w:numPr>
           <w:ilvl w:val="0"/>
@@ -2866,7 +3007,7 @@
     </w:p>
     <w:p>
       <w:pPr>
-        <w:pStyle w:val="20"/>
+        <w:pStyle w:val="30"/>
         <w:keepNext w:val="0"/>
         <w:keepLines w:val="0"/>
         <w:widowControl w:val="0"/>
@@ -2886,7 +3027,7 @@
     </w:p>
     <w:p>
       <w:pPr>
-        <w:pStyle w:val="ad"/>
+        <w:pStyle w:val="29"/>
         <w:widowControl w:val="0"/>
         <w:numPr>
           <w:ilvl w:val="0"/>
@@ -2898,38 +3039,12 @@
         <w:rPr>
           <w:rFonts w:hint="eastAsia"/>
         </w:rPr>
-        <w:t>供应商选择：在选择</w:t>
-      </w:r>
-      <w:proofErr w:type="gramStart"/>
-      <w:r>
-        <w:rPr>
-          <w:rFonts w:hint="eastAsia"/>
-        </w:rPr>
-        <w:t>外部运</w:t>
-      </w:r>
-      <w:proofErr w:type="gramEnd"/>
-      <w:r>
-        <w:rPr>
-          <w:rFonts w:hint="eastAsia"/>
-        </w:rPr>
-        <w:t>维服务供应商（如硬件维保、云服务、外包服务）时，将服务质量承诺（</w:t>
-      </w:r>
-      <w:r>
-        <w:rPr>
-          <w:rFonts w:hint="eastAsia"/>
-        </w:rPr>
-        <w:t>SLA</w:t>
-      </w:r>
-      <w:r>
-        <w:rPr>
-          <w:rFonts w:hint="eastAsia"/>
-        </w:rPr>
-        <w:t>）作为核心评审条款。</w:t>
-      </w:r>
-    </w:p>
-    <w:p>
-      <w:pPr>
-        <w:pStyle w:val="ad"/>
+        <w:t>供应商选择：在选择外部运维服务供应商（如硬件维保、云服务、外包服务）时，将服务质量承诺（SLA）作为核心评审条款。</w:t>
+      </w:r>
+    </w:p>
+    <w:p>
+      <w:pPr>
+        <w:pStyle w:val="29"/>
         <w:widowControl w:val="0"/>
         <w:numPr>
           <w:ilvl w:val="0"/>
@@ -2941,19 +3056,12 @@
         <w:rPr>
           <w:rFonts w:hint="eastAsia"/>
         </w:rPr>
-        <w:t>合同管理：在合同中明确质量要求、惩罚条款和退出机制，并管理合同履</w:t>
-      </w:r>
-      <w:r>
-        <w:rPr>
-          <w:rFonts w:hint="eastAsia"/>
-        </w:rPr>
-        <w:lastRenderedPageBreak/>
-        <w:t>行。</w:t>
-      </w:r>
-    </w:p>
-    <w:p>
-      <w:pPr>
-        <w:pStyle w:val="ad"/>
+        <w:t>合同管理：在合同中明确质量要求、惩罚条款和退出机制，并管理合同履行。</w:t>
+      </w:r>
+    </w:p>
+    <w:p>
+      <w:pPr>
+        <w:pStyle w:val="29"/>
         <w:widowControl w:val="0"/>
         <w:numPr>
           <w:ilvl w:val="0"/>
@@ -2965,38 +3073,12 @@
         <w:rPr>
           <w:rFonts w:hint="eastAsia"/>
         </w:rPr>
-        <w:t>供应商绩效管理：</w:t>
-      </w:r>
-      <w:r>
-        <w:rPr>
-          <w:rFonts w:hint="eastAsia"/>
-        </w:rPr>
-        <w:t xml:space="preserve"> </w:t>
-      </w:r>
-      <w:r>
-        <w:rPr>
-          <w:rFonts w:hint="eastAsia"/>
-        </w:rPr>
-        <w:t>定期协同</w:t>
-      </w:r>
-      <w:proofErr w:type="gramStart"/>
-      <w:r>
-        <w:rPr>
-          <w:rFonts w:hint="eastAsia"/>
-        </w:rPr>
-        <w:t>交付部</w:t>
-      </w:r>
-      <w:proofErr w:type="gramEnd"/>
-      <w:r>
-        <w:rPr>
-          <w:rFonts w:hint="eastAsia"/>
-        </w:rPr>
-        <w:t>和质量部对供应商的服务质量进行评估和考核。</w:t>
-      </w:r>
-    </w:p>
-    <w:p>
-      <w:pPr>
-        <w:pStyle w:val="ad"/>
+        <w:t>供应商绩效管理： 定期协同交付部和质量部对供应商的服务质量进行评估和考核。</w:t>
+      </w:r>
+    </w:p>
+    <w:p>
+      <w:pPr>
+        <w:pStyle w:val="29"/>
         <w:widowControl w:val="0"/>
         <w:numPr>
           <w:ilvl w:val="0"/>
@@ -3013,7 +3095,7 @@
     </w:p>
     <w:p>
       <w:pPr>
-        <w:pStyle w:val="20"/>
+        <w:pStyle w:val="30"/>
         <w:keepNext w:val="0"/>
         <w:keepLines w:val="0"/>
         <w:widowControl w:val="0"/>
@@ -3033,7 +3115,7 @@
     </w:p>
     <w:p>
       <w:pPr>
-        <w:pStyle w:val="ad"/>
+        <w:pStyle w:val="29"/>
         <w:widowControl w:val="0"/>
         <w:numPr>
           <w:ilvl w:val="0"/>
@@ -3047,7 +3129,7 @@
     </w:p>
     <w:p>
       <w:pPr>
-        <w:pStyle w:val="ad"/>
+        <w:pStyle w:val="29"/>
         <w:widowControl w:val="0"/>
         <w:numPr>
           <w:ilvl w:val="0"/>
@@ -3061,7 +3143,7 @@
     </w:p>
     <w:p>
       <w:pPr>
-        <w:pStyle w:val="ad"/>
+        <w:pStyle w:val="29"/>
         <w:widowControl w:val="0"/>
         <w:numPr>
           <w:ilvl w:val="0"/>
@@ -3070,20 +3152,12 @@
         <w:ind w:firstLineChars="0"/>
       </w:pPr>
       <w:r>
-        <w:t>协同变更与发布：遵循变更管理流程，协助运维团队编写和调试自动化部署脚本，提供明确的发布方案</w:t>
-      </w:r>
-      <w:proofErr w:type="gramStart"/>
-      <w:r>
-        <w:t>和回滚计划</w:t>
-      </w:r>
-      <w:proofErr w:type="gramEnd"/>
-      <w:r>
-        <w:t>，确保发布可靠性。</w:t>
-      </w:r>
-    </w:p>
-    <w:p>
-      <w:pPr>
-        <w:pStyle w:val="ad"/>
+        <w:t>协同变更与发布：遵循变更管理流程，协助运维团队编写和调试自动化部署脚本，提供明确的发布方案和回滚计划，确保发布可靠性。</w:t>
+      </w:r>
+    </w:p>
+    <w:p>
+      <w:pPr>
+        <w:pStyle w:val="29"/>
         <w:widowControl w:val="0"/>
         <w:numPr>
           <w:ilvl w:val="0"/>
@@ -3097,7 +3171,7 @@
     </w:p>
     <w:p>
       <w:pPr>
-        <w:pStyle w:val="ad"/>
+        <w:pStyle w:val="29"/>
         <w:widowControl w:val="0"/>
         <w:numPr>
           <w:ilvl w:val="0"/>
@@ -3106,20 +3180,12 @@
         <w:ind w:firstLineChars="0"/>
       </w:pPr>
       <w:r>
-        <w:t>构建监控能力：在应用中集成监控探针，提供关键的性能指标和健康状态检查，与</w:t>
-      </w:r>
-      <w:proofErr w:type="gramStart"/>
-      <w:r>
-        <w:t>交付部</w:t>
-      </w:r>
-      <w:proofErr w:type="gramEnd"/>
-      <w:r>
-        <w:t>共同定义有效的监控告警策略。</w:t>
-      </w:r>
-    </w:p>
-    <w:p>
-      <w:pPr>
-        <w:pStyle w:val="10"/>
+        <w:t>构建监控能力：在应用中集成监控探针，提供关键的性能指标和健康状态检查，与交付部共同定义有效的监控告警策略。</w:t>
+      </w:r>
+    </w:p>
+    <w:p>
+      <w:pPr>
+        <w:pStyle w:val="28"/>
         <w:keepNext w:val="0"/>
         <w:keepLines w:val="0"/>
         <w:widowControl w:val="0"/>
@@ -3139,7 +3205,7 @@
     </w:p>
     <w:p>
       <w:pPr>
-        <w:pStyle w:val="20"/>
+        <w:pStyle w:val="30"/>
         <w:keepNext w:val="0"/>
         <w:keepLines w:val="0"/>
         <w:widowControl w:val="0"/>
@@ -3159,22 +3225,16 @@
     </w:p>
     <w:p>
       <w:pPr>
-        <w:pStyle w:val="ad"/>
-        <w:widowControl w:val="0"/>
-        <w:ind w:firstLineChars="0" w:firstLine="0"/>
+        <w:pStyle w:val="29"/>
+        <w:widowControl w:val="0"/>
+        <w:ind w:firstLine="0" w:firstLineChars="0"/>
         <w:jc w:val="center"/>
       </w:pPr>
       <w:r>
         <w:rPr>
           <w:rFonts w:hint="eastAsia"/>
         </w:rPr>
-        <w:t>表</w:t>
-      </w:r>
-      <w:r>
-        <w:rPr>
-          <w:rFonts w:hint="eastAsia"/>
-        </w:rPr>
-        <w:t xml:space="preserve"> </w:t>
+        <w:t xml:space="preserve">表 </w:t>
       </w:r>
       <w:r>
         <w:rPr>
@@ -3186,31 +3246,7 @@
         <w:rPr>
           <w:rFonts w:hint="eastAsia"/>
         </w:rPr>
-        <w:instrText xml:space="preserve"> STYLEREF "</w:instrText>
-      </w:r>
-      <w:r>
-        <w:rPr>
-          <w:rFonts w:hint="eastAsia"/>
-        </w:rPr>
-        <w:instrText>柴</w:instrText>
-      </w:r>
-      <w:r>
-        <w:rPr>
-          <w:rFonts w:hint="eastAsia"/>
-        </w:rPr>
-        <w:instrText>_</w:instrText>
-      </w:r>
-      <w:r>
-        <w:rPr>
-          <w:rFonts w:hint="eastAsia"/>
-        </w:rPr>
-        <w:instrText>标题</w:instrText>
-      </w:r>
-      <w:r>
-        <w:rPr>
-          <w:rFonts w:hint="eastAsia"/>
-        </w:rPr>
-        <w:instrText xml:space="preserve">1" \n \* Charformat </w:instrText>
+        <w:instrText xml:space="preserve"> STYLEREF "柴_标题1" \n \* Charformat </w:instrText>
       </w:r>
       <w:r>
         <w:rPr>
@@ -3246,19 +3282,7 @@
         <w:rPr>
           <w:rFonts w:hint="eastAsia"/>
         </w:rPr>
-        <w:instrText xml:space="preserve"> SEQ </w:instrText>
-      </w:r>
-      <w:r>
-        <w:rPr>
-          <w:rFonts w:hint="eastAsia"/>
-        </w:rPr>
-        <w:instrText>表</w:instrText>
-      </w:r>
-      <w:r>
-        <w:rPr>
-          <w:rFonts w:hint="eastAsia"/>
-        </w:rPr>
-        <w:instrText xml:space="preserve"> \* ARABIC  \s 1 </w:instrText>
+        <w:instrText xml:space="preserve"> SEQ 表 \* ARABIC  \s 1 </w:instrText>
       </w:r>
       <w:r>
         <w:rPr>
@@ -3282,30 +3306,29 @@
         <w:rPr>
           <w:rFonts w:hint="eastAsia"/>
         </w:rPr>
-        <w:t xml:space="preserve"> </w:t>
-      </w:r>
-      <w:r>
-        <w:rPr>
-          <w:rFonts w:hint="eastAsia"/>
-        </w:rPr>
-        <w:t>运维服务质量保障表</w:t>
+        <w:t xml:space="preserve"> 运维服务质量保障表</w:t>
       </w:r>
     </w:p>
     <w:tbl>
       <w:tblPr>
-        <w:tblStyle w:val="TableNormal0"/>
+        <w:tblStyle w:val="26"/>
         <w:tblW w:w="8452" w:type="dxa"/>
         <w:tblInd w:w="732" w:type="dxa"/>
         <w:tblBorders>
-          <w:top w:val="single" w:sz="2" w:space="0" w:color="000000"/>
-          <w:left w:val="single" w:sz="2" w:space="0" w:color="000000"/>
-          <w:bottom w:val="single" w:sz="2" w:space="0" w:color="000000"/>
-          <w:right w:val="single" w:sz="2" w:space="0" w:color="000000"/>
-          <w:insideH w:val="single" w:sz="2" w:space="0" w:color="000000"/>
-          <w:insideV w:val="single" w:sz="2" w:space="0" w:color="000000"/>
+          <w:top w:val="single" w:color="000000" w:sz="2" w:space="0"/>
+          <w:left w:val="single" w:color="000000" w:sz="2" w:space="0"/>
+          <w:bottom w:val="single" w:color="000000" w:sz="2" w:space="0"/>
+          <w:right w:val="single" w:color="000000" w:sz="2" w:space="0"/>
+          <w:insideH w:val="single" w:color="000000" w:sz="2" w:space="0"/>
+          <w:insideV w:val="single" w:color="000000" w:sz="2" w:space="0"/>
         </w:tblBorders>
         <w:tblLayout w:type="fixed"/>
-        <w:tblLook w:val="04A0" w:firstRow="1" w:lastRow="0" w:firstColumn="1" w:lastColumn="0" w:noHBand="0" w:noVBand="1"/>
+        <w:tblCellMar>
+          <w:top w:w="0" w:type="dxa"/>
+          <w:left w:w="0" w:type="dxa"/>
+          <w:bottom w:w="0" w:type="dxa"/>
+          <w:right w:w="0" w:type="dxa"/>
+        </w:tblCellMar>
       </w:tblPr>
       <w:tblGrid>
         <w:gridCol w:w="1681"/>
@@ -3313,8 +3336,24 @@
         <w:gridCol w:w="2842"/>
       </w:tblGrid>
       <w:tr>
+        <w:tblPrEx>
+          <w:tblBorders>
+            <w:top w:val="single" w:color="000000" w:sz="2" w:space="0"/>
+            <w:left w:val="single" w:color="000000" w:sz="2" w:space="0"/>
+            <w:bottom w:val="single" w:color="000000" w:sz="2" w:space="0"/>
+            <w:right w:val="single" w:color="000000" w:sz="2" w:space="0"/>
+            <w:insideH w:val="single" w:color="000000" w:sz="2" w:space="0"/>
+            <w:insideV w:val="single" w:color="000000" w:sz="2" w:space="0"/>
+          </w:tblBorders>
+          <w:tblCellMar>
+            <w:top w:w="0" w:type="dxa"/>
+            <w:left w:w="0" w:type="dxa"/>
+            <w:bottom w:w="0" w:type="dxa"/>
+            <w:right w:w="0" w:type="dxa"/>
+          </w:tblCellMar>
+        </w:tblPrEx>
         <w:trPr>
-          <w:trHeight w:val="789"/>
+          <w:trHeight w:val="789" w:hRule="atLeast"/>
         </w:trPr>
         <w:tc>
           <w:tcPr>
@@ -3326,7 +3365,7 @@
               <w:spacing w:before="273" w:line="220" w:lineRule="auto"/>
               <w:ind w:left="370"/>
               <w:rPr>
-                <w:rFonts w:ascii="宋体" w:hAnsi="宋体" w:cs="宋体" w:hint="eastAsia"/>
+                <w:rFonts w:hint="eastAsia" w:ascii="宋体" w:hAnsi="宋体" w:cs="宋体"/>
                 <w:sz w:val="24"/>
                 <w:szCs w:val="24"/>
               </w:rPr>
@@ -3352,7 +3391,7 @@
               <w:spacing w:before="273" w:line="220" w:lineRule="auto"/>
               <w:ind w:left="1735"/>
               <w:rPr>
-                <w:rFonts w:ascii="宋体" w:hAnsi="宋体" w:cs="宋体" w:hint="eastAsia"/>
+                <w:rFonts w:hint="eastAsia" w:ascii="宋体" w:hAnsi="宋体" w:cs="宋体"/>
                 <w:sz w:val="24"/>
                 <w:szCs w:val="24"/>
               </w:rPr>
@@ -3378,7 +3417,7 @@
               <w:spacing w:before="274" w:line="221" w:lineRule="auto"/>
               <w:ind w:left="1197"/>
               <w:rPr>
-                <w:rFonts w:ascii="宋体" w:hAnsi="宋体" w:cs="宋体" w:hint="eastAsia"/>
+                <w:rFonts w:hint="eastAsia" w:ascii="宋体" w:hAnsi="宋体" w:cs="宋体"/>
                 <w:sz w:val="24"/>
                 <w:szCs w:val="24"/>
               </w:rPr>
@@ -3396,8 +3435,24 @@
         </w:tc>
       </w:tr>
       <w:tr>
+        <w:tblPrEx>
+          <w:tblBorders>
+            <w:top w:val="single" w:color="000000" w:sz="2" w:space="0"/>
+            <w:left w:val="single" w:color="000000" w:sz="2" w:space="0"/>
+            <w:bottom w:val="single" w:color="000000" w:sz="2" w:space="0"/>
+            <w:right w:val="single" w:color="000000" w:sz="2" w:space="0"/>
+            <w:insideH w:val="single" w:color="000000" w:sz="2" w:space="0"/>
+            <w:insideV w:val="single" w:color="000000" w:sz="2" w:space="0"/>
+          </w:tblBorders>
+          <w:tblCellMar>
+            <w:top w:w="0" w:type="dxa"/>
+            <w:left w:w="0" w:type="dxa"/>
+            <w:bottom w:w="0" w:type="dxa"/>
+            <w:right w:w="0" w:type="dxa"/>
+          </w:tblCellMar>
+        </w:tblPrEx>
         <w:trPr>
-          <w:trHeight w:val="784"/>
+          <w:trHeight w:val="784" w:hRule="atLeast"/>
         </w:trPr>
         <w:tc>
           <w:tcPr>
@@ -3413,7 +3468,7 @@
               <w:spacing w:before="269" w:line="241" w:lineRule="auto"/>
               <w:jc w:val="center"/>
               <w:rPr>
-                <w:rFonts w:ascii="宋体" w:hAnsi="宋体" w:cs="宋体" w:hint="eastAsia"/>
+                <w:rFonts w:hint="eastAsia" w:ascii="宋体" w:hAnsi="宋体" w:cs="宋体"/>
                 <w:sz w:val="24"/>
                 <w:szCs w:val="24"/>
               </w:rPr>
@@ -3430,7 +3485,7 @@
               <w:spacing w:before="269" w:line="219" w:lineRule="auto"/>
               <w:ind w:left="113"/>
               <w:rPr>
-                <w:rFonts w:ascii="宋体" w:hAnsi="宋体" w:cs="宋体" w:hint="eastAsia"/>
+                <w:rFonts w:hint="eastAsia" w:ascii="宋体" w:hAnsi="宋体" w:cs="宋体"/>
                 <w:sz w:val="24"/>
                 <w:szCs w:val="24"/>
                 <w:lang w:eastAsia="zh-CN"/>
@@ -3448,7 +3503,7 @@
             </w:r>
             <w:r>
               <w:rPr>
-                <w:rFonts w:ascii="宋体" w:hAnsi="宋体" w:cs="宋体" w:hint="eastAsia"/>
+                <w:rFonts w:hint="eastAsia" w:ascii="宋体" w:hAnsi="宋体" w:cs="宋体"/>
                 <w:spacing w:val="-1"/>
                 <w:sz w:val="24"/>
                 <w:szCs w:val="24"/>
@@ -3468,7 +3523,7 @@
               <w:spacing w:before="271" w:line="219" w:lineRule="auto"/>
               <w:ind w:left="117"/>
               <w:rPr>
-                <w:rFonts w:ascii="宋体" w:hAnsi="宋体" w:cs="宋体" w:hint="eastAsia"/>
+                <w:rFonts w:hint="eastAsia" w:ascii="宋体" w:hAnsi="宋体" w:cs="宋体"/>
                 <w:spacing w:val="-5"/>
                 <w:sz w:val="24"/>
                 <w:szCs w:val="24"/>
@@ -3485,13 +3540,13 @@
             </w:r>
             <w:r>
               <w:rPr>
-                <w:rFonts w:ascii="宋体" w:hAnsi="宋体" w:cs="宋体" w:hint="eastAsia"/>
+                <w:rFonts w:hint="eastAsia" w:ascii="宋体" w:hAnsi="宋体" w:cs="宋体"/>
                 <w:spacing w:val="-5"/>
                 <w:sz w:val="24"/>
                 <w:szCs w:val="24"/>
-                <w:lang w:eastAsia="zh-CN"/>
-              </w:rPr>
-              <w:t>7</w:t>
+                <w:lang w:val="en-US" w:eastAsia="zh-CN"/>
+              </w:rPr>
+              <w:t>12</w:t>
             </w:r>
             <w:r>
               <w:rPr>
@@ -3506,8 +3561,24 @@
         </w:tc>
       </w:tr>
       <w:tr>
+        <w:tblPrEx>
+          <w:tblBorders>
+            <w:top w:val="single" w:color="000000" w:sz="2" w:space="0"/>
+            <w:left w:val="single" w:color="000000" w:sz="2" w:space="0"/>
+            <w:bottom w:val="single" w:color="000000" w:sz="2" w:space="0"/>
+            <w:right w:val="single" w:color="000000" w:sz="2" w:space="0"/>
+            <w:insideH w:val="single" w:color="000000" w:sz="2" w:space="0"/>
+            <w:insideV w:val="single" w:color="000000" w:sz="2" w:space="0"/>
+          </w:tblBorders>
+          <w:tblCellMar>
+            <w:top w:w="0" w:type="dxa"/>
+            <w:left w:w="0" w:type="dxa"/>
+            <w:bottom w:w="0" w:type="dxa"/>
+            <w:right w:w="0" w:type="dxa"/>
+          </w:tblCellMar>
+        </w:tblPrEx>
         <w:trPr>
-          <w:trHeight w:val="784"/>
+          <w:trHeight w:val="784" w:hRule="atLeast"/>
         </w:trPr>
         <w:tc>
           <w:tcPr>
@@ -3523,7 +3594,7 @@
               <w:spacing w:before="269" w:line="241" w:lineRule="auto"/>
               <w:jc w:val="center"/>
               <w:rPr>
-                <w:rFonts w:ascii="宋体" w:hAnsi="宋体" w:cs="宋体" w:hint="eastAsia"/>
+                <w:rFonts w:hint="eastAsia" w:ascii="宋体" w:hAnsi="宋体" w:cs="宋体"/>
                 <w:sz w:val="24"/>
                 <w:szCs w:val="24"/>
               </w:rPr>
@@ -3540,7 +3611,7 @@
               <w:spacing w:before="270" w:line="219" w:lineRule="auto"/>
               <w:ind w:left="113"/>
               <w:rPr>
-                <w:rFonts w:ascii="宋体" w:hAnsi="宋体" w:cs="宋体" w:hint="eastAsia"/>
+                <w:rFonts w:hint="eastAsia" w:ascii="宋体" w:hAnsi="宋体" w:cs="宋体"/>
                 <w:sz w:val="24"/>
                 <w:szCs w:val="24"/>
                 <w:lang w:eastAsia="zh-CN"/>
@@ -3568,7 +3639,7 @@
               <w:spacing w:before="271" w:line="219" w:lineRule="auto"/>
               <w:ind w:left="117"/>
               <w:rPr>
-                <w:rFonts w:ascii="宋体" w:hAnsi="宋体" w:cs="宋体" w:hint="eastAsia"/>
+                <w:rFonts w:hint="eastAsia" w:ascii="宋体" w:hAnsi="宋体" w:cs="宋体"/>
                 <w:spacing w:val="-5"/>
                 <w:sz w:val="24"/>
                 <w:szCs w:val="24"/>
@@ -3585,7 +3656,7 @@
             </w:r>
             <w:r>
               <w:rPr>
-                <w:rFonts w:ascii="宋体" w:hAnsi="宋体" w:cs="宋体" w:hint="eastAsia"/>
+                <w:rFonts w:hint="eastAsia" w:ascii="宋体" w:hAnsi="宋体" w:cs="宋体"/>
                 <w:spacing w:val="-5"/>
                 <w:sz w:val="24"/>
                 <w:szCs w:val="24"/>
@@ -3604,13 +3675,13 @@
             </w:r>
             <w:r>
               <w:rPr>
-                <w:rFonts w:ascii="宋体" w:hAnsi="宋体" w:cs="宋体" w:hint="eastAsia"/>
+                <w:rFonts w:hint="eastAsia" w:ascii="宋体" w:hAnsi="宋体" w:cs="宋体"/>
                 <w:spacing w:val="-5"/>
                 <w:sz w:val="24"/>
                 <w:szCs w:val="24"/>
-                <w:lang w:eastAsia="zh-CN"/>
-              </w:rPr>
-              <w:t>7</w:t>
+                <w:lang w:val="en-US" w:eastAsia="zh-CN"/>
+              </w:rPr>
+              <w:t>12</w:t>
             </w:r>
             <w:r>
               <w:rPr>
@@ -3625,8 +3696,24 @@
         </w:tc>
       </w:tr>
       <w:tr>
+        <w:tblPrEx>
+          <w:tblBorders>
+            <w:top w:val="single" w:color="000000" w:sz="2" w:space="0"/>
+            <w:left w:val="single" w:color="000000" w:sz="2" w:space="0"/>
+            <w:bottom w:val="single" w:color="000000" w:sz="2" w:space="0"/>
+            <w:right w:val="single" w:color="000000" w:sz="2" w:space="0"/>
+            <w:insideH w:val="single" w:color="000000" w:sz="2" w:space="0"/>
+            <w:insideV w:val="single" w:color="000000" w:sz="2" w:space="0"/>
+          </w:tblBorders>
+          <w:tblCellMar>
+            <w:top w:w="0" w:type="dxa"/>
+            <w:left w:w="0" w:type="dxa"/>
+            <w:bottom w:w="0" w:type="dxa"/>
+            <w:right w:w="0" w:type="dxa"/>
+          </w:tblCellMar>
+        </w:tblPrEx>
         <w:trPr>
-          <w:trHeight w:val="784"/>
+          <w:trHeight w:val="784" w:hRule="atLeast"/>
         </w:trPr>
         <w:tc>
           <w:tcPr>
@@ -3642,7 +3729,7 @@
               <w:spacing w:before="269"/>
               <w:jc w:val="center"/>
               <w:rPr>
-                <w:rFonts w:ascii="宋体" w:hAnsi="宋体" w:cs="宋体" w:hint="eastAsia"/>
+                <w:rFonts w:hint="eastAsia" w:ascii="宋体" w:hAnsi="宋体" w:cs="宋体"/>
                 <w:sz w:val="24"/>
                 <w:szCs w:val="24"/>
               </w:rPr>
@@ -3659,7 +3746,7 @@
               <w:spacing w:before="270" w:line="219" w:lineRule="auto"/>
               <w:ind w:left="113"/>
               <w:rPr>
-                <w:rFonts w:ascii="宋体" w:hAnsi="宋体" w:cs="宋体" w:hint="eastAsia"/>
+                <w:rFonts w:hint="eastAsia" w:ascii="宋体" w:hAnsi="宋体" w:cs="宋体"/>
                 <w:sz w:val="24"/>
                 <w:szCs w:val="24"/>
                 <w:lang w:eastAsia="zh-CN"/>
@@ -3687,7 +3774,7 @@
               <w:spacing w:before="271" w:line="219" w:lineRule="auto"/>
               <w:ind w:left="117"/>
               <w:rPr>
-                <w:rFonts w:ascii="宋体" w:hAnsi="宋体" w:cs="宋体" w:hint="eastAsia"/>
+                <w:rFonts w:hint="eastAsia" w:ascii="宋体" w:hAnsi="宋体" w:cs="宋体"/>
                 <w:spacing w:val="-5"/>
                 <w:sz w:val="24"/>
                 <w:szCs w:val="24"/>
@@ -3704,7 +3791,7 @@
             </w:r>
             <w:r>
               <w:rPr>
-                <w:rFonts w:ascii="宋体" w:hAnsi="宋体" w:cs="宋体" w:hint="eastAsia"/>
+                <w:rFonts w:hint="eastAsia" w:ascii="宋体" w:hAnsi="宋体" w:cs="宋体"/>
                 <w:spacing w:val="-5"/>
                 <w:sz w:val="24"/>
                 <w:szCs w:val="24"/>
@@ -3723,13 +3810,13 @@
             </w:r>
             <w:r>
               <w:rPr>
-                <w:rFonts w:ascii="宋体" w:hAnsi="宋体" w:cs="宋体" w:hint="eastAsia"/>
+                <w:rFonts w:hint="eastAsia" w:ascii="宋体" w:hAnsi="宋体" w:cs="宋体"/>
                 <w:spacing w:val="-5"/>
                 <w:sz w:val="24"/>
                 <w:szCs w:val="24"/>
-                <w:lang w:eastAsia="zh-CN"/>
-              </w:rPr>
-              <w:t>7</w:t>
+                <w:lang w:val="en-US" w:eastAsia="zh-CN"/>
+              </w:rPr>
+              <w:t>12</w:t>
             </w:r>
             <w:r>
               <w:rPr>
@@ -3744,8 +3831,24 @@
         </w:tc>
       </w:tr>
       <w:tr>
+        <w:tblPrEx>
+          <w:tblBorders>
+            <w:top w:val="single" w:color="000000" w:sz="2" w:space="0"/>
+            <w:left w:val="single" w:color="000000" w:sz="2" w:space="0"/>
+            <w:bottom w:val="single" w:color="000000" w:sz="2" w:space="0"/>
+            <w:right w:val="single" w:color="000000" w:sz="2" w:space="0"/>
+            <w:insideH w:val="single" w:color="000000" w:sz="2" w:space="0"/>
+            <w:insideV w:val="single" w:color="000000" w:sz="2" w:space="0"/>
+          </w:tblBorders>
+          <w:tblCellMar>
+            <w:top w:w="0" w:type="dxa"/>
+            <w:left w:w="0" w:type="dxa"/>
+            <w:bottom w:w="0" w:type="dxa"/>
+            <w:right w:w="0" w:type="dxa"/>
+          </w:tblCellMar>
+        </w:tblPrEx>
         <w:trPr>
-          <w:trHeight w:val="784"/>
+          <w:trHeight w:val="784" w:hRule="atLeast"/>
         </w:trPr>
         <w:tc>
           <w:tcPr>
@@ -3761,7 +3864,7 @@
               <w:spacing w:before="270" w:line="241" w:lineRule="auto"/>
               <w:jc w:val="center"/>
               <w:rPr>
-                <w:rFonts w:ascii="宋体" w:hAnsi="宋体" w:cs="宋体" w:hint="eastAsia"/>
+                <w:rFonts w:hint="eastAsia" w:ascii="宋体" w:hAnsi="宋体" w:cs="宋体"/>
                 <w:sz w:val="24"/>
                 <w:szCs w:val="24"/>
               </w:rPr>
@@ -3778,7 +3881,7 @@
               <w:spacing w:before="271" w:line="219" w:lineRule="auto"/>
               <w:ind w:left="115"/>
               <w:rPr>
-                <w:rFonts w:ascii="宋体" w:hAnsi="宋体" w:cs="宋体" w:hint="eastAsia"/>
+                <w:rFonts w:hint="eastAsia" w:ascii="宋体" w:hAnsi="宋体" w:cs="宋体"/>
                 <w:sz w:val="24"/>
                 <w:szCs w:val="24"/>
                 <w:lang w:eastAsia="zh-CN"/>
@@ -3786,7 +3889,7 @@
             </w:pPr>
             <w:r>
               <w:rPr>
-                <w:rFonts w:ascii="宋体" w:hAnsi="宋体" w:cs="宋体" w:hint="eastAsia"/>
+                <w:rFonts w:hint="eastAsia" w:ascii="宋体" w:hAnsi="宋体" w:cs="宋体"/>
                 <w:sz w:val="24"/>
                 <w:szCs w:val="24"/>
                 <w:lang w:eastAsia="zh-CN"/>
@@ -3805,7 +3908,7 @@
               <w:spacing w:before="271" w:line="219" w:lineRule="auto"/>
               <w:ind w:left="117"/>
               <w:rPr>
-                <w:rFonts w:ascii="宋体" w:hAnsi="宋体" w:cs="宋体" w:hint="eastAsia"/>
+                <w:rFonts w:hint="eastAsia" w:ascii="宋体" w:hAnsi="宋体" w:cs="宋体"/>
                 <w:sz w:val="24"/>
                 <w:szCs w:val="24"/>
               </w:rPr>
@@ -3821,7 +3924,7 @@
             </w:r>
             <w:r>
               <w:rPr>
-                <w:rFonts w:ascii="宋体" w:hAnsi="宋体" w:cs="宋体" w:hint="eastAsia"/>
+                <w:rFonts w:hint="eastAsia" w:ascii="宋体" w:hAnsi="宋体" w:cs="宋体"/>
                 <w:spacing w:val="-5"/>
                 <w:sz w:val="24"/>
                 <w:szCs w:val="24"/>
@@ -3840,13 +3943,13 @@
             </w:r>
             <w:r>
               <w:rPr>
-                <w:rFonts w:ascii="宋体" w:hAnsi="宋体" w:cs="宋体" w:hint="eastAsia"/>
+                <w:rFonts w:hint="eastAsia" w:ascii="宋体" w:hAnsi="宋体" w:cs="宋体"/>
                 <w:spacing w:val="-5"/>
                 <w:sz w:val="24"/>
                 <w:szCs w:val="24"/>
-                <w:lang w:eastAsia="zh-CN"/>
-              </w:rPr>
-              <w:t>7</w:t>
+                <w:lang w:val="en-US" w:eastAsia="zh-CN"/>
+              </w:rPr>
+              <w:t>12</w:t>
             </w:r>
             <w:r>
               <w:rPr>
@@ -3877,7 +3980,7 @@
     </w:p>
     <w:p>
       <w:pPr>
-        <w:pStyle w:val="20"/>
+        <w:pStyle w:val="30"/>
         <w:keepNext w:val="0"/>
         <w:keepLines w:val="0"/>
         <w:widowControl w:val="0"/>
@@ -3889,38 +3992,28 @@
         <w:rPr>
           <w:lang w:eastAsia="zh-CN"/>
         </w:rPr>
-        <w:lastRenderedPageBreak/>
         <w:t>运维服务能力体系内部审核</w:t>
       </w:r>
       <w:bookmarkEnd w:id="14"/>
     </w:p>
     <w:p>
       <w:pPr>
-        <w:pStyle w:val="ad"/>
+        <w:pStyle w:val="29"/>
         <w:widowControl w:val="0"/>
         <w:ind w:firstLine="480"/>
       </w:pPr>
       <w:r>
-        <w:t>为系统评估公司</w:t>
-      </w:r>
-      <w:r>
-        <w:t>ITSS</w:t>
-      </w:r>
-      <w:r>
-        <w:t>运维服务能力管理体系的运行效能，本年度计划</w:t>
-      </w:r>
-      <w:r>
-        <w:t>2025</w:t>
-      </w:r>
-      <w:r>
-        <w:t>年</w:t>
-      </w:r>
-      <w:r>
-        <w:rPr>
-          <w:rFonts w:hint="eastAsia"/>
-        </w:rPr>
-        <w:t>7</w:t>
-      </w:r>
+        <w:t>为系统评估公司ITSS运维服务能力管理体系的运行效能，本年度计划2025年</w:t>
+      </w:r>
+      <w:r>
+        <w:rPr>
+          <w:rFonts w:hint="eastAsia"/>
+          <w:lang w:val="en-US" w:eastAsia="zh-CN"/>
+        </w:rPr>
+        <w:t>12</w:t>
+      </w:r>
+      <w:bookmarkStart w:id="25" w:name="_GoBack"/>
+      <w:bookmarkEnd w:id="25"/>
       <w:r>
         <w:t>月由</w:t>
       </w:r>
@@ -3931,15 +4024,7 @@
         <w:t>质量部</w:t>
       </w:r>
       <w:r>
-        <w:t>牵头组织开展运</w:t>
-      </w:r>
-      <w:proofErr w:type="gramStart"/>
-      <w:r>
-        <w:t>维管理</w:t>
-      </w:r>
-      <w:proofErr w:type="gramEnd"/>
-      <w:r>
-        <w:t>体系内部审核工作。参与部门包括交付部、</w:t>
+        <w:t>牵头组织开展运维管理体系内部审核工作。参与部门包括交付部、</w:t>
       </w:r>
       <w:r>
         <w:rPr>
@@ -3966,20 +4051,12 @@
         <w:t>部门</w:t>
       </w:r>
       <w:r>
-        <w:t>。本次</w:t>
-      </w:r>
-      <w:proofErr w:type="gramStart"/>
-      <w:r>
-        <w:t>内审将基于</w:t>
-      </w:r>
-      <w:proofErr w:type="gramEnd"/>
-      <w:r>
-        <w:t>体系文件要求，通过抽样审查过程记录、与相关人员访谈等方式，全面检验运维服务活动的符合性与有效性，旨在确认现有管理体系是否与公司实际运营需求相适应，并为后续体系优化提供依据。</w:t>
-      </w:r>
-    </w:p>
-    <w:p>
-      <w:pPr>
-        <w:pStyle w:val="20"/>
+        <w:t>。本次内审将基于体系文件要求，通过抽样审查过程记录、与相关人员访谈等方式，全面检验运维服务活动的符合性与有效性，旨在确认现有管理体系是否与公司实际运营需求相适应，并为后续体系优化提供依据。</w:t>
+      </w:r>
+    </w:p>
+    <w:p>
+      <w:pPr>
+        <w:pStyle w:val="30"/>
         <w:keepNext w:val="0"/>
         <w:keepLines w:val="0"/>
         <w:widowControl w:val="0"/>
@@ -3998,24 +4075,19 @@
     </w:p>
     <w:p>
       <w:pPr>
-        <w:pStyle w:val="ad"/>
+        <w:pStyle w:val="29"/>
         <w:widowControl w:val="0"/>
         <w:ind w:firstLine="480"/>
       </w:pPr>
       <w:r>
-        <w:t>公司定于</w:t>
-      </w:r>
-      <w:r>
-        <w:t>2025</w:t>
-      </w:r>
-      <w:r>
-        <w:t>年</w:t>
-      </w:r>
-      <w:r>
-        <w:rPr>
-          <w:rFonts w:hint="eastAsia"/>
-        </w:rPr>
-        <w:t>7</w:t>
+        <w:t>公司定于2025年</w:t>
+      </w:r>
+      <w:r>
+        <w:rPr>
+          <w:rFonts w:hint="eastAsia"/>
+          <w:lang w:val="en-US" w:eastAsia="zh-CN"/>
+        </w:rPr>
+        <w:t>12</w:t>
       </w:r>
       <w:r>
         <w:t>月在同一月度内完成内部审核后，组织运维服务能力管理评审会议。该评审由</w:t>
@@ -4036,20 +4108,12 @@
         <w:t>质量部</w:t>
       </w:r>
       <w:r>
-        <w:t>及各下属部门核心成员、</w:t>
-      </w:r>
-      <w:proofErr w:type="gramStart"/>
-      <w:r>
-        <w:t>交付部</w:t>
-      </w:r>
-      <w:proofErr w:type="gramEnd"/>
-      <w:r>
-        <w:t>及其下属各团队负责人。评审将围绕人员能力、资源配备、过程实施、技术应用、应急响应与交付质量等关键维度，结合内审结果及各部门所提交的体系改进建议，对运维服务管理体系的适宜性、充分性和有效性进行综合评价，最终形成体系调整与改进决策。</w:t>
-      </w:r>
-    </w:p>
-    <w:p>
-      <w:pPr>
-        <w:pStyle w:val="20"/>
+        <w:t>及各下属部门核心成员、交付部及其下属各团队负责人。评审将围绕人员能力、资源配备、过程实施、技术应用、应急响应与交付质量等关键维度，结合内审结果及各部门所提交的体系改进建议，对运维服务管理体系的适宜性、充分性和有效性进行综合评价，最终形成体系调整与改进决策。</w:t>
+      </w:r>
+    </w:p>
+    <w:p>
+      <w:pPr>
+        <w:pStyle w:val="30"/>
         <w:keepNext w:val="0"/>
         <w:keepLines w:val="0"/>
         <w:widowControl w:val="0"/>
@@ -4069,7 +4133,7 @@
     </w:p>
     <w:p>
       <w:pPr>
-        <w:pStyle w:val="ad"/>
+        <w:pStyle w:val="29"/>
         <w:widowControl w:val="0"/>
         <w:ind w:firstLine="480"/>
       </w:pPr>
@@ -4097,7 +4161,7 @@
     </w:p>
     <w:p>
       <w:pPr>
-        <w:pStyle w:val="ad"/>
+        <w:pStyle w:val="29"/>
         <w:widowControl w:val="0"/>
         <w:ind w:firstLine="480"/>
       </w:pPr>
@@ -4107,7 +4171,7 @@
     </w:p>
     <w:p>
       <w:pPr>
-        <w:pStyle w:val="20"/>
+        <w:pStyle w:val="30"/>
         <w:keepNext w:val="0"/>
         <w:keepLines w:val="0"/>
         <w:widowControl w:val="0"/>
@@ -4127,41 +4191,32 @@
     </w:p>
     <w:p>
       <w:pPr>
-        <w:pStyle w:val="ad"/>
+        <w:pStyle w:val="29"/>
         <w:widowControl w:val="0"/>
         <w:ind w:firstLine="480"/>
       </w:pPr>
       <w:r>
-        <w:lastRenderedPageBreak/>
-        <w:t>由质量部与</w:t>
-      </w:r>
-      <w:proofErr w:type="gramStart"/>
-      <w:r>
-        <w:t>交付部</w:t>
-      </w:r>
-      <w:proofErr w:type="gramEnd"/>
-      <w:r>
-        <w:t>协同负责，并协同各相关部门，通过数据驱动、流程优化和持续跟踪的闭环管理机制，旨在系统性提升服务水准、预防问题复发并确保改进成效得以固化的持续过程。</w:t>
-      </w:r>
-    </w:p>
-    <w:p>
-      <w:pPr>
-        <w:pStyle w:val="10"/>
+        <w:t>由质量部与交付部协同负责，并协同各相关部门，通过数据驱动、流程优化和持续跟踪的闭环管理机制，旨在系统性提升服务水准、预防问题复发并确保改进成效得以固化的持续过程。</w:t>
+      </w:r>
+    </w:p>
+    <w:p>
+      <w:pPr>
+        <w:pStyle w:val="28"/>
         <w:keepNext w:val="0"/>
         <w:keepLines w:val="0"/>
         <w:widowControl w:val="0"/>
         <w:rPr>
-          <w:rStyle w:val="1Char"/>
+          <w:rStyle w:val="38"/>
           <w:lang w:eastAsia="zh-CN"/>
         </w:rPr>
       </w:pPr>
       <w:bookmarkStart w:id="18" w:name="bookmark3"/>
-      <w:bookmarkStart w:id="19" w:name="_Toc26720"/>
-      <w:bookmarkStart w:id="20" w:name="_Toc17424"/>
       <w:bookmarkEnd w:id="18"/>
-      <w:r>
-        <w:rPr>
-          <w:rStyle w:val="1Char"/>
+      <w:bookmarkStart w:id="19" w:name="_Toc17424"/>
+      <w:bookmarkStart w:id="20" w:name="_Toc26720"/>
+      <w:r>
+        <w:rPr>
+          <w:rStyle w:val="38"/>
           <w:rFonts w:hint="eastAsia"/>
           <w:lang w:eastAsia="zh-CN"/>
         </w:rPr>
@@ -4179,7 +4234,7 @@
         </w:numPr>
         <w:topLinePunct/>
         <w:rPr>
-          <w:rFonts w:ascii="宋体" w:hAnsi="宋体" w:cs="宋体" w:hint="eastAsia"/>
+          <w:rFonts w:hint="eastAsia" w:ascii="宋体" w:hAnsi="宋体" w:cs="宋体"/>
           <w:sz w:val="24"/>
           <w:szCs w:val="24"/>
           <w:lang w:eastAsia="zh-CN"/>
@@ -4193,9 +4248,18 @@
           <w:szCs w:val="24"/>
           <w:lang w:eastAsia="zh-CN"/>
         </w:rPr>
-        <w:t>本制度最终解释权和修订权</w:t>
-      </w:r>
-      <w:proofErr w:type="gramStart"/>
+        <w:t>本制度最终解释权和修订权归</w:t>
+      </w:r>
+      <w:r>
+        <w:rPr>
+          <w:rFonts w:hint="eastAsia" w:ascii="宋体" w:hAnsi="宋体" w:cs="宋体"/>
+          <w:spacing w:val="-1"/>
+          <w:sz w:val="24"/>
+          <w:szCs w:val="24"/>
+          <w:lang w:eastAsia="zh-CN"/>
+        </w:rPr>
+        <w:t>质量部</w:t>
+      </w:r>
       <w:r>
         <w:rPr>
           <w:rFonts w:ascii="宋体" w:hAnsi="宋体" w:cs="宋体"/>
@@ -4204,27 +4268,6 @@
           <w:szCs w:val="24"/>
           <w:lang w:eastAsia="zh-CN"/>
         </w:rPr>
-        <w:t>归</w:t>
-      </w:r>
-      <w:r>
-        <w:rPr>
-          <w:rFonts w:ascii="宋体" w:hAnsi="宋体" w:cs="宋体" w:hint="eastAsia"/>
-          <w:spacing w:val="-1"/>
-          <w:sz w:val="24"/>
-          <w:szCs w:val="24"/>
-          <w:lang w:eastAsia="zh-CN"/>
-        </w:rPr>
-        <w:t>质量部</w:t>
-      </w:r>
-      <w:proofErr w:type="gramEnd"/>
-      <w:r>
-        <w:rPr>
-          <w:rFonts w:ascii="宋体" w:hAnsi="宋体" w:cs="宋体"/>
-          <w:spacing w:val="-1"/>
-          <w:sz w:val="24"/>
-          <w:szCs w:val="24"/>
-          <w:lang w:eastAsia="zh-CN"/>
-        </w:rPr>
         <w:t>。</w:t>
       </w:r>
     </w:p>
@@ -4253,7 +4296,7 @@
     </w:p>
     <w:p>
       <w:pPr>
-        <w:pStyle w:val="10"/>
+        <w:pStyle w:val="28"/>
         <w:keepNext w:val="0"/>
         <w:keepLines w:val="0"/>
         <w:widowControl w:val="0"/>
@@ -4262,9 +4305,9 @@
         </w:rPr>
       </w:pPr>
       <w:bookmarkStart w:id="21" w:name="bookmark14"/>
+      <w:bookmarkEnd w:id="21"/>
       <w:bookmarkStart w:id="22" w:name="_Toc27093"/>
       <w:bookmarkStart w:id="23" w:name="_Toc14110"/>
-      <w:bookmarkEnd w:id="21"/>
       <w:r>
         <w:rPr>
           <w:rFonts w:hint="eastAsia"/>
@@ -4277,7 +4320,7 @@
     </w:p>
     <w:p>
       <w:pPr>
-        <w:pStyle w:val="ad"/>
+        <w:pStyle w:val="29"/>
         <w:widowControl w:val="0"/>
         <w:ind w:firstLine="480"/>
       </w:pPr>
@@ -4290,7 +4333,7 @@
     </w:p>
     <w:p>
       <w:pPr>
-        <w:pStyle w:val="10"/>
+        <w:pStyle w:val="28"/>
         <w:keepNext w:val="0"/>
         <w:keepLines w:val="0"/>
         <w:widowControl w:val="0"/>
@@ -4310,7 +4353,7 @@
     </w:p>
     <w:p>
       <w:pPr>
-        <w:pStyle w:val="af"/>
+        <w:pStyle w:val="39"/>
         <w:widowControl w:val="0"/>
       </w:pPr>
       <w:r>
@@ -4322,7 +4365,7 @@
     </w:p>
     <w:p>
       <w:pPr>
-        <w:pStyle w:val="af"/>
+        <w:pStyle w:val="39"/>
         <w:widowControl w:val="0"/>
       </w:pPr>
       <w:r>
@@ -4334,7 +4377,7 @@
     </w:p>
     <w:p>
       <w:pPr>
-        <w:pStyle w:val="af"/>
+        <w:pStyle w:val="39"/>
         <w:widowControl w:val="0"/>
       </w:pPr>
       <w:r>
@@ -4345,19 +4388,19 @@
       </w:r>
     </w:p>
     <w:sectPr>
-      <w:headerReference w:type="default" r:id="rId7"/>
+      <w:headerReference r:id="rId5" w:type="default"/>
       <w:pgSz w:w="11906" w:h="16838"/>
       <w:pgMar w:top="1417" w:right="1800" w:bottom="1440" w:left="1800" w:header="1140" w:footer="992" w:gutter="0"/>
-      <w:cols w:space="425"/>
-      <w:docGrid w:type="lines" w:linePitch="312"/>
+      <w:cols w:space="425" w:num="1"/>
+      <w:docGrid w:type="lines" w:linePitch="312" w:charSpace="0"/>
     </w:sectPr>
   </w:body>
 </w:document>
 </file>
 
 <file path=word/endnotes.xml><?xml version="1.0" encoding="utf-8"?>
-<w:endnotes xmlns:wpc="http://schemas.microsoft.com/office/word/2010/wordprocessingCanvas" xmlns:cx="http://schemas.microsoft.com/office/drawing/2014/chartex" xmlns:cx1="http://schemas.microsoft.com/office/drawing/2015/9/8/chartex" xmlns:cx2="http://schemas.microsoft.com/office/drawing/2015/10/21/chartex" xmlns:cx3="http://schemas.microsoft.com/office/drawing/2016/5/9/chartex" xmlns:cx4="http://schemas.microsoft.com/office/drawing/2016/5/10/chartex" xmlns:cx5="http://schemas.microsoft.com/office/drawing/2016/5/11/chartex" xmlns:cx6="http://schemas.microsoft.com/office/drawing/2016/5/12/chartex" xmlns:cx7="http://schemas.microsoft.com/office/drawing/2016/5/13/chartex" xmlns:cx8="http://schemas.microsoft.com/office/drawing/2016/5/14/chartex" xmlns:mc="http://schemas.openxmlformats.org/markup-compatibility/2006" xmlns:aink="http://schemas.microsoft.com/office/drawing/2016/ink" xmlns:am3d="http://schemas.microsoft.com/office/drawing/2017/model3d" xmlns:o="urn:schemas-microsoft-com:office:office" xmlns:oel="http://schemas.microsoft.com/office/2019/extlst" xmlns:r="http://schemas.openxmlformats.org/officeDocument/2006/relationships" xmlns:m="http://schemas.openxmlformats.org/officeDocument/2006/math" xmlns:v="urn:schemas-microsoft-com:vml" xmlns:wp14="http://schemas.microsoft.com/office/word/2010/wordprocessingDrawing" xmlns:wp="http://schemas.openxmlformats.org/drawingml/2006/wordprocessingDrawing" xmlns:w10="urn:schemas-microsoft-com:office:word" xmlns:w="http://schemas.openxmlformats.org/wordprocessingml/2006/main" xmlns:w14="http://schemas.microsoft.com/office/word/2010/wordml" xmlns:w15="http://schemas.microsoft.com/office/word/2012/wordml" xmlns:w16cex="http://schemas.microsoft.com/office/word/2018/wordml/cex" xmlns:w16cid="http://schemas.microsoft.com/office/word/2016/wordml/cid" xmlns:w16="http://schemas.microsoft.com/office/word/2018/wordml" xmlns:w16du="http://schemas.microsoft.com/office/word/2023/wordml/word16du" xmlns:w16sdtdh="http://schemas.microsoft.com/office/word/2020/wordml/sdtdatahash" xmlns:w16sdtfl="http://schemas.microsoft.com/office/word/2024/wordml/sdtformatlock" xmlns:w16se="http://schemas.microsoft.com/office/word/2015/wordml/symex" xmlns:wpg="http://schemas.microsoft.com/office/word/2010/wordprocessingGroup" xmlns:wpi="http://schemas.microsoft.com/office/word/2010/wordprocessingInk" xmlns:wne="http://schemas.microsoft.com/office/word/2006/wordml" xmlns:wps="http://schemas.microsoft.com/office/word/2010/wordprocessingShape" mc:Ignorable="w14 w15 w16se w16cid w16 w16cex w16sdtdh w16sdtfl w16du wp14">
-  <w:endnote w:type="separator" w:id="-1">
+<w:endnotes xmlns:wpc="http://schemas.microsoft.com/office/word/2010/wordprocessingCanvas" xmlns:mc="http://schemas.openxmlformats.org/markup-compatibility/2006" xmlns:o="urn:schemas-microsoft-com:office:office" xmlns:r="http://schemas.openxmlformats.org/officeDocument/2006/relationships" xmlns:m="http://schemas.openxmlformats.org/officeDocument/2006/math" xmlns:v="urn:schemas-microsoft-com:vml" xmlns:wp14="http://schemas.microsoft.com/office/word/2010/wordprocessingDrawing" xmlns:wp="http://schemas.openxmlformats.org/drawingml/2006/wordprocessingDrawing" xmlns:w="http://schemas.openxmlformats.org/wordprocessingml/2006/main" xmlns:w14="http://schemas.microsoft.com/office/word/2010/wordml" xmlns:w15="http://schemas.microsoft.com/office/word/2012/wordml" xmlns:w10="urn:schemas-microsoft-com:office:word" xmlns:wpg="http://schemas.microsoft.com/office/word/2010/wordprocessingGroup" xmlns:wpi="http://schemas.microsoft.com/office/word/2010/wordprocessingInk" xmlns:wne="http://schemas.microsoft.com/office/word/2006/wordml" xmlns:wps="http://schemas.microsoft.com/office/word/2010/wordprocessingShape" xmlns:wpsCustomData="http://www.wps.cn/officeDocument/2013/wpsCustomData" mc:Ignorable="w14 w15 wp14">
+  <w:endnote w:type="separator" w:id="0">
     <w:p>
       <w:pPr>
         <w:spacing w:line="240" w:lineRule="auto"/>
@@ -4367,7 +4410,7 @@
       </w:r>
     </w:p>
   </w:endnote>
-  <w:endnote w:type="continuationSeparator" w:id="0">
+  <w:endnote w:type="continuationSeparator" w:id="1">
     <w:p>
       <w:pPr>
         <w:spacing w:line="240" w:lineRule="auto"/>
@@ -4381,21 +4424,21 @@
 </file>
 
 <file path=word/footnotes.xml><?xml version="1.0" encoding="utf-8"?>
-<w:footnotes xmlns:wpc="http://schemas.microsoft.com/office/word/2010/wordprocessingCanvas" xmlns:cx="http://schemas.microsoft.com/office/drawing/2014/chartex" xmlns:cx1="http://schemas.microsoft.com/office/drawing/2015/9/8/chartex" xmlns:cx2="http://schemas.microsoft.com/office/drawing/2015/10/21/chartex" xmlns:cx3="http://schemas.microsoft.com/office/drawing/2016/5/9/chartex" xmlns:cx4="http://schemas.microsoft.com/office/drawing/2016/5/10/chartex" xmlns:cx5="http://schemas.microsoft.com/office/drawing/2016/5/11/chartex" xmlns:cx6="http://schemas.microsoft.com/office/drawing/2016/5/12/chartex" xmlns:cx7="http://schemas.microsoft.com/office/drawing/2016/5/13/chartex" xmlns:cx8="http://schemas.microsoft.com/office/drawing/2016/5/14/chartex" xmlns:mc="http://schemas.openxmlformats.org/markup-compatibility/2006" xmlns:aink="http://schemas.microsoft.com/office/drawing/2016/ink" xmlns:am3d="http://schemas.microsoft.com/office/drawing/2017/model3d" xmlns:o="urn:schemas-microsoft-com:office:office" xmlns:oel="http://schemas.microsoft.com/office/2019/extlst" xmlns:r="http://schemas.openxmlformats.org/officeDocument/2006/relationships" xmlns:m="http://schemas.openxmlformats.org/officeDocument/2006/math" xmlns:v="urn:schemas-microsoft-com:vml" xmlns:wp14="http://schemas.microsoft.com/office/word/2010/wordprocessingDrawing" xmlns:wp="http://schemas.openxmlformats.org/drawingml/2006/wordprocessingDrawing" xmlns:w10="urn:schemas-microsoft-com:office:word" xmlns:w="http://schemas.openxmlformats.org/wordprocessingml/2006/main" xmlns:w14="http://schemas.microsoft.com/office/word/2010/wordml" xmlns:w15="http://schemas.microsoft.com/office/word/2012/wordml" xmlns:w16cex="http://schemas.microsoft.com/office/word/2018/wordml/cex" xmlns:w16cid="http://schemas.microsoft.com/office/word/2016/wordml/cid" xmlns:w16="http://schemas.microsoft.com/office/word/2018/wordml" xmlns:w16du="http://schemas.microsoft.com/office/word/2023/wordml/word16du" xmlns:w16sdtdh="http://schemas.microsoft.com/office/word/2020/wordml/sdtdatahash" xmlns:w16sdtfl="http://schemas.microsoft.com/office/word/2024/wordml/sdtformatlock" xmlns:w16se="http://schemas.microsoft.com/office/word/2015/wordml/symex" xmlns:wpg="http://schemas.microsoft.com/office/word/2010/wordprocessingGroup" xmlns:wpi="http://schemas.microsoft.com/office/word/2010/wordprocessingInk" xmlns:wne="http://schemas.microsoft.com/office/word/2006/wordml" xmlns:wps="http://schemas.microsoft.com/office/word/2010/wordprocessingShape" mc:Ignorable="w14 w15 w16se w16cid w16 w16cex w16sdtdh w16sdtfl w16du wp14">
-  <w:footnote w:type="separator" w:id="-1">
-    <w:p>
-      <w:pPr>
-        <w:spacing w:line="240" w:lineRule="auto"/>
+<w:footnotes xmlns:wpc="http://schemas.microsoft.com/office/word/2010/wordprocessingCanvas" xmlns:mc="http://schemas.openxmlformats.org/markup-compatibility/2006" xmlns:o="urn:schemas-microsoft-com:office:office" xmlns:r="http://schemas.openxmlformats.org/officeDocument/2006/relationships" xmlns:m="http://schemas.openxmlformats.org/officeDocument/2006/math" xmlns:v="urn:schemas-microsoft-com:vml" xmlns:wp14="http://schemas.microsoft.com/office/word/2010/wordprocessingDrawing" xmlns:wp="http://schemas.openxmlformats.org/drawingml/2006/wordprocessingDrawing" xmlns:w="http://schemas.openxmlformats.org/wordprocessingml/2006/main" xmlns:w14="http://schemas.microsoft.com/office/word/2010/wordml" xmlns:w15="http://schemas.microsoft.com/office/word/2012/wordml" xmlns:w10="urn:schemas-microsoft-com:office:word" xmlns:wpg="http://schemas.microsoft.com/office/word/2010/wordprocessingGroup" xmlns:wpi="http://schemas.microsoft.com/office/word/2010/wordprocessingInk" xmlns:wne="http://schemas.microsoft.com/office/word/2006/wordml" xmlns:wps="http://schemas.microsoft.com/office/word/2010/wordprocessingShape" xmlns:wpsCustomData="http://www.wps.cn/officeDocument/2013/wpsCustomData" mc:Ignorable="w14 w15 wp14">
+  <w:footnote w:type="separator" w:id="0">
+    <w:p>
+      <w:pPr>
+        <w:spacing w:line="360" w:lineRule="auto"/>
       </w:pPr>
       <w:r>
         <w:separator/>
       </w:r>
     </w:p>
   </w:footnote>
-  <w:footnote w:type="continuationSeparator" w:id="0">
-    <w:p>
-      <w:pPr>
-        <w:spacing w:line="240" w:lineRule="auto"/>
+  <w:footnote w:type="continuationSeparator" w:id="1">
+    <w:p>
+      <w:pPr>
+        <w:spacing w:line="360" w:lineRule="auto"/>
       </w:pPr>
       <w:r>
         <w:continuationSeparator/>
@@ -4406,12 +4449,12 @@
 </file>
 
 <file path=word/header1.xml><?xml version="1.0" encoding="utf-8"?>
-<w:hdr xmlns:wpc="http://schemas.microsoft.com/office/word/2010/wordprocessingCanvas" xmlns:cx="http://schemas.microsoft.com/office/drawing/2014/chartex" xmlns:cx1="http://schemas.microsoft.com/office/drawing/2015/9/8/chartex" xmlns:cx2="http://schemas.microsoft.com/office/drawing/2015/10/21/chartex" xmlns:cx3="http://schemas.microsoft.com/office/drawing/2016/5/9/chartex" xmlns:cx4="http://schemas.microsoft.com/office/drawing/2016/5/10/chartex" xmlns:cx5="http://schemas.microsoft.com/office/drawing/2016/5/11/chartex" xmlns:cx6="http://schemas.microsoft.com/office/drawing/2016/5/12/chartex" xmlns:cx7="http://schemas.microsoft.com/office/drawing/2016/5/13/chartex" xmlns:cx8="http://schemas.microsoft.com/office/drawing/2016/5/14/chartex" xmlns:mc="http://schemas.openxmlformats.org/markup-compatibility/2006" xmlns:aink="http://schemas.microsoft.com/office/drawing/2016/ink" xmlns:am3d="http://schemas.microsoft.com/office/drawing/2017/model3d" xmlns:o="urn:schemas-microsoft-com:office:office" xmlns:oel="http://schemas.microsoft.com/office/2019/extlst" xmlns:r="http://schemas.openxmlformats.org/officeDocument/2006/relationships" xmlns:m="http://schemas.openxmlformats.org/officeDocument/2006/math" xmlns:v="urn:schemas-microsoft-com:vml" xmlns:wp14="http://schemas.microsoft.com/office/word/2010/wordprocessingDrawing" xmlns:wp="http://schemas.openxmlformats.org/drawingml/2006/wordprocessingDrawing" xmlns:w10="urn:schemas-microsoft-com:office:word" xmlns:w="http://schemas.openxmlformats.org/wordprocessingml/2006/main" xmlns:w14="http://schemas.microsoft.com/office/word/2010/wordml" xmlns:w15="http://schemas.microsoft.com/office/word/2012/wordml" xmlns:w16cex="http://schemas.microsoft.com/office/word/2018/wordml/cex" xmlns:w16cid="http://schemas.microsoft.com/office/word/2016/wordml/cid" xmlns:w16="http://schemas.microsoft.com/office/word/2018/wordml" xmlns:w16du="http://schemas.microsoft.com/office/word/2023/wordml/word16du" xmlns:w16sdtdh="http://schemas.microsoft.com/office/word/2020/wordml/sdtdatahash" xmlns:w16sdtfl="http://schemas.microsoft.com/office/word/2024/wordml/sdtformatlock" xmlns:w16se="http://schemas.microsoft.com/office/word/2015/wordml/symex" xmlns:wpg="http://schemas.microsoft.com/office/word/2010/wordprocessingGroup" xmlns:wpi="http://schemas.microsoft.com/office/word/2010/wordprocessingInk" xmlns:wne="http://schemas.microsoft.com/office/word/2006/wordml" xmlns:wps="http://schemas.microsoft.com/office/word/2010/wordprocessingShape" mc:Ignorable="w14 w15 w16se w16cid w16 w16cex w16sdtdh w16sdtfl w16du wp14">
+<w:hdr xmlns:wpc="http://schemas.microsoft.com/office/word/2010/wordprocessingCanvas" xmlns:mc="http://schemas.openxmlformats.org/markup-compatibility/2006" xmlns:o="urn:schemas-microsoft-com:office:office" xmlns:r="http://schemas.openxmlformats.org/officeDocument/2006/relationships" xmlns:m="http://schemas.openxmlformats.org/officeDocument/2006/math" xmlns:v="urn:schemas-microsoft-com:vml" xmlns:wp14="http://schemas.microsoft.com/office/word/2010/wordprocessingDrawing" xmlns:wp="http://schemas.openxmlformats.org/drawingml/2006/wordprocessingDrawing" xmlns:w10="urn:schemas-microsoft-com:office:word" xmlns:w="http://schemas.openxmlformats.org/wordprocessingml/2006/main" xmlns:w14="http://schemas.microsoft.com/office/word/2010/wordml" xmlns:w15="http://schemas.microsoft.com/office/word/2012/wordml" xmlns:wpg="http://schemas.microsoft.com/office/word/2010/wordprocessingGroup" xmlns:wpi="http://schemas.microsoft.com/office/word/2010/wordprocessingInk" xmlns:wne="http://schemas.microsoft.com/office/word/2006/wordml" xmlns:wps="http://schemas.microsoft.com/office/word/2010/wordprocessingShape" xmlns:wpsCustomData="http://www.wps.cn/officeDocument/2013/wpsCustomData" mc:Ignorable="w14 w15 wp14">
   <w:p>
     <w:pPr>
-      <w:pStyle w:val="a6"/>
+      <w:pStyle w:val="15"/>
       <w:pBdr>
-        <w:bottom w:val="single" w:sz="4" w:space="1" w:color="auto"/>
+        <w:bottom w:val="single" w:color="auto" w:sz="4" w:space="1"/>
       </w:pBdr>
       <w:jc w:val="right"/>
       <w:rPr>
@@ -4421,41 +4464,25 @@
     </w:pPr>
     <w:r>
       <w:rPr>
-        <w:rFonts w:eastAsiaTheme="minorEastAsia" w:hint="eastAsia"/>
+        <w:rFonts w:hint="eastAsia" w:eastAsiaTheme="minorEastAsia"/>
         <w:lang w:eastAsia="zh-CN"/>
       </w:rPr>
-      <w:t>陕西益利</w:t>
-    </w:r>
-    <w:proofErr w:type="gramStart"/>
-    <w:r>
-      <w:rPr>
-        <w:rFonts w:eastAsiaTheme="minorEastAsia" w:hint="eastAsia"/>
-        <w:lang w:eastAsia="zh-CN"/>
-      </w:rPr>
-      <w:t>德软件</w:t>
-    </w:r>
-    <w:proofErr w:type="gramEnd"/>
-    <w:r>
-      <w:rPr>
-        <w:rFonts w:eastAsiaTheme="minorEastAsia" w:hint="eastAsia"/>
-        <w:lang w:eastAsia="zh-CN"/>
-      </w:rPr>
-      <w:t>科技有限公司</w:t>
+      <w:t>陕西益利德软件科技有限公司</w:t>
     </w:r>
   </w:p>
 </w:hdr>
 </file>
 
 <file path=word/numbering.xml><?xml version="1.0" encoding="utf-8"?>
-<w:numbering xmlns:wpc="http://schemas.microsoft.com/office/word/2010/wordprocessingCanvas" xmlns:cx="http://schemas.microsoft.com/office/drawing/2014/chartex" xmlns:cx1="http://schemas.microsoft.com/office/drawing/2015/9/8/chartex" xmlns:cx2="http://schemas.microsoft.com/office/drawing/2015/10/21/chartex" xmlns:cx3="http://schemas.microsoft.com/office/drawing/2016/5/9/chartex" xmlns:cx4="http://schemas.microsoft.com/office/drawing/2016/5/10/chartex" xmlns:cx5="http://schemas.microsoft.com/office/drawing/2016/5/11/chartex" xmlns:cx6="http://schemas.microsoft.com/office/drawing/2016/5/12/chartex" xmlns:cx7="http://schemas.microsoft.com/office/drawing/2016/5/13/chartex" xmlns:cx8="http://schemas.microsoft.com/office/drawing/2016/5/14/chartex" xmlns:mc="http://schemas.openxmlformats.org/markup-compatibility/2006" xmlns:aink="http://schemas.microsoft.com/office/drawing/2016/ink" xmlns:am3d="http://schemas.microsoft.com/office/drawing/2017/model3d" xmlns:o="urn:schemas-microsoft-com:office:office" xmlns:oel="http://schemas.microsoft.com/office/2019/extlst" xmlns:r="http://schemas.openxmlformats.org/officeDocument/2006/relationships" xmlns:m="http://schemas.openxmlformats.org/officeDocument/2006/math" xmlns:v="urn:schemas-microsoft-com:vml" xmlns:wp14="http://schemas.microsoft.com/office/word/2010/wordprocessingDrawing" xmlns:wp="http://schemas.openxmlformats.org/drawingml/2006/wordprocessingDrawing" xmlns:w10="urn:schemas-microsoft-com:office:word" xmlns:w="http://schemas.openxmlformats.org/wordprocessingml/2006/main" xmlns:w14="http://schemas.microsoft.com/office/word/2010/wordml" xmlns:w15="http://schemas.microsoft.com/office/word/2012/wordml" xmlns:w16cex="http://schemas.microsoft.com/office/word/2018/wordml/cex" xmlns:w16cid="http://schemas.microsoft.com/office/word/2016/wordml/cid" xmlns:w16="http://schemas.microsoft.com/office/word/2018/wordml" xmlns:w16du="http://schemas.microsoft.com/office/word/2023/wordml/word16du" xmlns:w16sdtdh="http://schemas.microsoft.com/office/word/2020/wordml/sdtdatahash" xmlns:w16sdtfl="http://schemas.microsoft.com/office/word/2024/wordml/sdtformatlock" xmlns:w16se="http://schemas.microsoft.com/office/word/2015/wordml/symex" xmlns:wpg="http://schemas.microsoft.com/office/word/2010/wordprocessingGroup" xmlns:wpi="http://schemas.microsoft.com/office/word/2010/wordprocessingInk" xmlns:wne="http://schemas.microsoft.com/office/word/2006/wordml" xmlns:wps="http://schemas.microsoft.com/office/word/2010/wordprocessingShape" mc:Ignorable="w14 w15 w16se w16cid w16 w16cex w16sdtdh w16sdtfl w16du wp14">
-  <w:abstractNum w:abstractNumId="0" w15:restartNumberingAfterBreak="0">
+<w:numbering xmlns:wpc="http://schemas.microsoft.com/office/word/2010/wordprocessingCanvas" xmlns:mc="http://schemas.openxmlformats.org/markup-compatibility/2006" xmlns:o="urn:schemas-microsoft-com:office:office" xmlns:r="http://schemas.openxmlformats.org/officeDocument/2006/relationships" xmlns:m="http://schemas.openxmlformats.org/officeDocument/2006/math" xmlns:v="urn:schemas-microsoft-com:vml" xmlns:wp14="http://schemas.microsoft.com/office/word/2010/wordprocessingDrawing" xmlns:wp="http://schemas.openxmlformats.org/drawingml/2006/wordprocessingDrawing" xmlns:w10="urn:schemas-microsoft-com:office:word" xmlns:w="http://schemas.openxmlformats.org/wordprocessingml/2006/main" xmlns:w14="http://schemas.microsoft.com/office/word/2010/wordml" xmlns:wpg="http://schemas.microsoft.com/office/word/2010/wordprocessingGroup" xmlns:wpi="http://schemas.microsoft.com/office/word/2010/wordprocessingInk" xmlns:wne="http://schemas.microsoft.com/office/word/2006/wordml" xmlns:wps="http://schemas.microsoft.com/office/word/2010/wordprocessingShape" xmlns:wpsCustomData="http://www.wps.cn/officeDocument/2013/wpsCustomData" mc:Ignorable="w14 wp14">
+  <w:abstractNum w:abstractNumId="0">
     <w:nsid w:val="8E964DCE"/>
     <w:multiLevelType w:val="multilevel"/>
     <w:tmpl w:val="8E964DCE"/>
-    <w:lvl w:ilvl="0">
+    <w:lvl w:ilvl="0" w:tentative="0">
       <w:start w:val="1"/>
       <w:numFmt w:val="decimal"/>
-      <w:pStyle w:val="1"/>
+      <w:pStyle w:val="2"/>
       <w:lvlText w:val="%1."/>
       <w:lvlJc w:val="left"/>
       <w:pPr>
@@ -4465,10 +4492,10 @@
         <w:rFonts w:hint="default"/>
       </w:rPr>
     </w:lvl>
-    <w:lvl w:ilvl="1">
+    <w:lvl w:ilvl="1" w:tentative="0">
       <w:start w:val="1"/>
       <w:numFmt w:val="decimal"/>
-      <w:pStyle w:val="2"/>
+      <w:pStyle w:val="3"/>
       <w:lvlText w:val="%1.%2."/>
       <w:lvlJc w:val="left"/>
       <w:pPr>
@@ -4478,10 +4505,10 @@
         <w:rFonts w:hint="default"/>
       </w:rPr>
     </w:lvl>
-    <w:lvl w:ilvl="2">
+    <w:lvl w:ilvl="2" w:tentative="0">
       <w:start w:val="1"/>
       <w:numFmt w:val="decimal"/>
-      <w:pStyle w:val="3"/>
+      <w:pStyle w:val="4"/>
       <w:lvlText w:val="%1.%2.%3."/>
       <w:lvlJc w:val="left"/>
       <w:pPr>
@@ -4491,10 +4518,10 @@
         <w:rFonts w:hint="default"/>
       </w:rPr>
     </w:lvl>
-    <w:lvl w:ilvl="3">
+    <w:lvl w:ilvl="3" w:tentative="0">
       <w:start w:val="1"/>
       <w:numFmt w:val="decimal"/>
-      <w:pStyle w:val="4"/>
+      <w:pStyle w:val="5"/>
       <w:lvlText w:val="%1.%2.%3.%4."/>
       <w:lvlJc w:val="left"/>
       <w:pPr>
@@ -4504,10 +4531,10 @@
         <w:rFonts w:hint="default"/>
       </w:rPr>
     </w:lvl>
-    <w:lvl w:ilvl="4">
+    <w:lvl w:ilvl="4" w:tentative="0">
       <w:start w:val="1"/>
       <w:numFmt w:val="decimal"/>
-      <w:pStyle w:val="5"/>
+      <w:pStyle w:val="6"/>
       <w:lvlText w:val="%1.%2.%3.%4.%5."/>
       <w:lvlJc w:val="left"/>
       <w:pPr>
@@ -4517,10 +4544,10 @@
         <w:rFonts w:hint="default"/>
       </w:rPr>
     </w:lvl>
-    <w:lvl w:ilvl="5">
+    <w:lvl w:ilvl="5" w:tentative="0">
       <w:start w:val="1"/>
       <w:numFmt w:val="decimal"/>
-      <w:pStyle w:val="6"/>
+      <w:pStyle w:val="7"/>
       <w:lvlText w:val="%1.%2.%3.%4.%5.%6."/>
       <w:lvlJc w:val="left"/>
       <w:pPr>
@@ -4530,10 +4557,10 @@
         <w:rFonts w:hint="default"/>
       </w:rPr>
     </w:lvl>
-    <w:lvl w:ilvl="6">
+    <w:lvl w:ilvl="6" w:tentative="0">
       <w:start w:val="1"/>
       <w:numFmt w:val="decimal"/>
-      <w:pStyle w:val="7"/>
+      <w:pStyle w:val="8"/>
       <w:lvlText w:val="%1.%2.%3.%4.%5.%6.%7."/>
       <w:lvlJc w:val="left"/>
       <w:pPr>
@@ -4543,10 +4570,10 @@
         <w:rFonts w:hint="default"/>
       </w:rPr>
     </w:lvl>
-    <w:lvl w:ilvl="7">
+    <w:lvl w:ilvl="7" w:tentative="0">
       <w:start w:val="1"/>
       <w:numFmt w:val="decimal"/>
-      <w:pStyle w:val="8"/>
+      <w:pStyle w:val="9"/>
       <w:lvlText w:val="%1.%2.%3.%4.%5.%6.%7.%8."/>
       <w:lvlJc w:val="left"/>
       <w:pPr>
@@ -4556,10 +4583,10 @@
         <w:rFonts w:hint="default"/>
       </w:rPr>
     </w:lvl>
-    <w:lvl w:ilvl="8">
+    <w:lvl w:ilvl="8" w:tentative="0">
       <w:start w:val="1"/>
       <w:numFmt w:val="decimal"/>
-      <w:pStyle w:val="9"/>
+      <w:pStyle w:val="10"/>
       <w:lvlText w:val="%1.%2.%3.%4.%5.%6.%7.%8.%9."/>
       <w:lvlJc w:val="left"/>
       <w:pPr>
@@ -4570,11 +4597,11 @@
       </w:rPr>
     </w:lvl>
   </w:abstractNum>
-  <w:abstractNum w:abstractNumId="1" w15:restartNumberingAfterBreak="0">
+  <w:abstractNum w:abstractNumId="1">
     <w:nsid w:val="8FAC864A"/>
     <w:multiLevelType w:val="singleLevel"/>
     <w:tmpl w:val="8FAC864A"/>
-    <w:lvl w:ilvl="0">
+    <w:lvl w:ilvl="0" w:tentative="0">
       <w:start w:val="1"/>
       <w:numFmt w:val="decimal"/>
       <w:lvlText w:val="%1."/>
@@ -4587,11 +4614,11 @@
       </w:rPr>
     </w:lvl>
   </w:abstractNum>
-  <w:abstractNum w:abstractNumId="2" w15:restartNumberingAfterBreak="0">
+  <w:abstractNum w:abstractNumId="2">
     <w:nsid w:val="A4D33CBA"/>
     <w:multiLevelType w:val="singleLevel"/>
     <w:tmpl w:val="A4D33CBA"/>
-    <w:lvl w:ilvl="0">
+    <w:lvl w:ilvl="0" w:tentative="0">
       <w:start w:val="1"/>
       <w:numFmt w:val="decimal"/>
       <w:lvlText w:val="%1."/>
@@ -4604,11 +4631,11 @@
       </w:rPr>
     </w:lvl>
   </w:abstractNum>
-  <w:abstractNum w:abstractNumId="3" w15:restartNumberingAfterBreak="0">
+  <w:abstractNum w:abstractNumId="3">
     <w:nsid w:val="C2C2E3BA"/>
     <w:multiLevelType w:val="singleLevel"/>
     <w:tmpl w:val="C2C2E3BA"/>
-    <w:lvl w:ilvl="0">
+    <w:lvl w:ilvl="0" w:tentative="0">
       <w:start w:val="1"/>
       <w:numFmt w:val="decimal"/>
       <w:lvlText w:val="%1."/>
@@ -4621,11 +4648,11 @@
       </w:rPr>
     </w:lvl>
   </w:abstractNum>
-  <w:abstractNum w:abstractNumId="4" w15:restartNumberingAfterBreak="0">
+  <w:abstractNum w:abstractNumId="4">
     <w:nsid w:val="F9539CF3"/>
     <w:multiLevelType w:val="singleLevel"/>
     <w:tmpl w:val="F9539CF3"/>
-    <w:lvl w:ilvl="0">
+    <w:lvl w:ilvl="0" w:tentative="0">
       <w:start w:val="1"/>
       <w:numFmt w:val="decimal"/>
       <w:lvlText w:val="%1."/>
@@ -4638,11 +4665,11 @@
       </w:rPr>
     </w:lvl>
   </w:abstractNum>
-  <w:abstractNum w:abstractNumId="5" w15:restartNumberingAfterBreak="0">
+  <w:abstractNum w:abstractNumId="5">
     <w:nsid w:val="0627E5D4"/>
     <w:multiLevelType w:val="singleLevel"/>
     <w:tmpl w:val="0627E5D4"/>
-    <w:lvl w:ilvl="0">
+    <w:lvl w:ilvl="0" w:tentative="0">
       <w:start w:val="1"/>
       <w:numFmt w:val="decimal"/>
       <w:lvlText w:val="%1."/>
@@ -4655,11 +4682,11 @@
       </w:rPr>
     </w:lvl>
   </w:abstractNum>
-  <w:abstractNum w:abstractNumId="6" w15:restartNumberingAfterBreak="0">
+  <w:abstractNum w:abstractNumId="6">
     <w:nsid w:val="4DB530BB"/>
     <w:multiLevelType w:val="singleLevel"/>
     <w:tmpl w:val="4DB530BB"/>
-    <w:lvl w:ilvl="0">
+    <w:lvl w:ilvl="0" w:tentative="0">
       <w:start w:val="1"/>
       <w:numFmt w:val="decimal"/>
       <w:lvlText w:val="%1."/>
@@ -4672,11 +4699,11 @@
       </w:rPr>
     </w:lvl>
   </w:abstractNum>
-  <w:abstractNum w:abstractNumId="7" w15:restartNumberingAfterBreak="0">
+  <w:abstractNum w:abstractNumId="7">
     <w:nsid w:val="67B1FA20"/>
     <w:multiLevelType w:val="singleLevel"/>
     <w:tmpl w:val="67B1FA20"/>
-    <w:lvl w:ilvl="0">
+    <w:lvl w:ilvl="0" w:tentative="0">
       <w:start w:val="1"/>
       <w:numFmt w:val="decimal"/>
       <w:lvlText w:val="%1."/>
@@ -4689,11 +4716,11 @@
       </w:rPr>
     </w:lvl>
   </w:abstractNum>
-  <w:abstractNum w:abstractNumId="8" w15:restartNumberingAfterBreak="0">
+  <w:abstractNum w:abstractNumId="8">
     <w:nsid w:val="74A190C4"/>
     <w:multiLevelType w:val="singleLevel"/>
     <w:tmpl w:val="74A190C4"/>
-    <w:lvl w:ilvl="0">
+    <w:lvl w:ilvl="0" w:tentative="0">
       <w:start w:val="1"/>
       <w:numFmt w:val="decimal"/>
       <w:lvlText w:val="%1."/>
@@ -4706,348 +4733,300 @@
       </w:rPr>
     </w:lvl>
   </w:abstractNum>
-  <w:num w:numId="1" w16cid:durableId="1068652567">
+  <w:num w:numId="1">
     <w:abstractNumId w:val="0"/>
   </w:num>
-  <w:num w:numId="2" w16cid:durableId="386804314">
+  <w:num w:numId="2">
     <w:abstractNumId w:val="7"/>
   </w:num>
-  <w:num w:numId="3" w16cid:durableId="1418400548">
+  <w:num w:numId="3">
     <w:abstractNumId w:val="8"/>
   </w:num>
-  <w:num w:numId="4" w16cid:durableId="930040360">
+  <w:num w:numId="4">
     <w:abstractNumId w:val="6"/>
   </w:num>
-  <w:num w:numId="5" w16cid:durableId="769812770">
+  <w:num w:numId="5">
     <w:abstractNumId w:val="5"/>
   </w:num>
-  <w:num w:numId="6" w16cid:durableId="1098714789">
+  <w:num w:numId="6">
     <w:abstractNumId w:val="3"/>
   </w:num>
-  <w:num w:numId="7" w16cid:durableId="322778313">
+  <w:num w:numId="7">
     <w:abstractNumId w:val="1"/>
   </w:num>
-  <w:num w:numId="8" w16cid:durableId="1466006017">
+  <w:num w:numId="8">
     <w:abstractNumId w:val="2"/>
   </w:num>
-  <w:num w:numId="9" w16cid:durableId="804272763">
+  <w:num w:numId="9">
     <w:abstractNumId w:val="4"/>
   </w:num>
 </w:numbering>
 </file>
 
 <file path=word/styles.xml><?xml version="1.0" encoding="utf-8"?>
-<w:styles xmlns:mc="http://schemas.openxmlformats.org/markup-compatibility/2006" xmlns:r="http://schemas.openxmlformats.org/officeDocument/2006/relationships" xmlns:w="http://schemas.openxmlformats.org/wordprocessingml/2006/main" xmlns:w14="http://schemas.microsoft.com/office/word/2010/wordml" xmlns:w15="http://schemas.microsoft.com/office/word/2012/wordml" xmlns:w16cex="http://schemas.microsoft.com/office/word/2018/wordml/cex" xmlns:w16cid="http://schemas.microsoft.com/office/word/2016/wordml/cid" xmlns:w16="http://schemas.microsoft.com/office/word/2018/wordml" xmlns:w16du="http://schemas.microsoft.com/office/word/2023/wordml/word16du" xmlns:w16sdtdh="http://schemas.microsoft.com/office/word/2020/wordml/sdtdatahash" xmlns:w16sdtfl="http://schemas.microsoft.com/office/word/2024/wordml/sdtformatlock" xmlns:w16se="http://schemas.microsoft.com/office/word/2015/wordml/symex" mc:Ignorable="w14 w15 w16se w16cid w16 w16cex w16sdtdh w16sdtfl w16du">
+<w:styles xmlns:mc="http://schemas.openxmlformats.org/markup-compatibility/2006" xmlns:o="urn:schemas-microsoft-com:office:office" xmlns:r="http://schemas.openxmlformats.org/officeDocument/2006/relationships" xmlns:m="http://schemas.openxmlformats.org/officeDocument/2006/math" xmlns:v="urn:schemas-microsoft-com:vml" xmlns:w="http://schemas.openxmlformats.org/wordprocessingml/2006/main" xmlns:w14="http://schemas.microsoft.com/office/word/2010/wordml" xmlns:w10="urn:schemas-microsoft-com:office:word" xmlns:sl="http://schemas.openxmlformats.org/schemaLibrary/2006/main" xmlns:wpsCustomData="http://www.wps.cn/officeDocument/2013/wpsCustomData" mc:Ignorable="w14">
   <w:docDefaults>
     <w:rPrDefault>
       <w:rPr>
-        <w:rFonts w:ascii="Times New Roman" w:eastAsia="宋体" w:hAnsi="Times New Roman" w:cs="Times New Roman"/>
-        <w:lang w:val="en-US" w:eastAsia="zh-CN" w:bidi="ar-SA"/>
+        <w:rFonts w:ascii="Times New Roman" w:hAnsi="Times New Roman" w:eastAsia="宋体" w:cs="Times New Roman"/>
       </w:rPr>
     </w:rPrDefault>
     <w:pPrDefault/>
   </w:docDefaults>
-  <w:latentStyles w:defLockedState="0" w:defUIPriority="0" w:defSemiHidden="0" w:defUnhideWhenUsed="0" w:defQFormat="0" w:count="376">
-    <w:lsdException w:name="Normal" w:qFormat="1"/>
-    <w:lsdException w:name="heading 1" w:qFormat="1"/>
-    <w:lsdException w:name="heading 2" w:unhideWhenUsed="1" w:qFormat="1"/>
-    <w:lsdException w:name="heading 3" w:semiHidden="1" w:unhideWhenUsed="1" w:qFormat="1"/>
-    <w:lsdException w:name="heading 4" w:unhideWhenUsed="1" w:qFormat="1"/>
-    <w:lsdException w:name="heading 5" w:semiHidden="1" w:unhideWhenUsed="1" w:qFormat="1"/>
-    <w:lsdException w:name="heading 6" w:semiHidden="1" w:unhideWhenUsed="1" w:qFormat="1"/>
-    <w:lsdException w:name="heading 7" w:semiHidden="1" w:unhideWhenUsed="1" w:qFormat="1"/>
-    <w:lsdException w:name="heading 8" w:semiHidden="1" w:unhideWhenUsed="1" w:qFormat="1"/>
-    <w:lsdException w:name="heading 9" w:semiHidden="1" w:unhideWhenUsed="1" w:qFormat="1"/>
-    <w:lsdException w:name="toc 1" w:qFormat="1"/>
-    <w:lsdException w:name="toc 2" w:qFormat="1"/>
-    <w:lsdException w:name="toc 3" w:qFormat="1"/>
-    <w:lsdException w:name="annotation text" w:qFormat="1"/>
-    <w:lsdException w:name="header" w:qFormat="1"/>
-    <w:lsdException w:name="footer" w:qFormat="1"/>
-    <w:lsdException w:name="caption" w:semiHidden="1" w:unhideWhenUsed="1" w:qFormat="1"/>
-    <w:lsdException w:name="Title" w:qFormat="1"/>
-    <w:lsdException w:name="Default Paragraph Font" w:semiHidden="1" w:qFormat="1"/>
-    <w:lsdException w:name="Body Text" w:semiHidden="1" w:qFormat="1"/>
-    <w:lsdException w:name="Subtitle" w:qFormat="1"/>
-    <w:lsdException w:name="Note Heading" w:semiHidden="1" w:uiPriority="99" w:unhideWhenUsed="1"/>
-    <w:lsdException w:name="Strong" w:qFormat="1"/>
-    <w:lsdException w:name="Emphasis" w:qFormat="1"/>
-    <w:lsdException w:name="HTML Top of Form" w:semiHidden="1" w:uiPriority="99" w:unhideWhenUsed="1"/>
-    <w:lsdException w:name="HTML Bottom of Form" w:semiHidden="1" w:uiPriority="99" w:unhideWhenUsed="1"/>
-    <w:lsdException w:name="Normal (Web)" w:qFormat="1"/>
-    <w:lsdException w:name="Normal Table" w:semiHidden="1" w:unhideWhenUsed="1" w:qFormat="1"/>
-    <w:lsdException w:name="No List" w:semiHidden="1" w:uiPriority="99" w:unhideWhenUsed="1"/>
-    <w:lsdException w:name="Outline List 1" w:semiHidden="1" w:uiPriority="99" w:unhideWhenUsed="1"/>
-    <w:lsdException w:name="Outline List 2" w:semiHidden="1" w:uiPriority="99" w:unhideWhenUsed="1"/>
-    <w:lsdException w:name="Outline List 3" w:semiHidden="1" w:uiPriority="99" w:unhideWhenUsed="1"/>
-    <w:lsdException w:name="Table Simple 1" w:semiHidden="1" w:unhideWhenUsed="1"/>
-    <w:lsdException w:name="Table Simple 2" w:semiHidden="1" w:unhideWhenUsed="1"/>
-    <w:lsdException w:name="Table Simple 3" w:semiHidden="1" w:unhideWhenUsed="1"/>
-    <w:lsdException w:name="Table Classic 1" w:semiHidden="1" w:unhideWhenUsed="1"/>
-    <w:lsdException w:name="Table Classic 2" w:semiHidden="1" w:unhideWhenUsed="1"/>
-    <w:lsdException w:name="Table Classic 3" w:semiHidden="1" w:unhideWhenUsed="1"/>
-    <w:lsdException w:name="Table Classic 4" w:semiHidden="1" w:unhideWhenUsed="1"/>
-    <w:lsdException w:name="Table Colorful 1" w:semiHidden="1" w:unhideWhenUsed="1"/>
-    <w:lsdException w:name="Table Colorful 2" w:semiHidden="1" w:unhideWhenUsed="1"/>
-    <w:lsdException w:name="Table Colorful 3" w:semiHidden="1" w:unhideWhenUsed="1"/>
-    <w:lsdException w:name="Table Columns 1" w:semiHidden="1" w:unhideWhenUsed="1"/>
-    <w:lsdException w:name="Table Columns 2" w:semiHidden="1" w:unhideWhenUsed="1"/>
-    <w:lsdException w:name="Table Columns 3" w:semiHidden="1" w:unhideWhenUsed="1"/>
-    <w:lsdException w:name="Table Columns 4" w:semiHidden="1" w:unhideWhenUsed="1"/>
-    <w:lsdException w:name="Table Columns 5" w:semiHidden="1" w:unhideWhenUsed="1"/>
-    <w:lsdException w:name="Table Grid 1" w:semiHidden="1" w:unhideWhenUsed="1"/>
-    <w:lsdException w:name="Table Grid 2" w:semiHidden="1" w:unhideWhenUsed="1"/>
-    <w:lsdException w:name="Table Grid 3" w:semiHidden="1" w:unhideWhenUsed="1"/>
-    <w:lsdException w:name="Table Grid 4" w:semiHidden="1" w:unhideWhenUsed="1"/>
-    <w:lsdException w:name="Table Grid 5" w:semiHidden="1" w:unhideWhenUsed="1"/>
-    <w:lsdException w:name="Table Grid 6" w:semiHidden="1" w:unhideWhenUsed="1"/>
-    <w:lsdException w:name="Table Grid 7" w:semiHidden="1" w:unhideWhenUsed="1"/>
-    <w:lsdException w:name="Table Grid 8" w:semiHidden="1" w:unhideWhenUsed="1"/>
-    <w:lsdException w:name="Table List 1" w:semiHidden="1" w:unhideWhenUsed="1"/>
-    <w:lsdException w:name="Table List 2" w:semiHidden="1" w:unhideWhenUsed="1"/>
-    <w:lsdException w:name="Table List 3" w:semiHidden="1" w:unhideWhenUsed="1"/>
-    <w:lsdException w:name="Table List 4" w:semiHidden="1" w:unhideWhenUsed="1"/>
-    <w:lsdException w:name="Table List 5" w:semiHidden="1" w:unhideWhenUsed="1"/>
-    <w:lsdException w:name="Table List 6" w:semiHidden="1" w:unhideWhenUsed="1"/>
-    <w:lsdException w:name="Table List 7" w:semiHidden="1" w:unhideWhenUsed="1"/>
-    <w:lsdException w:name="Table List 8" w:semiHidden="1" w:unhideWhenUsed="1"/>
-    <w:lsdException w:name="Table 3D effects 1" w:semiHidden="1" w:unhideWhenUsed="1"/>
-    <w:lsdException w:name="Table 3D effects 2" w:semiHidden="1" w:unhideWhenUsed="1"/>
-    <w:lsdException w:name="Table 3D effects 3" w:semiHidden="1" w:unhideWhenUsed="1"/>
-    <w:lsdException w:name="Table Contemporary" w:semiHidden="1" w:unhideWhenUsed="1"/>
-    <w:lsdException w:name="Table Elegant" w:semiHidden="1" w:unhideWhenUsed="1"/>
-    <w:lsdException w:name="Table Professional" w:semiHidden="1" w:unhideWhenUsed="1"/>
-    <w:lsdException w:name="Table Subtle 1" w:semiHidden="1" w:unhideWhenUsed="1"/>
-    <w:lsdException w:name="Table Subtle 2" w:semiHidden="1" w:unhideWhenUsed="1"/>
-    <w:lsdException w:name="Table Web 1" w:semiHidden="1" w:unhideWhenUsed="1"/>
-    <w:lsdException w:name="Table Web 2" w:semiHidden="1" w:unhideWhenUsed="1"/>
-    <w:lsdException w:name="Table Web 3" w:semiHidden="1" w:unhideWhenUsed="1"/>
-    <w:lsdException w:name="Table Grid" w:qFormat="1"/>
-    <w:lsdException w:name="Table Theme" w:semiHidden="1" w:unhideWhenUsed="1"/>
-    <w:lsdException w:name="Placeholder Text" w:semiHidden="1" w:uiPriority="99" w:unhideWhenUsed="1"/>
-    <w:lsdException w:name="No Spacing" w:semiHidden="1" w:uiPriority="99" w:unhideWhenUsed="1"/>
-    <w:lsdException w:name="Light Shading" w:uiPriority="60"/>
-    <w:lsdException w:name="Light List" w:uiPriority="61"/>
-    <w:lsdException w:name="Light Grid" w:uiPriority="62"/>
-    <w:lsdException w:name="Medium Shading 1" w:uiPriority="63"/>
-    <w:lsdException w:name="Medium Shading 2" w:uiPriority="64"/>
-    <w:lsdException w:name="Medium List 1" w:uiPriority="65"/>
-    <w:lsdException w:name="Medium List 2" w:uiPriority="66"/>
-    <w:lsdException w:name="Medium Grid 1" w:uiPriority="67"/>
-    <w:lsdException w:name="Medium Grid 2" w:uiPriority="68"/>
-    <w:lsdException w:name="Medium Grid 3" w:uiPriority="69"/>
-    <w:lsdException w:name="Dark List" w:uiPriority="70"/>
-    <w:lsdException w:name="Colorful Shading" w:uiPriority="71"/>
-    <w:lsdException w:name="Colorful List" w:uiPriority="72"/>
-    <w:lsdException w:name="Colorful Grid" w:uiPriority="73"/>
-    <w:lsdException w:name="Light Shading Accent 1" w:uiPriority="60"/>
-    <w:lsdException w:name="Light List Accent 1" w:uiPriority="61"/>
-    <w:lsdException w:name="Light Grid Accent 1" w:uiPriority="62"/>
-    <w:lsdException w:name="Medium Shading 1 Accent 1" w:uiPriority="63"/>
-    <w:lsdException w:name="Medium Shading 2 Accent 1" w:uiPriority="64"/>
-    <w:lsdException w:name="Medium List 1 Accent 1" w:uiPriority="65"/>
-    <w:lsdException w:name="Revision" w:semiHidden="1" w:uiPriority="99" w:unhideWhenUsed="1"/>
-    <w:lsdException w:name="List Paragraph" w:semiHidden="1" w:uiPriority="99" w:unhideWhenUsed="1"/>
-    <w:lsdException w:name="Quote" w:semiHidden="1" w:uiPriority="99" w:unhideWhenUsed="1"/>
-    <w:lsdException w:name="Intense Quote" w:semiHidden="1" w:uiPriority="99" w:unhideWhenUsed="1"/>
-    <w:lsdException w:name="Medium List 2 Accent 1" w:uiPriority="66"/>
-    <w:lsdException w:name="Medium Grid 1 Accent 1" w:uiPriority="67"/>
-    <w:lsdException w:name="Medium Grid 2 Accent 1" w:uiPriority="68"/>
-    <w:lsdException w:name="Medium Grid 3 Accent 1" w:uiPriority="69"/>
-    <w:lsdException w:name="Dark List Accent 1" w:uiPriority="70"/>
-    <w:lsdException w:name="Colorful Shading Accent 1" w:uiPriority="71"/>
-    <w:lsdException w:name="Colorful List Accent 1" w:uiPriority="72"/>
-    <w:lsdException w:name="Colorful Grid Accent 1" w:uiPriority="73"/>
-    <w:lsdException w:name="Light Shading Accent 2" w:uiPriority="60"/>
-    <w:lsdException w:name="Light List Accent 2" w:uiPriority="61"/>
-    <w:lsdException w:name="Light Grid Accent 2" w:uiPriority="62"/>
-    <w:lsdException w:name="Medium Shading 1 Accent 2" w:uiPriority="63"/>
-    <w:lsdException w:name="Medium Shading 2 Accent 2" w:uiPriority="64"/>
-    <w:lsdException w:name="Medium List 1 Accent 2" w:uiPriority="65"/>
-    <w:lsdException w:name="Medium List 2 Accent 2" w:uiPriority="66"/>
-    <w:lsdException w:name="Medium Grid 1 Accent 2" w:uiPriority="67"/>
-    <w:lsdException w:name="Medium Grid 2 Accent 2" w:uiPriority="68"/>
-    <w:lsdException w:name="Medium Grid 3 Accent 2" w:uiPriority="69"/>
-    <w:lsdException w:name="Dark List Accent 2" w:uiPriority="70"/>
-    <w:lsdException w:name="Colorful Shading Accent 2" w:uiPriority="71"/>
-    <w:lsdException w:name="Colorful List Accent 2" w:uiPriority="72"/>
-    <w:lsdException w:name="Colorful Grid Accent 2" w:uiPriority="73"/>
-    <w:lsdException w:name="Light Shading Accent 3" w:uiPriority="60"/>
-    <w:lsdException w:name="Light List Accent 3" w:uiPriority="61"/>
-    <w:lsdException w:name="Light Grid Accent 3" w:uiPriority="62"/>
-    <w:lsdException w:name="Medium Shading 1 Accent 3" w:uiPriority="63"/>
-    <w:lsdException w:name="Medium Shading 2 Accent 3" w:uiPriority="64"/>
-    <w:lsdException w:name="Medium List 1 Accent 3" w:uiPriority="65"/>
-    <w:lsdException w:name="Medium List 2 Accent 3" w:uiPriority="66"/>
-    <w:lsdException w:name="Medium Grid 1 Accent 3" w:uiPriority="67"/>
-    <w:lsdException w:name="Medium Grid 2 Accent 3" w:uiPriority="68"/>
-    <w:lsdException w:name="Medium Grid 3 Accent 3" w:uiPriority="69"/>
-    <w:lsdException w:name="Dark List Accent 3" w:uiPriority="70"/>
-    <w:lsdException w:name="Colorful Shading Accent 3" w:uiPriority="71"/>
-    <w:lsdException w:name="Colorful List Accent 3" w:uiPriority="72"/>
-    <w:lsdException w:name="Colorful Grid Accent 3" w:uiPriority="73"/>
-    <w:lsdException w:name="Light Shading Accent 4" w:uiPriority="60"/>
-    <w:lsdException w:name="Light List Accent 4" w:uiPriority="61"/>
-    <w:lsdException w:name="Light Grid Accent 4" w:uiPriority="62"/>
-    <w:lsdException w:name="Medium Shading 1 Accent 4" w:uiPriority="63"/>
-    <w:lsdException w:name="Medium Shading 2 Accent 4" w:uiPriority="64"/>
-    <w:lsdException w:name="Medium List 1 Accent 4" w:uiPriority="65"/>
-    <w:lsdException w:name="Medium List 2 Accent 4" w:uiPriority="66"/>
-    <w:lsdException w:name="Medium Grid 1 Accent 4" w:uiPriority="67"/>
-    <w:lsdException w:name="Medium Grid 2 Accent 4" w:uiPriority="68"/>
-    <w:lsdException w:name="Medium Grid 3 Accent 4" w:uiPriority="69"/>
-    <w:lsdException w:name="Dark List Accent 4" w:uiPriority="70"/>
-    <w:lsdException w:name="Colorful Shading Accent 4" w:uiPriority="71"/>
-    <w:lsdException w:name="Colorful List Accent 4" w:uiPriority="72"/>
-    <w:lsdException w:name="Colorful Grid Accent 4" w:uiPriority="73"/>
-    <w:lsdException w:name="Light Shading Accent 5" w:uiPriority="60"/>
-    <w:lsdException w:name="Light List Accent 5" w:uiPriority="61"/>
-    <w:lsdException w:name="Light Grid Accent 5" w:uiPriority="62"/>
-    <w:lsdException w:name="Medium Shading 1 Accent 5" w:uiPriority="63"/>
-    <w:lsdException w:name="Medium Shading 2 Accent 5" w:uiPriority="64"/>
-    <w:lsdException w:name="Medium List 1 Accent 5" w:uiPriority="65"/>
-    <w:lsdException w:name="Medium List 2 Accent 5" w:uiPriority="66"/>
-    <w:lsdException w:name="Medium Grid 1 Accent 5" w:uiPriority="67"/>
-    <w:lsdException w:name="Medium Grid 2 Accent 5" w:uiPriority="68"/>
-    <w:lsdException w:name="Medium Grid 3 Accent 5" w:uiPriority="69"/>
-    <w:lsdException w:name="Dark List Accent 5" w:uiPriority="70"/>
-    <w:lsdException w:name="Colorful Shading Accent 5" w:uiPriority="71"/>
-    <w:lsdException w:name="Colorful List Accent 5" w:uiPriority="72"/>
-    <w:lsdException w:name="Colorful Grid Accent 5" w:uiPriority="73"/>
-    <w:lsdException w:name="Light Shading Accent 6" w:uiPriority="60"/>
-    <w:lsdException w:name="Light List Accent 6" w:uiPriority="61"/>
-    <w:lsdException w:name="Light Grid Accent 6" w:uiPriority="62"/>
-    <w:lsdException w:name="Medium Shading 1 Accent 6" w:uiPriority="63"/>
-    <w:lsdException w:name="Medium Shading 2 Accent 6" w:uiPriority="64"/>
-    <w:lsdException w:name="Medium List 1 Accent 6" w:uiPriority="65"/>
-    <w:lsdException w:name="Medium List 2 Accent 6" w:uiPriority="66"/>
-    <w:lsdException w:name="Medium Grid 1 Accent 6" w:uiPriority="67"/>
-    <w:lsdException w:name="Medium Grid 2 Accent 6" w:uiPriority="68"/>
-    <w:lsdException w:name="Medium Grid 3 Accent 6" w:uiPriority="69"/>
-    <w:lsdException w:name="Dark List Accent 6" w:uiPriority="70"/>
-    <w:lsdException w:name="Colorful Shading Accent 6" w:uiPriority="71"/>
-    <w:lsdException w:name="Colorful List Accent 6" w:uiPriority="72"/>
-    <w:lsdException w:name="Colorful Grid Accent 6" w:uiPriority="73"/>
-    <w:lsdException w:name="Subtle Emphasis" w:uiPriority="19" w:qFormat="1"/>
-    <w:lsdException w:name="Intense Emphasis" w:uiPriority="21" w:qFormat="1"/>
-    <w:lsdException w:name="Subtle Reference" w:uiPriority="31" w:qFormat="1"/>
-    <w:lsdException w:name="Intense Reference" w:uiPriority="32" w:qFormat="1"/>
-    <w:lsdException w:name="Book Title" w:uiPriority="33" w:qFormat="1"/>
-    <w:lsdException w:name="Bibliography" w:semiHidden="1" w:uiPriority="37" w:unhideWhenUsed="1"/>
-    <w:lsdException w:name="TOC Heading" w:semiHidden="1" w:uiPriority="39" w:unhideWhenUsed="1" w:qFormat="1"/>
-    <w:lsdException w:name="Plain Table 1" w:uiPriority="41"/>
-    <w:lsdException w:name="Plain Table 2" w:uiPriority="42"/>
-    <w:lsdException w:name="Plain Table 3" w:uiPriority="43"/>
-    <w:lsdException w:name="Plain Table 4" w:uiPriority="44"/>
-    <w:lsdException w:name="Plain Table 5" w:uiPriority="45"/>
-    <w:lsdException w:name="Grid Table Light" w:uiPriority="40"/>
-    <w:lsdException w:name="Grid Table 1 Light" w:uiPriority="46"/>
-    <w:lsdException w:name="Grid Table 2" w:uiPriority="47"/>
-    <w:lsdException w:name="Grid Table 3" w:uiPriority="48"/>
-    <w:lsdException w:name="Grid Table 4" w:uiPriority="49"/>
-    <w:lsdException w:name="Grid Table 5 Dark" w:uiPriority="50"/>
-    <w:lsdException w:name="Grid Table 6 Colorful" w:uiPriority="51"/>
-    <w:lsdException w:name="Grid Table 7 Colorful" w:uiPriority="52"/>
-    <w:lsdException w:name="Grid Table 1 Light Accent 1" w:uiPriority="46"/>
-    <w:lsdException w:name="Grid Table 2 Accent 1" w:uiPriority="47"/>
-    <w:lsdException w:name="Grid Table 3 Accent 1" w:uiPriority="48"/>
-    <w:lsdException w:name="Grid Table 4 Accent 1" w:uiPriority="49"/>
-    <w:lsdException w:name="Grid Table 5 Dark Accent 1" w:uiPriority="50"/>
-    <w:lsdException w:name="Grid Table 6 Colorful Accent 1" w:uiPriority="51"/>
-    <w:lsdException w:name="Grid Table 7 Colorful Accent 1" w:uiPriority="52"/>
-    <w:lsdException w:name="Grid Table 1 Light Accent 2" w:uiPriority="46"/>
-    <w:lsdException w:name="Grid Table 2 Accent 2" w:uiPriority="47"/>
-    <w:lsdException w:name="Grid Table 3 Accent 2" w:uiPriority="48"/>
-    <w:lsdException w:name="Grid Table 4 Accent 2" w:uiPriority="49"/>
-    <w:lsdException w:name="Grid Table 5 Dark Accent 2" w:uiPriority="50"/>
-    <w:lsdException w:name="Grid Table 6 Colorful Accent 2" w:uiPriority="51"/>
-    <w:lsdException w:name="Grid Table 7 Colorful Accent 2" w:uiPriority="52"/>
-    <w:lsdException w:name="Grid Table 1 Light Accent 3" w:uiPriority="46"/>
-    <w:lsdException w:name="Grid Table 2 Accent 3" w:uiPriority="47"/>
-    <w:lsdException w:name="Grid Table 3 Accent 3" w:uiPriority="48"/>
-    <w:lsdException w:name="Grid Table 4 Accent 3" w:uiPriority="49"/>
-    <w:lsdException w:name="Grid Table 5 Dark Accent 3" w:uiPriority="50"/>
-    <w:lsdException w:name="Grid Table 6 Colorful Accent 3" w:uiPriority="51"/>
-    <w:lsdException w:name="Grid Table 7 Colorful Accent 3" w:uiPriority="52"/>
-    <w:lsdException w:name="Grid Table 1 Light Accent 4" w:uiPriority="46"/>
-    <w:lsdException w:name="Grid Table 2 Accent 4" w:uiPriority="47"/>
-    <w:lsdException w:name="Grid Table 3 Accent 4" w:uiPriority="48"/>
-    <w:lsdException w:name="Grid Table 4 Accent 4" w:uiPriority="49"/>
-    <w:lsdException w:name="Grid Table 5 Dark Accent 4" w:uiPriority="50"/>
-    <w:lsdException w:name="Grid Table 6 Colorful Accent 4" w:uiPriority="51"/>
-    <w:lsdException w:name="Grid Table 7 Colorful Accent 4" w:uiPriority="52"/>
-    <w:lsdException w:name="Grid Table 1 Light Accent 5" w:uiPriority="46"/>
-    <w:lsdException w:name="Grid Table 2 Accent 5" w:uiPriority="47"/>
-    <w:lsdException w:name="Grid Table 3 Accent 5" w:uiPriority="48"/>
-    <w:lsdException w:name="Grid Table 4 Accent 5" w:uiPriority="49"/>
-    <w:lsdException w:name="Grid Table 5 Dark Accent 5" w:uiPriority="50"/>
-    <w:lsdException w:name="Grid Table 6 Colorful Accent 5" w:uiPriority="51"/>
-    <w:lsdException w:name="Grid Table 7 Colorful Accent 5" w:uiPriority="52"/>
-    <w:lsdException w:name="Grid Table 1 Light Accent 6" w:uiPriority="46"/>
-    <w:lsdException w:name="Grid Table 2 Accent 6" w:uiPriority="47"/>
-    <w:lsdException w:name="Grid Table 3 Accent 6" w:uiPriority="48"/>
-    <w:lsdException w:name="Grid Table 4 Accent 6" w:uiPriority="49"/>
-    <w:lsdException w:name="Grid Table 5 Dark Accent 6" w:uiPriority="50"/>
-    <w:lsdException w:name="Grid Table 6 Colorful Accent 6" w:uiPriority="51"/>
-    <w:lsdException w:name="Grid Table 7 Colorful Accent 6" w:uiPriority="52"/>
-    <w:lsdException w:name="List Table 1 Light" w:uiPriority="46"/>
-    <w:lsdException w:name="List Table 2" w:uiPriority="47"/>
-    <w:lsdException w:name="List Table 3" w:uiPriority="48"/>
-    <w:lsdException w:name="List Table 4" w:uiPriority="49"/>
-    <w:lsdException w:name="List Table 5 Dark" w:uiPriority="50"/>
-    <w:lsdException w:name="List Table 6 Colorful" w:uiPriority="51"/>
-    <w:lsdException w:name="List Table 7 Colorful" w:uiPriority="52"/>
-    <w:lsdException w:name="List Table 1 Light Accent 1" w:uiPriority="46"/>
-    <w:lsdException w:name="List Table 2 Accent 1" w:uiPriority="47"/>
-    <w:lsdException w:name="List Table 3 Accent 1" w:uiPriority="48"/>
-    <w:lsdException w:name="List Table 4 Accent 1" w:uiPriority="49"/>
-    <w:lsdException w:name="List Table 5 Dark Accent 1" w:uiPriority="50"/>
-    <w:lsdException w:name="List Table 6 Colorful Accent 1" w:uiPriority="51"/>
-    <w:lsdException w:name="List Table 7 Colorful Accent 1" w:uiPriority="52"/>
-    <w:lsdException w:name="List Table 1 Light Accent 2" w:uiPriority="46"/>
-    <w:lsdException w:name="List Table 2 Accent 2" w:uiPriority="47"/>
-    <w:lsdException w:name="List Table 3 Accent 2" w:uiPriority="48"/>
-    <w:lsdException w:name="List Table 4 Accent 2" w:uiPriority="49"/>
-    <w:lsdException w:name="List Table 5 Dark Accent 2" w:uiPriority="50"/>
-    <w:lsdException w:name="List Table 6 Colorful Accent 2" w:uiPriority="51"/>
-    <w:lsdException w:name="List Table 7 Colorful Accent 2" w:uiPriority="52"/>
-    <w:lsdException w:name="List Table 1 Light Accent 3" w:uiPriority="46"/>
-    <w:lsdException w:name="List Table 2 Accent 3" w:uiPriority="47"/>
-    <w:lsdException w:name="List Table 3 Accent 3" w:uiPriority="48"/>
-    <w:lsdException w:name="List Table 4 Accent 3" w:uiPriority="49"/>
-    <w:lsdException w:name="List Table 5 Dark Accent 3" w:uiPriority="50"/>
-    <w:lsdException w:name="List Table 6 Colorful Accent 3" w:uiPriority="51"/>
-    <w:lsdException w:name="List Table 7 Colorful Accent 3" w:uiPriority="52"/>
-    <w:lsdException w:name="List Table 1 Light Accent 4" w:uiPriority="46"/>
-    <w:lsdException w:name="List Table 2 Accent 4" w:uiPriority="47"/>
-    <w:lsdException w:name="List Table 3 Accent 4" w:uiPriority="48"/>
-    <w:lsdException w:name="List Table 4 Accent 4" w:uiPriority="49"/>
-    <w:lsdException w:name="List Table 5 Dark Accent 4" w:uiPriority="50"/>
-    <w:lsdException w:name="List Table 6 Colorful Accent 4" w:uiPriority="51"/>
-    <w:lsdException w:name="List Table 7 Colorful Accent 4" w:uiPriority="52"/>
-    <w:lsdException w:name="List Table 1 Light Accent 5" w:uiPriority="46"/>
-    <w:lsdException w:name="List Table 2 Accent 5" w:uiPriority="47"/>
-    <w:lsdException w:name="List Table 3 Accent 5" w:uiPriority="48"/>
-    <w:lsdException w:name="List Table 4 Accent 5" w:uiPriority="49"/>
-    <w:lsdException w:name="List Table 5 Dark Accent 5" w:uiPriority="50"/>
-    <w:lsdException w:name="List Table 6 Colorful Accent 5" w:uiPriority="51"/>
-    <w:lsdException w:name="List Table 7 Colorful Accent 5" w:uiPriority="52"/>
-    <w:lsdException w:name="List Table 1 Light Accent 6" w:uiPriority="46"/>
-    <w:lsdException w:name="List Table 2 Accent 6" w:uiPriority="47"/>
-    <w:lsdException w:name="List Table 3 Accent 6" w:uiPriority="48"/>
-    <w:lsdException w:name="List Table 4 Accent 6" w:uiPriority="49"/>
-    <w:lsdException w:name="List Table 5 Dark Accent 6" w:uiPriority="50"/>
-    <w:lsdException w:name="List Table 6 Colorful Accent 6" w:uiPriority="51"/>
-    <w:lsdException w:name="List Table 7 Colorful Accent 6" w:uiPriority="52"/>
-    <w:lsdException w:name="Mention" w:semiHidden="1" w:uiPriority="99" w:unhideWhenUsed="1"/>
-    <w:lsdException w:name="Smart Hyperlink" w:semiHidden="1" w:uiPriority="99" w:unhideWhenUsed="1"/>
-    <w:lsdException w:name="Hashtag" w:semiHidden="1" w:uiPriority="99" w:unhideWhenUsed="1"/>
-    <w:lsdException w:name="Unresolved Mention" w:semiHidden="1" w:uiPriority="99" w:unhideWhenUsed="1"/>
-    <w:lsdException w:name="Smart Link" w:semiHidden="1" w:uiPriority="99" w:unhideWhenUsed="1"/>
+  <w:latentStyles w:count="260" w:defQFormat="0" w:defUnhideWhenUsed="1" w:defSemiHidden="1" w:defUIPriority="99" w:defLockedState="0">
+    <w:lsdException w:qFormat="1" w:unhideWhenUsed="0" w:uiPriority="0" w:semiHidden="0" w:name="Normal"/>
+    <w:lsdException w:qFormat="1" w:unhideWhenUsed="0" w:uiPriority="0" w:semiHidden="0" w:name="heading 1"/>
+    <w:lsdException w:qFormat="1" w:uiPriority="0" w:semiHidden="0" w:name="heading 2"/>
+    <w:lsdException w:qFormat="1" w:uiPriority="0" w:name="heading 3"/>
+    <w:lsdException w:qFormat="1" w:uiPriority="0" w:semiHidden="0" w:name="heading 4"/>
+    <w:lsdException w:qFormat="1" w:uiPriority="0" w:name="heading 5"/>
+    <w:lsdException w:qFormat="1" w:uiPriority="0" w:name="heading 6"/>
+    <w:lsdException w:qFormat="1" w:uiPriority="0" w:name="heading 7"/>
+    <w:lsdException w:qFormat="1" w:uiPriority="0" w:name="heading 8"/>
+    <w:lsdException w:qFormat="1" w:uiPriority="0" w:name="heading 9"/>
+    <w:lsdException w:unhideWhenUsed="0" w:uiPriority="0" w:semiHidden="0" w:name="index 1"/>
+    <w:lsdException w:unhideWhenUsed="0" w:uiPriority="0" w:semiHidden="0" w:name="index 2"/>
+    <w:lsdException w:unhideWhenUsed="0" w:uiPriority="0" w:semiHidden="0" w:name="index 3"/>
+    <w:lsdException w:unhideWhenUsed="0" w:uiPriority="0" w:semiHidden="0" w:name="index 4"/>
+    <w:lsdException w:unhideWhenUsed="0" w:uiPriority="0" w:semiHidden="0" w:name="index 5"/>
+    <w:lsdException w:unhideWhenUsed="0" w:uiPriority="0" w:semiHidden="0" w:name="index 6"/>
+    <w:lsdException w:unhideWhenUsed="0" w:uiPriority="0" w:semiHidden="0" w:name="index 7"/>
+    <w:lsdException w:unhideWhenUsed="0" w:uiPriority="0" w:semiHidden="0" w:name="index 8"/>
+    <w:lsdException w:unhideWhenUsed="0" w:uiPriority="0" w:semiHidden="0" w:name="index 9"/>
+    <w:lsdException w:qFormat="1" w:unhideWhenUsed="0" w:uiPriority="0" w:semiHidden="0" w:name="toc 1"/>
+    <w:lsdException w:qFormat="1" w:unhideWhenUsed="0" w:uiPriority="0" w:semiHidden="0" w:name="toc 2"/>
+    <w:lsdException w:qFormat="1" w:unhideWhenUsed="0" w:uiPriority="0" w:semiHidden="0" w:name="toc 3"/>
+    <w:lsdException w:unhideWhenUsed="0" w:uiPriority="0" w:semiHidden="0" w:name="toc 4"/>
+    <w:lsdException w:unhideWhenUsed="0" w:uiPriority="0" w:semiHidden="0" w:name="toc 5"/>
+    <w:lsdException w:unhideWhenUsed="0" w:uiPriority="0" w:semiHidden="0" w:name="toc 6"/>
+    <w:lsdException w:unhideWhenUsed="0" w:uiPriority="0" w:semiHidden="0" w:name="toc 7"/>
+    <w:lsdException w:unhideWhenUsed="0" w:uiPriority="0" w:semiHidden="0" w:name="toc 8"/>
+    <w:lsdException w:unhideWhenUsed="0" w:uiPriority="0" w:semiHidden="0" w:name="toc 9"/>
+    <w:lsdException w:unhideWhenUsed="0" w:uiPriority="0" w:semiHidden="0" w:name="Normal Indent"/>
+    <w:lsdException w:unhideWhenUsed="0" w:uiPriority="0" w:semiHidden="0" w:name="footnote text"/>
+    <w:lsdException w:qFormat="1" w:unhideWhenUsed="0" w:uiPriority="0" w:semiHidden="0" w:name="annotation text"/>
+    <w:lsdException w:qFormat="1" w:unhideWhenUsed="0" w:uiPriority="0" w:semiHidden="0" w:name="header"/>
+    <w:lsdException w:qFormat="1" w:unhideWhenUsed="0" w:uiPriority="0" w:semiHidden="0" w:name="footer"/>
+    <w:lsdException w:unhideWhenUsed="0" w:uiPriority="0" w:semiHidden="0" w:name="index heading"/>
+    <w:lsdException w:qFormat="1" w:uiPriority="0" w:name="caption"/>
+    <w:lsdException w:unhideWhenUsed="0" w:uiPriority="0" w:semiHidden="0" w:name="table of figures"/>
+    <w:lsdException w:unhideWhenUsed="0" w:uiPriority="0" w:semiHidden="0" w:name="envelope address"/>
+    <w:lsdException w:unhideWhenUsed="0" w:uiPriority="0" w:semiHidden="0" w:name="envelope return"/>
+    <w:lsdException w:unhideWhenUsed="0" w:uiPriority="0" w:semiHidden="0" w:name="footnote reference"/>
+    <w:lsdException w:unhideWhenUsed="0" w:uiPriority="0" w:semiHidden="0" w:name="annotation reference"/>
+    <w:lsdException w:unhideWhenUsed="0" w:uiPriority="0" w:semiHidden="0" w:name="line number"/>
+    <w:lsdException w:unhideWhenUsed="0" w:uiPriority="0" w:semiHidden="0" w:name="page number"/>
+    <w:lsdException w:unhideWhenUsed="0" w:uiPriority="0" w:semiHidden="0" w:name="endnote reference"/>
+    <w:lsdException w:unhideWhenUsed="0" w:uiPriority="0" w:semiHidden="0" w:name="endnote text"/>
+    <w:lsdException w:unhideWhenUsed="0" w:uiPriority="0" w:semiHidden="0" w:name="table of authorities"/>
+    <w:lsdException w:unhideWhenUsed="0" w:uiPriority="0" w:semiHidden="0" w:name="macro"/>
+    <w:lsdException w:unhideWhenUsed="0" w:uiPriority="0" w:semiHidden="0" w:name="toa heading"/>
+    <w:lsdException w:unhideWhenUsed="0" w:uiPriority="0" w:semiHidden="0" w:name="List"/>
+    <w:lsdException w:unhideWhenUsed="0" w:uiPriority="0" w:semiHidden="0" w:name="List Bullet"/>
+    <w:lsdException w:unhideWhenUsed="0" w:uiPriority="0" w:semiHidden="0" w:name="List Number"/>
+    <w:lsdException w:unhideWhenUsed="0" w:uiPriority="0" w:semiHidden="0" w:name="List 2"/>
+    <w:lsdException w:unhideWhenUsed="0" w:uiPriority="0" w:semiHidden="0" w:name="List 3"/>
+    <w:lsdException w:unhideWhenUsed="0" w:uiPriority="0" w:semiHidden="0" w:name="List 4"/>
+    <w:lsdException w:unhideWhenUsed="0" w:uiPriority="0" w:semiHidden="0" w:name="List 5"/>
+    <w:lsdException w:unhideWhenUsed="0" w:uiPriority="0" w:semiHidden="0" w:name="List Bullet 2"/>
+    <w:lsdException w:unhideWhenUsed="0" w:uiPriority="0" w:semiHidden="0" w:name="List Bullet 3"/>
+    <w:lsdException w:unhideWhenUsed="0" w:uiPriority="0" w:semiHidden="0" w:name="List Bullet 4"/>
+    <w:lsdException w:unhideWhenUsed="0" w:uiPriority="0" w:semiHidden="0" w:name="List Bullet 5"/>
+    <w:lsdException w:unhideWhenUsed="0" w:uiPriority="0" w:semiHidden="0" w:name="List Number 2"/>
+    <w:lsdException w:unhideWhenUsed="0" w:uiPriority="0" w:semiHidden="0" w:name="List Number 3"/>
+    <w:lsdException w:unhideWhenUsed="0" w:uiPriority="0" w:semiHidden="0" w:name="List Number 4"/>
+    <w:lsdException w:unhideWhenUsed="0" w:uiPriority="0" w:semiHidden="0" w:name="List Number 5"/>
+    <w:lsdException w:qFormat="1" w:unhideWhenUsed="0" w:uiPriority="0" w:semiHidden="0" w:name="Title"/>
+    <w:lsdException w:unhideWhenUsed="0" w:uiPriority="0" w:semiHidden="0" w:name="Closing"/>
+    <w:lsdException w:unhideWhenUsed="0" w:uiPriority="0" w:semiHidden="0" w:name="Signature"/>
+    <w:lsdException w:qFormat="1" w:uiPriority="1" w:name="Default Paragraph Font"/>
+    <w:lsdException w:qFormat="1" w:unhideWhenUsed="0" w:uiPriority="0" w:name="Body Text"/>
+    <w:lsdException w:unhideWhenUsed="0" w:uiPriority="0" w:semiHidden="0" w:name="Body Text Indent"/>
+    <w:lsdException w:unhideWhenUsed="0" w:uiPriority="0" w:semiHidden="0" w:name="List Continue"/>
+    <w:lsdException w:unhideWhenUsed="0" w:uiPriority="0" w:semiHidden="0" w:name="List Continue 2"/>
+    <w:lsdException w:unhideWhenUsed="0" w:uiPriority="0" w:semiHidden="0" w:name="List Continue 3"/>
+    <w:lsdException w:unhideWhenUsed="0" w:uiPriority="0" w:semiHidden="0" w:name="List Continue 4"/>
+    <w:lsdException w:unhideWhenUsed="0" w:uiPriority="0" w:semiHidden="0" w:name="List Continue 5"/>
+    <w:lsdException w:unhideWhenUsed="0" w:uiPriority="0" w:semiHidden="0" w:name="Message Header"/>
+    <w:lsdException w:qFormat="1" w:unhideWhenUsed="0" w:uiPriority="0" w:semiHidden="0" w:name="Subtitle"/>
+    <w:lsdException w:unhideWhenUsed="0" w:uiPriority="0" w:semiHidden="0" w:name="Salutation"/>
+    <w:lsdException w:unhideWhenUsed="0" w:uiPriority="0" w:semiHidden="0" w:name="Date"/>
+    <w:lsdException w:unhideWhenUsed="0" w:uiPriority="0" w:semiHidden="0" w:name="Body Text First Indent"/>
+    <w:lsdException w:unhideWhenUsed="0" w:uiPriority="0" w:semiHidden="0" w:name="Body Text First Indent 2"/>
+    <w:lsdException w:uiPriority="99" w:name="Note Heading"/>
+    <w:lsdException w:unhideWhenUsed="0" w:uiPriority="0" w:semiHidden="0" w:name="Body Text 2"/>
+    <w:lsdException w:unhideWhenUsed="0" w:uiPriority="0" w:semiHidden="0" w:name="Body Text 3"/>
+    <w:lsdException w:unhideWhenUsed="0" w:uiPriority="0" w:semiHidden="0" w:name="Body Text Indent 2"/>
+    <w:lsdException w:unhideWhenUsed="0" w:uiPriority="0" w:semiHidden="0" w:name="Body Text Indent 3"/>
+    <w:lsdException w:unhideWhenUsed="0" w:uiPriority="0" w:semiHidden="0" w:name="Block Text"/>
+    <w:lsdException w:unhideWhenUsed="0" w:uiPriority="0" w:semiHidden="0" w:name="Hyperlink"/>
+    <w:lsdException w:unhideWhenUsed="0" w:uiPriority="0" w:semiHidden="0" w:name="FollowedHyperlink"/>
+    <w:lsdException w:qFormat="1" w:unhideWhenUsed="0" w:uiPriority="0" w:semiHidden="0" w:name="Strong"/>
+    <w:lsdException w:qFormat="1" w:unhideWhenUsed="0" w:uiPriority="0" w:semiHidden="0" w:name="Emphasis"/>
+    <w:lsdException w:unhideWhenUsed="0" w:uiPriority="0" w:semiHidden="0" w:name="Document Map"/>
+    <w:lsdException w:unhideWhenUsed="0" w:uiPriority="0" w:semiHidden="0" w:name="Plain Text"/>
+    <w:lsdException w:unhideWhenUsed="0" w:uiPriority="0" w:semiHidden="0" w:name="E-mail Signature"/>
+    <w:lsdException w:qFormat="1" w:unhideWhenUsed="0" w:uiPriority="0" w:semiHidden="0" w:name="Normal (Web)"/>
+    <w:lsdException w:unhideWhenUsed="0" w:uiPriority="0" w:semiHidden="0" w:name="HTML Acronym"/>
+    <w:lsdException w:unhideWhenUsed="0" w:uiPriority="0" w:semiHidden="0" w:name="HTML Address"/>
+    <w:lsdException w:unhideWhenUsed="0" w:uiPriority="0" w:semiHidden="0" w:name="HTML Cite"/>
+    <w:lsdException w:unhideWhenUsed="0" w:uiPriority="0" w:semiHidden="0" w:name="HTML Code"/>
+    <w:lsdException w:unhideWhenUsed="0" w:uiPriority="0" w:semiHidden="0" w:name="HTML Definition"/>
+    <w:lsdException w:unhideWhenUsed="0" w:uiPriority="0" w:semiHidden="0" w:name="HTML Keyboard"/>
+    <w:lsdException w:unhideWhenUsed="0" w:uiPriority="0" w:semiHidden="0" w:name="HTML Preformatted"/>
+    <w:lsdException w:unhideWhenUsed="0" w:uiPriority="0" w:semiHidden="0" w:name="HTML Sample"/>
+    <w:lsdException w:unhideWhenUsed="0" w:uiPriority="0" w:semiHidden="0" w:name="HTML Typewriter"/>
+    <w:lsdException w:unhideWhenUsed="0" w:uiPriority="0" w:semiHidden="0" w:name="HTML Variable"/>
+    <w:lsdException w:qFormat="1" w:uiPriority="99" w:name="Normal Table"/>
+    <w:lsdException w:unhideWhenUsed="0" w:uiPriority="0" w:semiHidden="0" w:name="annotation subject"/>
+    <w:lsdException w:uiPriority="0" w:name="Table Simple 1"/>
+    <w:lsdException w:uiPriority="0" w:name="Table Simple 2"/>
+    <w:lsdException w:uiPriority="0" w:name="Table Simple 3"/>
+    <w:lsdException w:uiPriority="0" w:name="Table Classic 1"/>
+    <w:lsdException w:uiPriority="0" w:name="Table Classic 2"/>
+    <w:lsdException w:uiPriority="0" w:name="Table Classic 3"/>
+    <w:lsdException w:uiPriority="0" w:name="Table Classic 4"/>
+    <w:lsdException w:uiPriority="0" w:name="Table Colorful 1"/>
+    <w:lsdException w:uiPriority="0" w:name="Table Colorful 2"/>
+    <w:lsdException w:uiPriority="0" w:name="Table Colorful 3"/>
+    <w:lsdException w:uiPriority="0" w:name="Table Columns 1"/>
+    <w:lsdException w:uiPriority="0" w:name="Table Columns 2"/>
+    <w:lsdException w:uiPriority="0" w:name="Table Columns 3"/>
+    <w:lsdException w:uiPriority="0" w:name="Table Columns 4"/>
+    <w:lsdException w:uiPriority="0" w:name="Table Columns 5"/>
+    <w:lsdException w:uiPriority="0" w:name="Table Grid 1"/>
+    <w:lsdException w:uiPriority="0" w:name="Table Grid 2"/>
+    <w:lsdException w:uiPriority="0" w:name="Table Grid 3"/>
+    <w:lsdException w:uiPriority="0" w:name="Table Grid 4"/>
+    <w:lsdException w:uiPriority="0" w:name="Table Grid 5"/>
+    <w:lsdException w:uiPriority="0" w:name="Table Grid 6"/>
+    <w:lsdException w:uiPriority="0" w:name="Table Grid 7"/>
+    <w:lsdException w:uiPriority="0" w:name="Table Grid 8"/>
+    <w:lsdException w:uiPriority="0" w:name="Table List 1"/>
+    <w:lsdException w:uiPriority="0" w:name="Table List 2"/>
+    <w:lsdException w:uiPriority="0" w:name="Table List 3"/>
+    <w:lsdException w:uiPriority="0" w:name="Table List 4"/>
+    <w:lsdException w:uiPriority="0" w:name="Table List 5"/>
+    <w:lsdException w:uiPriority="0" w:name="Table List 6"/>
+    <w:lsdException w:uiPriority="0" w:name="Table List 7"/>
+    <w:lsdException w:uiPriority="0" w:name="Table List 8"/>
+    <w:lsdException w:uiPriority="0" w:name="Table 3D effects 1"/>
+    <w:lsdException w:uiPriority="0" w:name="Table 3D effects 2"/>
+    <w:lsdException w:uiPriority="0" w:name="Table 3D effects 3"/>
+    <w:lsdException w:uiPriority="0" w:name="Table Contemporary"/>
+    <w:lsdException w:uiPriority="0" w:name="Table Elegant"/>
+    <w:lsdException w:uiPriority="0" w:name="Table Professional"/>
+    <w:lsdException w:uiPriority="0" w:name="Table Subtle 1"/>
+    <w:lsdException w:uiPriority="0" w:name="Table Subtle 2"/>
+    <w:lsdException w:uiPriority="0" w:name="Table Web 1"/>
+    <w:lsdException w:uiPriority="0" w:name="Table Web 2"/>
+    <w:lsdException w:uiPriority="0" w:name="Table Web 3"/>
+    <w:lsdException w:unhideWhenUsed="0" w:uiPriority="0" w:semiHidden="0" w:name="Balloon Text"/>
+    <w:lsdException w:qFormat="1" w:unhideWhenUsed="0" w:uiPriority="0" w:semiHidden="0" w:name="Table Grid"/>
+    <w:lsdException w:uiPriority="0" w:name="Table Theme"/>
+    <w:lsdException w:unhideWhenUsed="0" w:uiPriority="60" w:semiHidden="0" w:name="Light Shading"/>
+    <w:lsdException w:unhideWhenUsed="0" w:uiPriority="61" w:semiHidden="0" w:name="Light List"/>
+    <w:lsdException w:unhideWhenUsed="0" w:uiPriority="62" w:semiHidden="0" w:name="Light Grid"/>
+    <w:lsdException w:unhideWhenUsed="0" w:uiPriority="63" w:semiHidden="0" w:name="Medium Shading 1"/>
+    <w:lsdException w:unhideWhenUsed="0" w:uiPriority="64" w:semiHidden="0" w:name="Medium Shading 2"/>
+    <w:lsdException w:unhideWhenUsed="0" w:uiPriority="65" w:semiHidden="0" w:name="Medium List 1"/>
+    <w:lsdException w:unhideWhenUsed="0" w:uiPriority="66" w:semiHidden="0" w:name="Medium List 2"/>
+    <w:lsdException w:unhideWhenUsed="0" w:uiPriority="67" w:semiHidden="0" w:name="Medium Grid 1"/>
+    <w:lsdException w:unhideWhenUsed="0" w:uiPriority="68" w:semiHidden="0" w:name="Medium Grid 2"/>
+    <w:lsdException w:unhideWhenUsed="0" w:uiPriority="69" w:semiHidden="0" w:name="Medium Grid 3"/>
+    <w:lsdException w:unhideWhenUsed="0" w:uiPriority="70" w:semiHidden="0" w:name="Dark List"/>
+    <w:lsdException w:unhideWhenUsed="0" w:uiPriority="71" w:semiHidden="0" w:name="Colorful Shading"/>
+    <w:lsdException w:unhideWhenUsed="0" w:uiPriority="72" w:semiHidden="0" w:name="Colorful List"/>
+    <w:lsdException w:unhideWhenUsed="0" w:uiPriority="73" w:semiHidden="0" w:name="Colorful Grid"/>
+    <w:lsdException w:unhideWhenUsed="0" w:uiPriority="60" w:semiHidden="0" w:name="Light Shading Accent 1"/>
+    <w:lsdException w:unhideWhenUsed="0" w:uiPriority="61" w:semiHidden="0" w:name="Light List Accent 1"/>
+    <w:lsdException w:unhideWhenUsed="0" w:uiPriority="62" w:semiHidden="0" w:name="Light Grid Accent 1"/>
+    <w:lsdException w:unhideWhenUsed="0" w:uiPriority="63" w:semiHidden="0" w:name="Medium Shading 1 Accent 1"/>
+    <w:lsdException w:unhideWhenUsed="0" w:uiPriority="64" w:semiHidden="0" w:name="Medium Shading 2 Accent 1"/>
+    <w:lsdException w:unhideWhenUsed="0" w:uiPriority="65" w:semiHidden="0" w:name="Medium List 1 Accent 1"/>
+    <w:lsdException w:unhideWhenUsed="0" w:uiPriority="66" w:semiHidden="0" w:name="Medium List 2 Accent 1"/>
+    <w:lsdException w:unhideWhenUsed="0" w:uiPriority="67" w:semiHidden="0" w:name="Medium Grid 1 Accent 1"/>
+    <w:lsdException w:unhideWhenUsed="0" w:uiPriority="68" w:semiHidden="0" w:name="Medium Grid 2 Accent 1"/>
+    <w:lsdException w:unhideWhenUsed="0" w:uiPriority="69" w:semiHidden="0" w:name="Medium Grid 3 Accent 1"/>
+    <w:lsdException w:unhideWhenUsed="0" w:uiPriority="70" w:semiHidden="0" w:name="Dark List Accent 1"/>
+    <w:lsdException w:unhideWhenUsed="0" w:uiPriority="71" w:semiHidden="0" w:name="Colorful Shading Accent 1"/>
+    <w:lsdException w:unhideWhenUsed="0" w:uiPriority="72" w:semiHidden="0" w:name="Colorful List Accent 1"/>
+    <w:lsdException w:unhideWhenUsed="0" w:uiPriority="73" w:semiHidden="0" w:name="Colorful Grid Accent 1"/>
+    <w:lsdException w:unhideWhenUsed="0" w:uiPriority="60" w:semiHidden="0" w:name="Light Shading Accent 2"/>
+    <w:lsdException w:unhideWhenUsed="0" w:uiPriority="61" w:semiHidden="0" w:name="Light List Accent 2"/>
+    <w:lsdException w:unhideWhenUsed="0" w:uiPriority="62" w:semiHidden="0" w:name="Light Grid Accent 2"/>
+    <w:lsdException w:unhideWhenUsed="0" w:uiPriority="63" w:semiHidden="0" w:name="Medium Shading 1 Accent 2"/>
+    <w:lsdException w:unhideWhenUsed="0" w:uiPriority="64" w:semiHidden="0" w:name="Medium Shading 2 Accent 2"/>
+    <w:lsdException w:unhideWhenUsed="0" w:uiPriority="65" w:semiHidden="0" w:name="Medium List 1 Accent 2"/>
+    <w:lsdException w:unhideWhenUsed="0" w:uiPriority="66" w:semiHidden="0" w:name="Medium List 2 Accent 2"/>
+    <w:lsdException w:unhideWhenUsed="0" w:uiPriority="67" w:semiHidden="0" w:name="Medium Grid 1 Accent 2"/>
+    <w:lsdException w:unhideWhenUsed="0" w:uiPriority="68" w:semiHidden="0" w:name="Medium Grid 2 Accent 2"/>
+    <w:lsdException w:unhideWhenUsed="0" w:uiPriority="69" w:semiHidden="0" w:name="Medium Grid 3 Accent 2"/>
+    <w:lsdException w:unhideWhenUsed="0" w:uiPriority="70" w:semiHidden="0" w:name="Dark List Accent 2"/>
+    <w:lsdException w:unhideWhenUsed="0" w:uiPriority="71" w:semiHidden="0" w:name="Colorful Shading Accent 2"/>
+    <w:lsdException w:unhideWhenUsed="0" w:uiPriority="72" w:semiHidden="0" w:name="Colorful List Accent 2"/>
+    <w:lsdException w:unhideWhenUsed="0" w:uiPriority="73" w:semiHidden="0" w:name="Colorful Grid Accent 2"/>
+    <w:lsdException w:unhideWhenUsed="0" w:uiPriority="60" w:semiHidden="0" w:name="Light Shading Accent 3"/>
+    <w:lsdException w:unhideWhenUsed="0" w:uiPriority="61" w:semiHidden="0" w:name="Light List Accent 3"/>
+    <w:lsdException w:unhideWhenUsed="0" w:uiPriority="62" w:semiHidden="0" w:name="Light Grid Accent 3"/>
+    <w:lsdException w:unhideWhenUsed="0" w:uiPriority="63" w:semiHidden="0" w:name="Medium Shading 1 Accent 3"/>
+    <w:lsdException w:unhideWhenUsed="0" w:uiPriority="64" w:semiHidden="0" w:name="Medium Shading 2 Accent 3"/>
+    <w:lsdException w:unhideWhenUsed="0" w:uiPriority="65" w:semiHidden="0" w:name="Medium List 1 Accent 3"/>
+    <w:lsdException w:unhideWhenUsed="0" w:uiPriority="66" w:semiHidden="0" w:name="Medium List 2 Accent 3"/>
+    <w:lsdException w:unhideWhenUsed="0" w:uiPriority="67" w:semiHidden="0" w:name="Medium Grid 1 Accent 3"/>
+    <w:lsdException w:unhideWhenUsed="0" w:uiPriority="68" w:semiHidden="0" w:name="Medium Grid 2 Accent 3"/>
+    <w:lsdException w:unhideWhenUsed="0" w:uiPriority="69" w:semiHidden="0" w:name="Medium Grid 3 Accent 3"/>
+    <w:lsdException w:unhideWhenUsed="0" w:uiPriority="70" w:semiHidden="0" w:name="Dark List Accent 3"/>
+    <w:lsdException w:unhideWhenUsed="0" w:uiPriority="71" w:semiHidden="0" w:name="Colorful Shading Accent 3"/>
+    <w:lsdException w:unhideWhenUsed="0" w:uiPriority="72" w:semiHidden="0" w:name="Colorful List Accent 3"/>
+    <w:lsdException w:unhideWhenUsed="0" w:uiPriority="73" w:semiHidden="0" w:name="Colorful Grid Accent 3"/>
+    <w:lsdException w:unhideWhenUsed="0" w:uiPriority="60" w:semiHidden="0" w:name="Light Shading Accent 4"/>
+    <w:lsdException w:unhideWhenUsed="0" w:uiPriority="61" w:semiHidden="0" w:name="Light List Accent 4"/>
+    <w:lsdException w:unhideWhenUsed="0" w:uiPriority="62" w:semiHidden="0" w:name="Light Grid Accent 4"/>
+    <w:lsdException w:unhideWhenUsed="0" w:uiPriority="63" w:semiHidden="0" w:name="Medium Shading 1 Accent 4"/>
+    <w:lsdException w:unhideWhenUsed="0" w:uiPriority="64" w:semiHidden="0" w:name="Medium Shading 2 Accent 4"/>
+    <w:lsdException w:unhideWhenUsed="0" w:uiPriority="65" w:semiHidden="0" w:name="Medium List 1 Accent 4"/>
+    <w:lsdException w:unhideWhenUsed="0" w:uiPriority="66" w:semiHidden="0" w:name="Medium List 2 Accent 4"/>
+    <w:lsdException w:unhideWhenUsed="0" w:uiPriority="67" w:semiHidden="0" w:name="Medium Grid 1 Accent 4"/>
+    <w:lsdException w:unhideWhenUsed="0" w:uiPriority="68" w:semiHidden="0" w:name="Medium Grid 2 Accent 4"/>
+    <w:lsdException w:unhideWhenUsed="0" w:uiPriority="69" w:semiHidden="0" w:name="Medium Grid 3 Accent 4"/>
+    <w:lsdException w:unhideWhenUsed="0" w:uiPriority="70" w:semiHidden="0" w:name="Dark List Accent 4"/>
+    <w:lsdException w:unhideWhenUsed="0" w:uiPriority="71" w:semiHidden="0" w:name="Colorful Shading Accent 4"/>
+    <w:lsdException w:unhideWhenUsed="0" w:uiPriority="72" w:semiHidden="0" w:name="Colorful List Accent 4"/>
+    <w:lsdException w:unhideWhenUsed="0" w:uiPriority="73" w:semiHidden="0" w:name="Colorful Grid Accent 4"/>
+    <w:lsdException w:unhideWhenUsed="0" w:uiPriority="60" w:semiHidden="0" w:name="Light Shading Accent 5"/>
+    <w:lsdException w:unhideWhenUsed="0" w:uiPriority="61" w:semiHidden="0" w:name="Light List Accent 5"/>
+    <w:lsdException w:unhideWhenUsed="0" w:uiPriority="62" w:semiHidden="0" w:name="Light Grid Accent 5"/>
+    <w:lsdException w:unhideWhenUsed="0" w:uiPriority="63" w:semiHidden="0" w:name="Medium Shading 1 Accent 5"/>
+    <w:lsdException w:unhideWhenUsed="0" w:uiPriority="64" w:semiHidden="0" w:name="Medium Shading 2 Accent 5"/>
+    <w:lsdException w:unhideWhenUsed="0" w:uiPriority="65" w:semiHidden="0" w:name="Medium List 1 Accent 5"/>
+    <w:lsdException w:unhideWhenUsed="0" w:uiPriority="66" w:semiHidden="0" w:name="Medium List 2 Accent 5"/>
+    <w:lsdException w:unhideWhenUsed="0" w:uiPriority="67" w:semiHidden="0" w:name="Medium Grid 1 Accent 5"/>
+    <w:lsdException w:unhideWhenUsed="0" w:uiPriority="68" w:semiHidden="0" w:name="Medium Grid 2 Accent 5"/>
+    <w:lsdException w:unhideWhenUsed="0" w:uiPriority="69" w:semiHidden="0" w:name="Medium Grid 3 Accent 5"/>
+    <w:lsdException w:unhideWhenUsed="0" w:uiPriority="70" w:semiHidden="0" w:name="Dark List Accent 5"/>
+    <w:lsdException w:unhideWhenUsed="0" w:uiPriority="71" w:semiHidden="0" w:name="Colorful Shading Accent 5"/>
+    <w:lsdException w:unhideWhenUsed="0" w:uiPriority="72" w:semiHidden="0" w:name="Colorful List Accent 5"/>
+    <w:lsdException w:unhideWhenUsed="0" w:uiPriority="73" w:semiHidden="0" w:name="Colorful Grid Accent 5"/>
+    <w:lsdException w:unhideWhenUsed="0" w:uiPriority="60" w:semiHidden="0" w:name="Light Shading Accent 6"/>
+    <w:lsdException w:unhideWhenUsed="0" w:uiPriority="61" w:semiHidden="0" w:name="Light List Accent 6"/>
+    <w:lsdException w:unhideWhenUsed="0" w:uiPriority="62" w:semiHidden="0" w:name="Light Grid Accent 6"/>
+    <w:lsdException w:unhideWhenUsed="0" w:uiPriority="63" w:semiHidden="0" w:name="Medium Shading 1 Accent 6"/>
+    <w:lsdException w:unhideWhenUsed="0" w:uiPriority="64" w:semiHidden="0" w:name="Medium Shading 2 Accent 6"/>
+    <w:lsdException w:unhideWhenUsed="0" w:uiPriority="65" w:semiHidden="0" w:name="Medium List 1 Accent 6"/>
+    <w:lsdException w:unhideWhenUsed="0" w:uiPriority="66" w:semiHidden="0" w:name="Medium List 2 Accent 6"/>
+    <w:lsdException w:unhideWhenUsed="0" w:uiPriority="67" w:semiHidden="0" w:name="Medium Grid 1 Accent 6"/>
+    <w:lsdException w:unhideWhenUsed="0" w:uiPriority="68" w:semiHidden="0" w:name="Medium Grid 2 Accent 6"/>
+    <w:lsdException w:unhideWhenUsed="0" w:uiPriority="69" w:semiHidden="0" w:name="Medium Grid 3 Accent 6"/>
+    <w:lsdException w:unhideWhenUsed="0" w:uiPriority="70" w:semiHidden="0" w:name="Dark List Accent 6"/>
+    <w:lsdException w:unhideWhenUsed="0" w:uiPriority="71" w:semiHidden="0" w:name="Colorful Shading Accent 6"/>
+    <w:lsdException w:unhideWhenUsed="0" w:uiPriority="72" w:semiHidden="0" w:name="Colorful List Accent 6"/>
+    <w:lsdException w:unhideWhenUsed="0" w:uiPriority="73" w:semiHidden="0" w:name="Colorful Grid Accent 6"/>
   </w:latentStyles>
-  <w:style w:type="paragraph" w:default="1" w:styleId="a">
+  <w:style w:type="paragraph" w:default="1" w:styleId="1">
     <w:name w:val="Normal"/>
     <w:qFormat/>
+    <w:uiPriority w:val="0"/>
     <w:pPr>
       <w:kinsoku w:val="0"/>
       <w:autoSpaceDE w:val="0"/>
@@ -5058,23 +5037,25 @@
       <w:textAlignment w:val="baseline"/>
     </w:pPr>
     <w:rPr>
-      <w:rFonts w:ascii="Arial" w:hAnsi="Arial" w:cs="Arial"/>
+      <w:rFonts w:ascii="Arial" w:hAnsi="Arial" w:eastAsia="宋体" w:cs="Arial"/>
       <w:snapToGrid w:val="0"/>
       <w:color w:val="000000"/>
       <w:sz w:val="21"/>
       <w:szCs w:val="21"/>
-      <w:lang w:eastAsia="en-US"/>
+      <w:lang w:val="en-US" w:eastAsia="en-US" w:bidi="ar-SA"/>
     </w:rPr>
   </w:style>
-  <w:style w:type="paragraph" w:styleId="1">
+  <w:style w:type="paragraph" w:styleId="2">
     <w:name w:val="heading 1"/>
-    <w:basedOn w:val="a"/>
-    <w:next w:val="a"/>
+    <w:basedOn w:val="1"/>
+    <w:next w:val="1"/>
     <w:qFormat/>
+    <w:uiPriority w:val="0"/>
     <w:pPr>
       <w:keepNext/>
       <w:keepLines/>
       <w:numPr>
+        <w:ilvl w:val="0"/>
         <w:numId w:val="1"/>
       </w:numPr>
       <w:spacing w:before="340" w:after="330" w:line="576" w:lineRule="auto"/>
@@ -5086,12 +5067,13 @@
       <w:sz w:val="44"/>
     </w:rPr>
   </w:style>
-  <w:style w:type="paragraph" w:styleId="2">
+  <w:style w:type="paragraph" w:styleId="3">
     <w:name w:val="heading 2"/>
-    <w:basedOn w:val="a"/>
-    <w:next w:val="a"/>
+    <w:basedOn w:val="1"/>
+    <w:next w:val="1"/>
     <w:unhideWhenUsed/>
     <w:qFormat/>
+    <w:uiPriority w:val="0"/>
     <w:pPr>
       <w:keepNext/>
       <w:keepLines/>
@@ -5108,13 +5090,14 @@
       <w:sz w:val="32"/>
     </w:rPr>
   </w:style>
-  <w:style w:type="paragraph" w:styleId="3">
+  <w:style w:type="paragraph" w:styleId="4">
     <w:name w:val="heading 3"/>
-    <w:basedOn w:val="a"/>
-    <w:next w:val="a"/>
+    <w:basedOn w:val="1"/>
+    <w:next w:val="1"/>
     <w:semiHidden/>
     <w:unhideWhenUsed/>
     <w:qFormat/>
+    <w:uiPriority w:val="0"/>
     <w:pPr>
       <w:keepNext/>
       <w:keepLines/>
@@ -5130,12 +5113,13 @@
       <w:sz w:val="32"/>
     </w:rPr>
   </w:style>
-  <w:style w:type="paragraph" w:styleId="4">
+  <w:style w:type="paragraph" w:styleId="5">
     <w:name w:val="heading 4"/>
-    <w:basedOn w:val="a"/>
-    <w:next w:val="a"/>
+    <w:basedOn w:val="1"/>
+    <w:next w:val="1"/>
     <w:unhideWhenUsed/>
     <w:qFormat/>
+    <w:uiPriority w:val="0"/>
     <w:pPr>
       <w:keepNext/>
       <w:keepLines/>
@@ -5152,13 +5136,14 @@
       <w:sz w:val="28"/>
     </w:rPr>
   </w:style>
-  <w:style w:type="paragraph" w:styleId="5">
+  <w:style w:type="paragraph" w:styleId="6">
     <w:name w:val="heading 5"/>
-    <w:basedOn w:val="a"/>
-    <w:next w:val="a"/>
+    <w:basedOn w:val="1"/>
+    <w:next w:val="1"/>
     <w:semiHidden/>
     <w:unhideWhenUsed/>
     <w:qFormat/>
+    <w:uiPriority w:val="0"/>
     <w:pPr>
       <w:keepNext/>
       <w:keepLines/>
@@ -5174,13 +5159,14 @@
       <w:sz w:val="28"/>
     </w:rPr>
   </w:style>
-  <w:style w:type="paragraph" w:styleId="6">
+  <w:style w:type="paragraph" w:styleId="7">
     <w:name w:val="heading 6"/>
-    <w:basedOn w:val="a"/>
-    <w:next w:val="a"/>
+    <w:basedOn w:val="1"/>
+    <w:next w:val="1"/>
     <w:semiHidden/>
     <w:unhideWhenUsed/>
     <w:qFormat/>
+    <w:uiPriority w:val="0"/>
     <w:pPr>
       <w:keepNext/>
       <w:keepLines/>
@@ -5197,13 +5183,14 @@
       <w:sz w:val="24"/>
     </w:rPr>
   </w:style>
-  <w:style w:type="paragraph" w:styleId="7">
+  <w:style w:type="paragraph" w:styleId="8">
     <w:name w:val="heading 7"/>
-    <w:basedOn w:val="a"/>
-    <w:next w:val="a"/>
+    <w:basedOn w:val="1"/>
+    <w:next w:val="1"/>
     <w:semiHidden/>
     <w:unhideWhenUsed/>
     <w:qFormat/>
+    <w:uiPriority w:val="0"/>
     <w:pPr>
       <w:keepNext/>
       <w:keepLines/>
@@ -5219,13 +5206,14 @@
       <w:sz w:val="24"/>
     </w:rPr>
   </w:style>
-  <w:style w:type="paragraph" w:styleId="8">
+  <w:style w:type="paragraph" w:styleId="9">
     <w:name w:val="heading 8"/>
-    <w:basedOn w:val="a"/>
-    <w:next w:val="a"/>
+    <w:basedOn w:val="1"/>
+    <w:next w:val="1"/>
     <w:semiHidden/>
     <w:unhideWhenUsed/>
     <w:qFormat/>
+    <w:uiPriority w:val="0"/>
     <w:pPr>
       <w:keepNext/>
       <w:keepLines/>
@@ -5241,13 +5229,14 @@
       <w:sz w:val="24"/>
     </w:rPr>
   </w:style>
-  <w:style w:type="paragraph" w:styleId="9">
+  <w:style w:type="paragraph" w:styleId="10">
     <w:name w:val="heading 9"/>
-    <w:basedOn w:val="a"/>
-    <w:next w:val="a"/>
+    <w:basedOn w:val="1"/>
+    <w:next w:val="1"/>
     <w:semiHidden/>
     <w:unhideWhenUsed/>
     <w:qFormat/>
+    <w:uiPriority w:val="0"/>
     <w:pPr>
       <w:keepNext/>
       <w:keepLines/>
@@ -5262,19 +5251,20 @@
       <w:rFonts w:eastAsia="黑体"/>
     </w:rPr>
   </w:style>
-  <w:style w:type="character" w:default="1" w:styleId="a0">
+  <w:style w:type="character" w:default="1" w:styleId="22">
     <w:name w:val="Default Paragraph Font"/>
-    <w:uiPriority w:val="1"/>
     <w:semiHidden/>
     <w:unhideWhenUsed/>
+    <w:qFormat/>
+    <w:uiPriority w:val="1"/>
   </w:style>
-  <w:style w:type="table" w:default="1" w:styleId="a1">
+  <w:style w:type="table" w:default="1" w:styleId="20">
     <w:name w:val="Normal Table"/>
-    <w:uiPriority w:val="99"/>
     <w:semiHidden/>
     <w:unhideWhenUsed/>
+    <w:qFormat/>
+    <w:uiPriority w:val="99"/>
     <w:tblPr>
-      <w:tblInd w:w="0" w:type="dxa"/>
       <w:tblCellMar>
         <w:top w:w="0" w:type="dxa"/>
         <w:left w:w="108" w:type="dxa"/>
@@ -5283,39 +5273,37 @@
       </w:tblCellMar>
     </w:tblPr>
   </w:style>
-  <w:style w:type="numbering" w:default="1" w:styleId="a2">
-    <w:name w:val="No List"/>
-    <w:uiPriority w:val="99"/>
-    <w:semiHidden/>
-    <w:unhideWhenUsed/>
+  <w:style w:type="paragraph" w:styleId="11">
+    <w:name w:val="annotation text"/>
+    <w:basedOn w:val="1"/>
+    <w:qFormat/>
+    <w:uiPriority w:val="0"/>
   </w:style>
-  <w:style w:type="paragraph" w:styleId="a3">
-    <w:name w:val="annotation text"/>
-    <w:basedOn w:val="a"/>
-    <w:qFormat/>
-  </w:style>
-  <w:style w:type="paragraph" w:styleId="a4">
+  <w:style w:type="paragraph" w:styleId="12">
     <w:name w:val="Body Text"/>
-    <w:basedOn w:val="a"/>
+    <w:basedOn w:val="1"/>
     <w:semiHidden/>
     <w:qFormat/>
+    <w:uiPriority w:val="0"/>
     <w:rPr>
       <w:rFonts w:eastAsia="Arial"/>
     </w:rPr>
   </w:style>
-  <w:style w:type="paragraph" w:styleId="TOC3">
+  <w:style w:type="paragraph" w:styleId="13">
     <w:name w:val="toc 3"/>
-    <w:basedOn w:val="a"/>
-    <w:next w:val="a"/>
+    <w:basedOn w:val="1"/>
+    <w:next w:val="1"/>
     <w:qFormat/>
+    <w:uiPriority w:val="0"/>
     <w:pPr>
-      <w:ind w:leftChars="400" w:left="840"/>
+      <w:ind w:left="840" w:leftChars="400"/>
     </w:pPr>
   </w:style>
-  <w:style w:type="paragraph" w:styleId="a5">
+  <w:style w:type="paragraph" w:styleId="14">
     <w:name w:val="footer"/>
-    <w:basedOn w:val="a"/>
+    <w:basedOn w:val="1"/>
     <w:qFormat/>
+    <w:uiPriority w:val="0"/>
     <w:pPr>
       <w:tabs>
         <w:tab w:val="center" w:pos="4153"/>
@@ -5326,16 +5314,17 @@
       <w:sz w:val="18"/>
     </w:rPr>
   </w:style>
-  <w:style w:type="paragraph" w:styleId="a6">
+  <w:style w:type="paragraph" w:styleId="15">
     <w:name w:val="header"/>
-    <w:basedOn w:val="a"/>
+    <w:basedOn w:val="1"/>
     <w:qFormat/>
+    <w:uiPriority w:val="0"/>
     <w:pPr>
       <w:pBdr>
-        <w:top w:val="nil"/>
-        <w:left w:val="nil"/>
-        <w:bottom w:val="nil"/>
-        <w:right w:val="nil"/>
+        <w:top w:val="none" w:color="auto" w:sz="0" w:space="0"/>
+        <w:left w:val="none" w:color="auto" w:sz="0" w:space="0"/>
+        <w:bottom w:val="none" w:color="auto" w:sz="0" w:space="0"/>
+        <w:right w:val="none" w:color="auto" w:sz="0" w:space="0"/>
       </w:pBdr>
       <w:tabs>
         <w:tab w:val="center" w:pos="4153"/>
@@ -5348,37 +5337,41 @@
       <w:sz w:val="18"/>
     </w:rPr>
   </w:style>
-  <w:style w:type="paragraph" w:styleId="TOC1">
+  <w:style w:type="paragraph" w:styleId="16">
     <w:name w:val="toc 1"/>
-    <w:basedOn w:val="a"/>
-    <w:next w:val="a"/>
+    <w:basedOn w:val="1"/>
+    <w:next w:val="1"/>
     <w:qFormat/>
+    <w:uiPriority w:val="0"/>
     <w:rPr>
       <w:rFonts w:eastAsia="Microsoft JhengHei"/>
       <w:sz w:val="24"/>
     </w:rPr>
   </w:style>
-  <w:style w:type="paragraph" w:styleId="TOC2">
+  <w:style w:type="paragraph" w:styleId="17">
     <w:name w:val="toc 2"/>
-    <w:basedOn w:val="a"/>
-    <w:next w:val="a"/>
+    <w:basedOn w:val="1"/>
+    <w:next w:val="1"/>
     <w:qFormat/>
+    <w:uiPriority w:val="0"/>
     <w:pPr>
-      <w:ind w:leftChars="200" w:left="420"/>
+      <w:ind w:left="420" w:leftChars="200"/>
     </w:pPr>
   </w:style>
-  <w:style w:type="paragraph" w:styleId="a7">
+  <w:style w:type="paragraph" w:styleId="18">
     <w:name w:val="Normal (Web)"/>
-    <w:basedOn w:val="a"/>
+    <w:basedOn w:val="1"/>
     <w:qFormat/>
+    <w:uiPriority w:val="0"/>
     <w:rPr>
       <w:sz w:val="24"/>
     </w:rPr>
   </w:style>
-  <w:style w:type="paragraph" w:styleId="a8">
+  <w:style w:type="paragraph" w:styleId="19">
     <w:name w:val="Title"/>
-    <w:basedOn w:val="a"/>
+    <w:basedOn w:val="1"/>
     <w:qFormat/>
+    <w:uiPriority w:val="0"/>
     <w:pPr>
       <w:spacing w:before="240" w:after="60"/>
       <w:jc w:val="center"/>
@@ -5389,68 +5382,73 @@
       <w:sz w:val="32"/>
     </w:rPr>
   </w:style>
-  <w:style w:type="table" w:styleId="a9">
+  <w:style w:type="table" w:styleId="21">
     <w:name w:val="Table Grid"/>
-    <w:basedOn w:val="a1"/>
+    <w:basedOn w:val="20"/>
     <w:qFormat/>
+    <w:uiPriority w:val="0"/>
     <w:pPr>
       <w:widowControl w:val="0"/>
       <w:jc w:val="both"/>
     </w:pPr>
     <w:tblPr>
       <w:tblBorders>
-        <w:top w:val="single" w:sz="4" w:space="0" w:color="auto"/>
-        <w:left w:val="single" w:sz="4" w:space="0" w:color="auto"/>
-        <w:bottom w:val="single" w:sz="4" w:space="0" w:color="auto"/>
-        <w:right w:val="single" w:sz="4" w:space="0" w:color="auto"/>
-        <w:insideH w:val="single" w:sz="4" w:space="0" w:color="auto"/>
-        <w:insideV w:val="single" w:sz="4" w:space="0" w:color="auto"/>
+        <w:top w:val="single" w:color="auto" w:sz="4" w:space="0"/>
+        <w:left w:val="single" w:color="auto" w:sz="4" w:space="0"/>
+        <w:bottom w:val="single" w:color="auto" w:sz="4" w:space="0"/>
+        <w:right w:val="single" w:color="auto" w:sz="4" w:space="0"/>
+        <w:insideH w:val="single" w:color="auto" w:sz="4" w:space="0"/>
+        <w:insideV w:val="single" w:color="auto" w:sz="4" w:space="0"/>
       </w:tblBorders>
     </w:tblPr>
   </w:style>
-  <w:style w:type="character" w:styleId="aa">
+  <w:style w:type="character" w:styleId="23">
     <w:name w:val="Strong"/>
-    <w:basedOn w:val="a0"/>
+    <w:basedOn w:val="22"/>
     <w:qFormat/>
+    <w:uiPriority w:val="0"/>
     <w:rPr>
       <w:b/>
     </w:rPr>
   </w:style>
-  <w:style w:type="paragraph" w:customStyle="1" w:styleId="ab">
+  <w:style w:type="paragraph" w:customStyle="1" w:styleId="24">
     <w:name w:val="柴_公司名"/>
-    <w:basedOn w:val="a8"/>
+    <w:basedOn w:val="19"/>
     <w:qFormat/>
+    <w:uiPriority w:val="0"/>
     <w:pPr>
-      <w:spacing w:afterLines="600" w:after="600"/>
+      <w:spacing w:after="600" w:afterLines="600"/>
     </w:pPr>
     <w:rPr>
-      <w:rFonts w:ascii="宋体" w:hAnsi="宋体" w:cs="宋体" w:hint="eastAsia"/>
+      <w:rFonts w:hint="eastAsia" w:ascii="宋体" w:hAnsi="宋体" w:cs="宋体"/>
       <w:bCs/>
       <w:spacing w:val="-6"/>
       <w:sz w:val="52"/>
       <w:szCs w:val="52"/>
     </w:rPr>
   </w:style>
-  <w:style w:type="paragraph" w:customStyle="1" w:styleId="ac">
+  <w:style w:type="paragraph" w:customStyle="1" w:styleId="25">
     <w:name w:val="柴_文档名"/>
-    <w:basedOn w:val="a8"/>
+    <w:basedOn w:val="19"/>
     <w:qFormat/>
+    <w:uiPriority w:val="0"/>
     <w:pPr>
-      <w:spacing w:afterLines="900" w:after="900"/>
+      <w:spacing w:after="900" w:afterLines="900"/>
     </w:pPr>
     <w:rPr>
-      <w:rFonts w:ascii="黑体" w:eastAsia="黑体" w:hAnsi="黑体" w:cs="黑体"/>
+      <w:rFonts w:ascii="黑体" w:hAnsi="黑体" w:eastAsia="黑体" w:cs="黑体"/>
       <w:bCs/>
       <w:spacing w:val="-7"/>
       <w:sz w:val="52"/>
       <w:szCs w:val="52"/>
     </w:rPr>
   </w:style>
-  <w:style w:type="table" w:customStyle="1" w:styleId="TableNormal0">
+  <w:style w:type="table" w:customStyle="1" w:styleId="26">
     <w:name w:val="Table Normal_0"/>
     <w:semiHidden/>
     <w:unhideWhenUsed/>
     <w:qFormat/>
+    <w:uiPriority w:val="0"/>
     <w:tblPr>
       <w:tblCellMar>
         <w:top w:w="0" w:type="dxa"/>
@@ -5460,21 +5458,23 @@
       </w:tblCellMar>
     </w:tblPr>
   </w:style>
-  <w:style w:type="paragraph" w:customStyle="1" w:styleId="TableText">
+  <w:style w:type="paragraph" w:customStyle="1" w:styleId="27">
     <w:name w:val="Table Text"/>
-    <w:basedOn w:val="a"/>
+    <w:basedOn w:val="1"/>
     <w:semiHidden/>
     <w:qFormat/>
+    <w:uiPriority w:val="0"/>
     <w:rPr>
       <w:rFonts w:ascii="宋体" w:hAnsi="宋体" w:cs="宋体"/>
     </w:rPr>
   </w:style>
-  <w:style w:type="paragraph" w:customStyle="1" w:styleId="10">
+  <w:style w:type="paragraph" w:customStyle="1" w:styleId="28">
     <w:name w:val="柴_标题1"/>
-    <w:basedOn w:val="1"/>
-    <w:next w:val="ad"/>
-    <w:link w:val="1Char"/>
+    <w:basedOn w:val="2"/>
+    <w:next w:val="29"/>
+    <w:link w:val="38"/>
     <w:qFormat/>
+    <w:uiPriority w:val="0"/>
     <w:pPr>
       <w:spacing w:before="100" w:after="90" w:line="360" w:lineRule="auto"/>
     </w:pPr>
@@ -5482,13 +5482,14 @@
       <w:sz w:val="32"/>
     </w:rPr>
   </w:style>
-  <w:style w:type="paragraph" w:customStyle="1" w:styleId="ad">
+  <w:style w:type="paragraph" w:customStyle="1" w:styleId="29">
     <w:name w:val="柴_正文"/>
-    <w:basedOn w:val="a4"/>
-    <w:link w:val="Char"/>
+    <w:basedOn w:val="12"/>
+    <w:link w:val="41"/>
     <w:qFormat/>
+    <w:uiPriority w:val="0"/>
     <w:pPr>
-      <w:ind w:firstLineChars="200" w:firstLine="470"/>
+      <w:ind w:firstLine="470" w:firstLineChars="200"/>
     </w:pPr>
     <w:rPr>
       <w:rFonts w:eastAsia="宋体"/>
@@ -5496,11 +5497,12 @@
       <w:lang w:eastAsia="zh-CN"/>
     </w:rPr>
   </w:style>
-  <w:style w:type="paragraph" w:customStyle="1" w:styleId="20">
+  <w:style w:type="paragraph" w:customStyle="1" w:styleId="30">
     <w:name w:val="柴_标题2"/>
-    <w:basedOn w:val="2"/>
-    <w:next w:val="ad"/>
+    <w:basedOn w:val="3"/>
+    <w:next w:val="29"/>
     <w:qFormat/>
+    <w:uiPriority w:val="0"/>
     <w:pPr>
       <w:spacing w:line="360" w:lineRule="auto"/>
     </w:pPr>
@@ -5509,14 +5511,15 @@
       <w:sz w:val="28"/>
     </w:rPr>
   </w:style>
-  <w:style w:type="paragraph" w:customStyle="1" w:styleId="30">
+  <w:style w:type="paragraph" w:customStyle="1" w:styleId="31">
     <w:name w:val="柴_标题3"/>
-    <w:basedOn w:val="3"/>
-    <w:next w:val="ad"/>
+    <w:basedOn w:val="4"/>
+    <w:next w:val="29"/>
     <w:qFormat/>
+    <w:uiPriority w:val="0"/>
     <w:pPr>
       <w:spacing w:line="360" w:lineRule="auto"/>
-      <w:ind w:left="0" w:firstLineChars="200" w:firstLine="472"/>
+      <w:ind w:left="0" w:firstLine="472" w:firstLineChars="200"/>
     </w:pPr>
     <w:rPr>
       <w:rFonts w:ascii="宋体" w:hAnsi="宋体" w:cs="宋体"/>
@@ -5525,11 +5528,12 @@
       <w:szCs w:val="24"/>
     </w:rPr>
   </w:style>
-  <w:style w:type="paragraph" w:customStyle="1" w:styleId="ae">
+  <w:style w:type="paragraph" w:customStyle="1" w:styleId="32">
     <w:name w:val="柴_目录"/>
-    <w:basedOn w:val="a"/>
-    <w:next w:val="a4"/>
+    <w:basedOn w:val="1"/>
+    <w:next w:val="12"/>
     <w:qFormat/>
+    <w:uiPriority w:val="0"/>
     <w:pPr>
       <w:tabs>
         <w:tab w:val="right" w:leader="dot" w:pos="8442"/>
@@ -5540,37 +5544,54 @@
       <w:sz w:val="24"/>
     </w:rPr>
   </w:style>
-  <w:style w:type="paragraph" w:customStyle="1" w:styleId="WPSOffice1">
+  <w:style w:type="paragraph" w:customStyle="1" w:styleId="33">
     <w:name w:val="WPSOffice手动目录 1"/>
     <w:qFormat/>
+    <w:uiPriority w:val="0"/>
+    <w:rPr>
+      <w:rFonts w:ascii="Times New Roman" w:hAnsi="Times New Roman" w:eastAsia="宋体" w:cs="Times New Roman"/>
+      <w:lang w:val="en-US" w:eastAsia="zh-CN" w:bidi="ar-SA"/>
+    </w:rPr>
   </w:style>
-  <w:style w:type="paragraph" w:customStyle="1" w:styleId="WPSOffice2">
+  <w:style w:type="paragraph" w:customStyle="1" w:styleId="34">
     <w:name w:val="WPSOffice手动目录 2"/>
     <w:qFormat/>
+    <w:uiPriority w:val="0"/>
     <w:pPr>
-      <w:ind w:leftChars="200" w:left="200"/>
+      <w:ind w:left="200" w:leftChars="200"/>
     </w:pPr>
+    <w:rPr>
+      <w:rFonts w:ascii="Times New Roman" w:hAnsi="Times New Roman" w:eastAsia="宋体" w:cs="Times New Roman"/>
+      <w:lang w:val="en-US" w:eastAsia="zh-CN" w:bidi="ar-SA"/>
+    </w:rPr>
   </w:style>
-  <w:style w:type="paragraph" w:customStyle="1" w:styleId="WPSOffice3">
+  <w:style w:type="paragraph" w:customStyle="1" w:styleId="35">
     <w:name w:val="WPSOffice手动目录 3"/>
     <w:qFormat/>
+    <w:uiPriority w:val="0"/>
     <w:pPr>
-      <w:ind w:leftChars="400" w:left="400"/>
+      <w:ind w:left="400" w:leftChars="400"/>
     </w:pPr>
+    <w:rPr>
+      <w:rFonts w:ascii="Times New Roman" w:hAnsi="Times New Roman" w:eastAsia="宋体" w:cs="Times New Roman"/>
+      <w:lang w:val="en-US" w:eastAsia="zh-CN" w:bidi="ar-SA"/>
+    </w:rPr>
   </w:style>
-  <w:style w:type="paragraph" w:customStyle="1" w:styleId="Compact">
+  <w:style w:type="paragraph" w:customStyle="1" w:styleId="36">
     <w:name w:val="Compact"/>
-    <w:basedOn w:val="a4"/>
+    <w:basedOn w:val="12"/>
     <w:qFormat/>
+    <w:uiPriority w:val="0"/>
     <w:pPr>
       <w:spacing w:before="36" w:after="36"/>
     </w:pPr>
   </w:style>
-  <w:style w:type="table" w:customStyle="1" w:styleId="Table">
+  <w:style w:type="table" w:customStyle="1" w:styleId="37">
     <w:name w:val="Table"/>
     <w:semiHidden/>
     <w:unhideWhenUsed/>
     <w:qFormat/>
+    <w:uiPriority w:val="0"/>
     <w:tblPr>
       <w:tblCellMar>
         <w:top w:w="0" w:type="dxa"/>
@@ -5580,28 +5601,29 @@
       </w:tblCellMar>
     </w:tblPr>
     <w:tblStylePr w:type="firstRow">
-      <w:tblPr/>
       <w:tcPr>
         <w:tcBorders>
-          <w:bottom w:val="single" w:sz="0" w:space="0" w:color="auto"/>
+          <w:bottom w:val="single" w:color="auto" w:sz="0" w:space="0"/>
         </w:tcBorders>
         <w:vAlign w:val="bottom"/>
       </w:tcPr>
     </w:tblStylePr>
   </w:style>
-  <w:style w:type="character" w:customStyle="1" w:styleId="1Char">
+  <w:style w:type="character" w:customStyle="1" w:styleId="38">
     <w:name w:val="柴_标题1 Char"/>
-    <w:link w:val="10"/>
+    <w:link w:val="28"/>
     <w:qFormat/>
+    <w:uiPriority w:val="0"/>
     <w:rPr>
-      <w:rFonts w:ascii="Arial" w:eastAsia="宋体" w:hAnsi="Arial"/>
+      <w:rFonts w:ascii="Arial" w:hAnsi="Arial" w:eastAsia="宋体"/>
       <w:sz w:val="32"/>
     </w:rPr>
   </w:style>
-  <w:style w:type="paragraph" w:customStyle="1" w:styleId="af">
+  <w:style w:type="paragraph" w:customStyle="1" w:styleId="39">
     <w:name w:val="柴_正文_无缩进"/>
-    <w:basedOn w:val="a"/>
+    <w:basedOn w:val="1"/>
     <w:qFormat/>
+    <w:uiPriority w:val="0"/>
     <w:rPr>
       <w:sz w:val="24"/>
       <w:lang w:eastAsia="zh-CN"/>
@@ -5609,27 +5631,29 @@
   </w:style>
   <w:style w:type="paragraph" w:customStyle="1" w:styleId="40">
     <w:name w:val="柴_标题4"/>
-    <w:basedOn w:val="4"/>
-    <w:next w:val="a"/>
+    <w:basedOn w:val="5"/>
+    <w:next w:val="1"/>
     <w:qFormat/>
+    <w:uiPriority w:val="0"/>
     <w:pPr>
       <w:widowControl w:val="0"/>
       <w:spacing w:before="160" w:line="360" w:lineRule="auto"/>
-      <w:ind w:leftChars="300" w:left="981" w:hanging="862"/>
+      <w:ind w:left="981" w:leftChars="300" w:hanging="862"/>
     </w:pPr>
     <w:rPr>
-      <w:rFonts w:ascii="Calibri" w:eastAsia="宋体" w:hAnsi="Calibri" w:cs="宋体" w:hint="eastAsia"/>
+      <w:rFonts w:hint="eastAsia" w:ascii="Calibri" w:hAnsi="Calibri" w:eastAsia="宋体" w:cs="宋体"/>
       <w:sz w:val="24"/>
       <w:szCs w:val="24"/>
       <w:lang w:eastAsia="zh-CN" w:bidi="zh-CN"/>
     </w:rPr>
   </w:style>
-  <w:style w:type="character" w:customStyle="1" w:styleId="Char">
+  <w:style w:type="character" w:customStyle="1" w:styleId="41">
     <w:name w:val="柴_正文 Char"/>
-    <w:link w:val="ad"/>
+    <w:link w:val="29"/>
     <w:qFormat/>
+    <w:uiPriority w:val="0"/>
     <w:rPr>
-      <w:rFonts w:ascii="Arial" w:eastAsia="宋体" w:hAnsi="Arial"/>
+      <w:rFonts w:ascii="Arial" w:hAnsi="Arial" w:eastAsia="宋体"/>
       <w:sz w:val="24"/>
       <w:lang w:eastAsia="zh-CN"/>
     </w:rPr>
@@ -5881,6 +5905,5 @@
     </a:fmtScheme>
   </a:themeElements>
   <a:objectDefaults/>
-  <a:extraClrSchemeLst/>
 </a:theme>
 </file>